--- a/Configuracion S4 para Service V2.docx
+++ b/Configuracion S4 para Service V2.docx
@@ -1,6 +1,6 @@
 
 <file path=word/document.xml><?xml version="1.0" encoding="utf-8"?>
-<w:document xmlns:wpc="http://schemas.microsoft.com/office/word/2010/wordprocessingCanvas" xmlns:cx="http://schemas.microsoft.com/office/drawing/2014/chartex" xmlns:cx1="http://schemas.microsoft.com/office/drawing/2015/9/8/chartex" xmlns:cx2="http://schemas.microsoft.com/office/drawing/2015/10/21/chartex" xmlns:cx3="http://schemas.microsoft.com/office/drawing/2016/5/9/chartex" xmlns:cx4="http://schemas.microsoft.com/office/drawing/2016/5/10/chartex" xmlns:cx5="http://schemas.microsoft.com/office/drawing/2016/5/11/chartex" xmlns:cx6="http://schemas.microsoft.com/office/drawing/2016/5/12/chartex" xmlns:cx7="http://schemas.microsoft.com/office/drawing/2016/5/13/chartex" xmlns:cx8="http://schemas.microsoft.com/office/drawing/2016/5/14/chartex" xmlns:mc="http://schemas.openxmlformats.org/markup-compatibility/2006" xmlns:aink="http://schemas.microsoft.com/office/drawing/2016/ink" xmlns:am3d="http://schemas.microsoft.com/office/drawing/2017/model3d" xmlns:o="urn:schemas-microsoft-com:office:office" xmlns:oel="http://schemas.microsoft.com/office/2019/extlst" xmlns:r="http://schemas.openxmlformats.org/officeDocument/2006/relationships" xmlns:m="http://schemas.openxmlformats.org/officeDocument/2006/math" xmlns:v="urn:schemas-microsoft-com:vml" xmlns:wp14="http://schemas.microsoft.com/office/word/2010/wordprocessingDrawing" xmlns:wp="http://schemas.openxmlformats.org/drawingml/2006/wordprocessingDrawing" xmlns:w10="urn:schemas-microsoft-com:office:word" xmlns:w="http://schemas.openxmlformats.org/wordprocessingml/2006/main" xmlns:w14="http://schemas.microsoft.com/office/word/2010/wordml" xmlns:w15="http://schemas.microsoft.com/office/word/2012/wordml" xmlns:w16cex="http://schemas.microsoft.com/office/word/2018/wordml/cex" xmlns:w16cid="http://schemas.microsoft.com/office/word/2016/wordml/cid" xmlns:w16="http://schemas.microsoft.com/office/word/2018/wordml" xmlns:w16sdtdh="http://schemas.microsoft.com/office/word/2020/wordml/sdtdatahash" xmlns:w16se="http://schemas.microsoft.com/office/word/2015/wordml/symex" xmlns:wpg="http://schemas.microsoft.com/office/word/2010/wordprocessingGroup" xmlns:wpi="http://schemas.microsoft.com/office/word/2010/wordprocessingInk" xmlns:wne="http://schemas.microsoft.com/office/word/2006/wordml" xmlns:wps="http://schemas.microsoft.com/office/word/2010/wordprocessingShape" mc:Ignorable="w14 w15 w16se w16cid w16 w16cex w16sdtdh wp14">
+<w:document xmlns:wpc="http://schemas.microsoft.com/office/word/2010/wordprocessingCanvas" xmlns:cx="http://schemas.microsoft.com/office/drawing/2014/chartex" xmlns:cx1="http://schemas.microsoft.com/office/drawing/2015/9/8/chartex" xmlns:cx2="http://schemas.microsoft.com/office/drawing/2015/10/21/chartex" xmlns:cx3="http://schemas.microsoft.com/office/drawing/2016/5/9/chartex" xmlns:cx4="http://schemas.microsoft.com/office/drawing/2016/5/10/chartex" xmlns:cx5="http://schemas.microsoft.com/office/drawing/2016/5/11/chartex" xmlns:cx6="http://schemas.microsoft.com/office/drawing/2016/5/12/chartex" xmlns:cx7="http://schemas.microsoft.com/office/drawing/2016/5/13/chartex" xmlns:cx8="http://schemas.microsoft.com/office/drawing/2016/5/14/chartex" xmlns:mc="http://schemas.openxmlformats.org/markup-compatibility/2006" xmlns:aink="http://schemas.microsoft.com/office/drawing/2016/ink" xmlns:am3d="http://schemas.microsoft.com/office/drawing/2017/model3d" xmlns:o="urn:schemas-microsoft-com:office:office" xmlns:oel="http://schemas.microsoft.com/office/2019/extlst" xmlns:r="http://schemas.openxmlformats.org/officeDocument/2006/relationships" xmlns:m="http://schemas.openxmlformats.org/officeDocument/2006/math" xmlns:v="urn:schemas-microsoft-com:vml" xmlns:wp14="http://schemas.microsoft.com/office/word/2010/wordprocessingDrawing" xmlns:wp="http://schemas.openxmlformats.org/drawingml/2006/wordprocessingDrawing" xmlns:w10="urn:schemas-microsoft-com:office:word" xmlns:w="http://schemas.openxmlformats.org/wordprocessingml/2006/main" xmlns:w14="http://schemas.microsoft.com/office/word/2010/wordml" xmlns:w15="http://schemas.microsoft.com/office/word/2012/wordml" xmlns:w16cex="http://schemas.microsoft.com/office/word/2018/wordml/cex" xmlns:w16cid="http://schemas.microsoft.com/office/word/2016/wordml/cid" xmlns:w16="http://schemas.microsoft.com/office/word/2018/wordml" xmlns:w16du="http://schemas.microsoft.com/office/word/2023/wordml/word16du" xmlns:w16sdtdh="http://schemas.microsoft.com/office/word/2020/wordml/sdtdatahash" xmlns:w16sdtfl="http://schemas.microsoft.com/office/word/2024/wordml/sdtformatlock" xmlns:w16se="http://schemas.microsoft.com/office/word/2015/wordml/symex" xmlns:wpg="http://schemas.microsoft.com/office/word/2010/wordprocessingGroup" xmlns:wpi="http://schemas.microsoft.com/office/word/2010/wordprocessingInk" xmlns:wne="http://schemas.microsoft.com/office/word/2006/wordml" xmlns:wps="http://schemas.microsoft.com/office/word/2010/wordprocessingShape" mc:Ignorable="w14 w15 w16se w16cid w16 w16cex w16sdtdh w16sdtfl w16du wp14">
   <w:body>
     <w:p>
       <w:pPr>
@@ -776,7 +776,23 @@
           <w:sz w:val="18"/>
           <w:szCs w:val="18"/>
         </w:rPr>
-        <w:t xml:space="preserve"> en trx DRFIMF:</w:t>
+        <w:t xml:space="preserve"> en trx DRFIM</w:t>
+      </w:r>
+      <w:r>
+        <w:rPr>
+          <w:rFonts w:ascii="Verdana" w:hAnsi="Verdana"/>
+          <w:sz w:val="18"/>
+          <w:szCs w:val="18"/>
+        </w:rPr>
+        <w:t>G</w:t>
+      </w:r>
+      <w:r>
+        <w:rPr>
+          <w:rFonts w:ascii="Verdana" w:hAnsi="Verdana"/>
+          <w:sz w:val="18"/>
+          <w:szCs w:val="18"/>
+        </w:rPr>
+        <w:t>:</w:t>
       </w:r>
     </w:p>
     <w:p>
@@ -946,6 +962,7 @@
       <w:r>
         <w:rPr>
           <w:rFonts w:ascii="Verdana" w:hAnsi="Verdana"/>
+          <w:noProof/>
           <w:sz w:val="18"/>
           <w:szCs w:val="18"/>
         </w:rPr>
@@ -1009,6 +1026,213 @@
           <w:sz w:val="18"/>
           <w:szCs w:val="18"/>
         </w:rPr>
+        <w:lastRenderedPageBreak/>
+        <w:drawing>
+          <wp:inline distT="0" distB="0" distL="0" distR="0" wp14:anchorId="057E6F62" wp14:editId="49BF8DAE">
+            <wp:extent cx="5943600" cy="3093085"/>
+            <wp:effectExtent l="0" t="0" r="0" b="0"/>
+            <wp:docPr id="836231454" name="Picture 1"/>
+            <wp:cNvGraphicFramePr>
+              <a:graphicFrameLocks xmlns:a="http://schemas.openxmlformats.org/drawingml/2006/main" noChangeAspect="1"/>
+            </wp:cNvGraphicFramePr>
+            <a:graphic xmlns:a="http://schemas.openxmlformats.org/drawingml/2006/main">
+              <a:graphicData uri="http://schemas.openxmlformats.org/drawingml/2006/picture">
+                <pic:pic xmlns:pic="http://schemas.openxmlformats.org/drawingml/2006/picture">
+                  <pic:nvPicPr>
+                    <pic:cNvPr id="836231454" name=""/>
+                    <pic:cNvPicPr/>
+                  </pic:nvPicPr>
+                  <pic:blipFill>
+                    <a:blip r:embed="rId18"/>
+                    <a:stretch>
+                      <a:fillRect/>
+                    </a:stretch>
+                  </pic:blipFill>
+                  <pic:spPr>
+                    <a:xfrm>
+                      <a:off x="0" y="0"/>
+                      <a:ext cx="5943600" cy="3093085"/>
+                    </a:xfrm>
+                    <a:prstGeom prst="rect">
+                      <a:avLst/>
+                    </a:prstGeom>
+                  </pic:spPr>
+                </pic:pic>
+              </a:graphicData>
+            </a:graphic>
+          </wp:inline>
+        </w:drawing>
+      </w:r>
+    </w:p>
+    <w:p>
+      <w:pPr>
+        <w:rPr>
+          <w:rFonts w:ascii="Verdana" w:hAnsi="Verdana"/>
+          <w:sz w:val="18"/>
+          <w:szCs w:val="18"/>
+        </w:rPr>
+      </w:pPr>
+    </w:p>
+    <w:p>
+      <w:pPr>
+        <w:rPr>
+          <w:rFonts w:ascii="Verdana" w:hAnsi="Verdana"/>
+          <w:sz w:val="18"/>
+          <w:szCs w:val="18"/>
+        </w:rPr>
+      </w:pPr>
+      <w:r>
+        <w:rPr>
+          <w:rFonts w:ascii="Verdana" w:hAnsi="Verdana"/>
+          <w:sz w:val="18"/>
+          <w:szCs w:val="18"/>
+        </w:rPr>
+        <w:t>Aquí algunos serán IDOC y otros Servicios Soamanager, ver en el iflow:</w:t>
+      </w:r>
+    </w:p>
+    <w:p>
+      <w:pPr>
+        <w:rPr>
+          <w:rFonts w:ascii="Verdana" w:hAnsi="Verdana"/>
+          <w:sz w:val="18"/>
+          <w:szCs w:val="18"/>
+        </w:rPr>
+      </w:pPr>
+    </w:p>
+    <w:p>
+      <w:pPr>
+        <w:rPr>
+          <w:rFonts w:ascii="Verdana" w:hAnsi="Verdana"/>
+          <w:sz w:val="18"/>
+          <w:szCs w:val="18"/>
+        </w:rPr>
+      </w:pPr>
+      <w:r>
+        <w:rPr>
+          <w:rFonts w:ascii="Verdana" w:hAnsi="Verdana"/>
+          <w:sz w:val="18"/>
+          <w:szCs w:val="18"/>
+        </w:rPr>
+        <w:drawing>
+          <wp:inline distT="0" distB="0" distL="0" distR="0" wp14:anchorId="3D9E9983" wp14:editId="46CF6BF1">
+            <wp:extent cx="5943600" cy="1073150"/>
+            <wp:effectExtent l="0" t="0" r="0" b="0"/>
+            <wp:docPr id="1219047367" name="Picture 1"/>
+            <wp:cNvGraphicFramePr>
+              <a:graphicFrameLocks xmlns:a="http://schemas.openxmlformats.org/drawingml/2006/main" noChangeAspect="1"/>
+            </wp:cNvGraphicFramePr>
+            <a:graphic xmlns:a="http://schemas.openxmlformats.org/drawingml/2006/main">
+              <a:graphicData uri="http://schemas.openxmlformats.org/drawingml/2006/picture">
+                <pic:pic xmlns:pic="http://schemas.openxmlformats.org/drawingml/2006/picture">
+                  <pic:nvPicPr>
+                    <pic:cNvPr id="1219047367" name=""/>
+                    <pic:cNvPicPr/>
+                  </pic:nvPicPr>
+                  <pic:blipFill>
+                    <a:blip r:embed="rId19"/>
+                    <a:stretch>
+                      <a:fillRect/>
+                    </a:stretch>
+                  </pic:blipFill>
+                  <pic:spPr>
+                    <a:xfrm>
+                      <a:off x="0" y="0"/>
+                      <a:ext cx="5943600" cy="1073150"/>
+                    </a:xfrm>
+                    <a:prstGeom prst="rect">
+                      <a:avLst/>
+                    </a:prstGeom>
+                  </pic:spPr>
+                </pic:pic>
+              </a:graphicData>
+            </a:graphic>
+          </wp:inline>
+        </w:drawing>
+      </w:r>
+    </w:p>
+    <w:p>
+      <w:pPr>
+        <w:rPr>
+          <w:rFonts w:ascii="Verdana" w:hAnsi="Verdana"/>
+          <w:sz w:val="18"/>
+          <w:szCs w:val="18"/>
+        </w:rPr>
+      </w:pPr>
+    </w:p>
+    <w:p>
+      <w:pPr>
+        <w:rPr>
+          <w:rFonts w:ascii="Verdana" w:hAnsi="Verdana"/>
+          <w:sz w:val="18"/>
+          <w:szCs w:val="18"/>
+        </w:rPr>
+      </w:pPr>
+      <w:r>
+        <w:rPr>
+          <w:rFonts w:ascii="Verdana" w:hAnsi="Verdana"/>
+          <w:sz w:val="18"/>
+          <w:szCs w:val="18"/>
+        </w:rPr>
+        <w:drawing>
+          <wp:inline distT="0" distB="0" distL="0" distR="0" wp14:anchorId="5F48FCCE" wp14:editId="135808A2">
+            <wp:extent cx="5943600" cy="1082675"/>
+            <wp:effectExtent l="0" t="0" r="0" b="3175"/>
+            <wp:docPr id="460336002" name="Picture 1" descr="A screenshot of a computer&#10;&#10;AI-generated content may be incorrect."/>
+            <wp:cNvGraphicFramePr>
+              <a:graphicFrameLocks xmlns:a="http://schemas.openxmlformats.org/drawingml/2006/main" noChangeAspect="1"/>
+            </wp:cNvGraphicFramePr>
+            <a:graphic xmlns:a="http://schemas.openxmlformats.org/drawingml/2006/main">
+              <a:graphicData uri="http://schemas.openxmlformats.org/drawingml/2006/picture">
+                <pic:pic xmlns:pic="http://schemas.openxmlformats.org/drawingml/2006/picture">
+                  <pic:nvPicPr>
+                    <pic:cNvPr id="460336002" name="Picture 1" descr="A screenshot of a computer&#10;&#10;AI-generated content may be incorrect."/>
+                    <pic:cNvPicPr/>
+                  </pic:nvPicPr>
+                  <pic:blipFill>
+                    <a:blip r:embed="rId20"/>
+                    <a:stretch>
+                      <a:fillRect/>
+                    </a:stretch>
+                  </pic:blipFill>
+                  <pic:spPr>
+                    <a:xfrm>
+                      <a:off x="0" y="0"/>
+                      <a:ext cx="5943600" cy="1082675"/>
+                    </a:xfrm>
+                    <a:prstGeom prst="rect">
+                      <a:avLst/>
+                    </a:prstGeom>
+                  </pic:spPr>
+                </pic:pic>
+              </a:graphicData>
+            </a:graphic>
+          </wp:inline>
+        </w:drawing>
+      </w:r>
+    </w:p>
+    <w:p>
+      <w:pPr>
+        <w:rPr>
+          <w:rFonts w:ascii="Verdana" w:hAnsi="Verdana"/>
+          <w:sz w:val="18"/>
+          <w:szCs w:val="18"/>
+        </w:rPr>
+      </w:pPr>
+    </w:p>
+    <w:p>
+      <w:pPr>
+        <w:rPr>
+          <w:rFonts w:ascii="Verdana" w:hAnsi="Verdana"/>
+          <w:sz w:val="18"/>
+          <w:szCs w:val="18"/>
+        </w:rPr>
+      </w:pPr>
+      <w:r>
+        <w:rPr>
+          <w:rFonts w:ascii="Verdana" w:hAnsi="Verdana"/>
+          <w:sz w:val="18"/>
+          <w:szCs w:val="18"/>
+        </w:rPr>
         <w:t>b) Crear modelo de replicación</w:t>
       </w:r>
       <w:r>
@@ -1060,7 +1284,7 @@
                     <pic:cNvPicPr/>
                   </pic:nvPicPr>
                   <pic:blipFill>
-                    <a:blip r:embed="rId18"/>
+                    <a:blip r:embed="rId21"/>
                     <a:stretch>
                       <a:fillRect/>
                     </a:stretch>
@@ -1121,7 +1345,7 @@
                     <pic:cNvPicPr/>
                   </pic:nvPicPr>
                   <pic:blipFill>
-                    <a:blip r:embed="rId19"/>
+                    <a:blip r:embed="rId22"/>
                     <a:stretch>
                       <a:fillRect/>
                     </a:stretch>
@@ -1162,6 +1386,7 @@
       <w:r>
         <w:rPr>
           <w:rFonts w:ascii="Verdana" w:hAnsi="Verdana"/>
+          <w:noProof/>
           <w:sz w:val="18"/>
           <w:szCs w:val="18"/>
         </w:rPr>
@@ -1181,7 +1406,7 @@
                     <pic:cNvPicPr/>
                   </pic:nvPicPr>
                   <pic:blipFill>
-                    <a:blip r:embed="rId20"/>
+                    <a:blip r:embed="rId23"/>
                     <a:stretch>
                       <a:fillRect/>
                     </a:stretch>
@@ -2487,7 +2712,7 @@
                     <pic:cNvPicPr/>
                   </pic:nvPicPr>
                   <pic:blipFill>
-                    <a:blip r:embed="rId25"/>
+                    <a:blip r:embed="rId28"/>
                     <a:stretch>
                       <a:fillRect/>
                     </a:stretch>
@@ -2716,6 +2941,2646 @@
         <w:t xml:space="preserve"> Infornation message with text “New service group(s) successfully published” will appear.</w:t>
       </w:r>
     </w:p>
+    <w:p>
+      <w:pPr>
+        <w:pStyle w:val="listpara1"/>
+        <w:rPr>
+          <w:rFonts w:ascii="BentonSans Book" w:hAnsi="BentonSans Book"/>
+          <w:sz w:val="18"/>
+          <w:szCs w:val="18"/>
+          <w:lang w:val="en-US"/>
+        </w:rPr>
+      </w:pPr>
+    </w:p>
+    <w:p>
+      <w:pPr>
+        <w:pStyle w:val="listpara1"/>
+        <w:rPr>
+          <w:rFonts w:ascii="BentonSans Book" w:hAnsi="BentonSans Book"/>
+          <w:sz w:val="18"/>
+          <w:szCs w:val="18"/>
+          <w:lang w:val="en-US"/>
+        </w:rPr>
+      </w:pPr>
+    </w:p>
+    <w:p>
+      <w:pPr>
+        <w:rPr>
+          <w:rFonts w:ascii="Verdana" w:eastAsia="Times New Roman" w:hAnsi="Verdana" w:cs="Times New Roman"/>
+          <w:color w:val="000000"/>
+          <w:kern w:val="0"/>
+          <w:sz w:val="18"/>
+          <w:szCs w:val="18"/>
+          <w:lang w:val="en-US"/>
+          <w14:ligatures w14:val="none"/>
+        </w:rPr>
+      </w:pPr>
+      <w:r>
+        <w:rPr>
+          <w:rFonts w:ascii="BentonSans Book" w:hAnsi="BentonSans Book"/>
+          <w:b/>
+          <w:bCs/>
+          <w:sz w:val="18"/>
+          <w:szCs w:val="18"/>
+          <w:lang w:val="en-US"/>
+        </w:rPr>
+        <w:t>EXTRA</w:t>
+      </w:r>
+      <w:r>
+        <w:rPr>
+          <w:rFonts w:ascii="BentonSans Book" w:hAnsi="BentonSans Book"/>
+          <w:sz w:val="18"/>
+          <w:szCs w:val="18"/>
+          <w:lang w:val="en-US"/>
+        </w:rPr>
+        <w:t xml:space="preserve"> (Odata adicionales para package </w:t>
+      </w:r>
+      <w:r>
+        <w:rPr>
+          <w:rFonts w:ascii="Verdana" w:eastAsia="Times New Roman" w:hAnsi="Verdana" w:cs="Times New Roman"/>
+          <w:color w:val="000000"/>
+          <w:kern w:val="0"/>
+          <w:sz w:val="18"/>
+          <w:szCs w:val="18"/>
+          <w:lang w:val="en-US"/>
+          <w14:ligatures w14:val="none"/>
+        </w:rPr>
+        <w:t>Sales Cloud Version 2 - Customer Insights Integration with SAP S/4HANA</w:t>
+      </w:r>
+      <w:r>
+        <w:rPr>
+          <w:rFonts w:ascii="Verdana" w:eastAsia="Times New Roman" w:hAnsi="Verdana" w:cs="Times New Roman"/>
+          <w:color w:val="000000"/>
+          <w:kern w:val="0"/>
+          <w:sz w:val="18"/>
+          <w:szCs w:val="18"/>
+          <w:lang w:val="en-US"/>
+          <w14:ligatures w14:val="none"/>
+        </w:rPr>
+        <w:t>):</w:t>
+      </w:r>
+    </w:p>
+    <w:p>
+      <w:pPr>
+        <w:rPr>
+          <w:rFonts w:ascii="Verdana" w:eastAsia="Times New Roman" w:hAnsi="Verdana" w:cs="Times New Roman"/>
+          <w:color w:val="000000"/>
+          <w:kern w:val="0"/>
+          <w:sz w:val="18"/>
+          <w:szCs w:val="18"/>
+          <w14:ligatures w14:val="none"/>
+        </w:rPr>
+      </w:pPr>
+      <w:r>
+        <w:rPr>
+          <w:rFonts w:ascii="Verdana" w:eastAsia="Times New Roman" w:hAnsi="Verdana" w:cs="Times New Roman"/>
+          <w:color w:val="000000"/>
+          <w:kern w:val="0"/>
+          <w:sz w:val="18"/>
+          <w:szCs w:val="18"/>
+          <w14:ligatures w14:val="none"/>
+        </w:rPr>
+        <w:t>A diferencia de los O</w:t>
+      </w:r>
+      <w:r>
+        <w:rPr>
+          <w:rFonts w:ascii="Verdana" w:eastAsia="Times New Roman" w:hAnsi="Verdana" w:cs="Times New Roman"/>
+          <w:color w:val="000000"/>
+          <w:kern w:val="0"/>
+          <w:sz w:val="18"/>
+          <w:szCs w:val="18"/>
+          <w14:ligatures w14:val="none"/>
+        </w:rPr>
+        <w:t>data anteriores, estos se deben agregar uno a uno:</w:t>
+      </w:r>
+    </w:p>
+    <w:p>
+      <w:pPr>
+        <w:rPr>
+          <w:rFonts w:ascii="Verdana" w:eastAsia="Times New Roman" w:hAnsi="Verdana" w:cs="Times New Roman"/>
+          <w:color w:val="000000"/>
+          <w:kern w:val="0"/>
+          <w:sz w:val="18"/>
+          <w:szCs w:val="18"/>
+          <w:lang w:val="en-US"/>
+          <w14:ligatures w14:val="none"/>
+        </w:rPr>
+      </w:pPr>
+      <w:r>
+        <w:rPr>
+          <w:rFonts w:ascii="Verdana" w:eastAsia="Times New Roman" w:hAnsi="Verdana" w:cs="Times New Roman"/>
+          <w:color w:val="000000"/>
+          <w:kern w:val="0"/>
+          <w:sz w:val="18"/>
+          <w:szCs w:val="18"/>
+          <w:lang w:val="en-US"/>
+          <w14:ligatures w14:val="none"/>
+        </w:rPr>
+        <w:t>1)Ir a trx /n/IWFND/MAINT_SERVICE</w:t>
+      </w:r>
+    </w:p>
+    <w:p>
+      <w:pPr>
+        <w:rPr>
+          <w:rFonts w:ascii="Verdana" w:eastAsia="Times New Roman" w:hAnsi="Verdana" w:cs="Times New Roman"/>
+          <w:color w:val="000000"/>
+          <w:kern w:val="0"/>
+          <w:sz w:val="18"/>
+          <w:szCs w:val="18"/>
+          <w:lang w:val="en-US"/>
+          <w14:ligatures w14:val="none"/>
+        </w:rPr>
+      </w:pPr>
+      <w:r>
+        <w:rPr>
+          <w:rFonts w:ascii="Verdana" w:eastAsia="Times New Roman" w:hAnsi="Verdana" w:cs="Times New Roman"/>
+          <w:color w:val="000000"/>
+          <w:kern w:val="0"/>
+          <w:sz w:val="18"/>
+          <w:szCs w:val="18"/>
+          <w:lang w:val="en-US"/>
+          <w14:ligatures w14:val="none"/>
+        </w:rPr>
+        <w:t>2) Seleccionar “Add service”:</w:t>
+      </w:r>
+    </w:p>
+    <w:p>
+      <w:pPr>
+        <w:rPr>
+          <w:rFonts w:ascii="Verdana" w:eastAsia="Times New Roman" w:hAnsi="Verdana" w:cs="Times New Roman"/>
+          <w:color w:val="000000"/>
+          <w:kern w:val="0"/>
+          <w:sz w:val="18"/>
+          <w:szCs w:val="18"/>
+          <w:lang w:val="en-US"/>
+          <w14:ligatures w14:val="none"/>
+        </w:rPr>
+      </w:pPr>
+      <w:r>
+        <w:rPr>
+          <w:rFonts w:ascii="Verdana" w:eastAsia="Times New Roman" w:hAnsi="Verdana" w:cs="Times New Roman"/>
+          <w:noProof/>
+          <w:color w:val="000000"/>
+          <w:kern w:val="0"/>
+          <w:sz w:val="18"/>
+          <w:szCs w:val="18"/>
+          <w:lang w:val="en-US"/>
+          <w14:ligatures w14:val="none"/>
+        </w:rPr>
+        <w:drawing>
+          <wp:inline distT="0" distB="0" distL="0" distR="0" wp14:anchorId="288A6F06" wp14:editId="50123C27">
+            <wp:extent cx="5943600" cy="1407160"/>
+            <wp:effectExtent l="0" t="0" r="0" b="2540"/>
+            <wp:docPr id="1968857846" name="Picture 1"/>
+            <wp:cNvGraphicFramePr>
+              <a:graphicFrameLocks xmlns:a="http://schemas.openxmlformats.org/drawingml/2006/main" noChangeAspect="1"/>
+            </wp:cNvGraphicFramePr>
+            <a:graphic xmlns:a="http://schemas.openxmlformats.org/drawingml/2006/main">
+              <a:graphicData uri="http://schemas.openxmlformats.org/drawingml/2006/picture">
+                <pic:pic xmlns:pic="http://schemas.openxmlformats.org/drawingml/2006/picture">
+                  <pic:nvPicPr>
+                    <pic:cNvPr id="1968857846" name=""/>
+                    <pic:cNvPicPr/>
+                  </pic:nvPicPr>
+                  <pic:blipFill>
+                    <a:blip r:embed="rId29"/>
+                    <a:stretch>
+                      <a:fillRect/>
+                    </a:stretch>
+                  </pic:blipFill>
+                  <pic:spPr>
+                    <a:xfrm>
+                      <a:off x="0" y="0"/>
+                      <a:ext cx="5943600" cy="1407160"/>
+                    </a:xfrm>
+                    <a:prstGeom prst="rect">
+                      <a:avLst/>
+                    </a:prstGeom>
+                  </pic:spPr>
+                </pic:pic>
+              </a:graphicData>
+            </a:graphic>
+          </wp:inline>
+        </w:drawing>
+      </w:r>
+    </w:p>
+    <w:p>
+      <w:pPr>
+        <w:rPr>
+          <w:rFonts w:ascii="Verdana" w:eastAsia="Times New Roman" w:hAnsi="Verdana" w:cs="Times New Roman"/>
+          <w:color w:val="000000"/>
+          <w:kern w:val="0"/>
+          <w:sz w:val="18"/>
+          <w:szCs w:val="18"/>
+          <w:lang w:val="en-US"/>
+          <w14:ligatures w14:val="none"/>
+        </w:rPr>
+      </w:pPr>
+      <w:r>
+        <w:rPr>
+          <w:rFonts w:ascii="Verdana" w:eastAsia="Times New Roman" w:hAnsi="Verdana" w:cs="Times New Roman"/>
+          <w:color w:val="000000"/>
+          <w:kern w:val="0"/>
+          <w:sz w:val="18"/>
+          <w:szCs w:val="18"/>
+          <w:lang w:val="en-US"/>
+          <w14:ligatures w14:val="none"/>
+        </w:rPr>
+        <w:t>3)Buscar el Odata:</w:t>
+      </w:r>
+    </w:p>
+    <w:p>
+      <w:pPr>
+        <w:rPr>
+          <w:rFonts w:ascii="Verdana" w:eastAsia="Times New Roman" w:hAnsi="Verdana" w:cs="Times New Roman"/>
+          <w:color w:val="000000"/>
+          <w:kern w:val="0"/>
+          <w:sz w:val="18"/>
+          <w:szCs w:val="18"/>
+          <w:lang w:val="en-US"/>
+          <w14:ligatures w14:val="none"/>
+        </w:rPr>
+      </w:pPr>
+      <w:r>
+        <w:rPr>
+          <w:rFonts w:ascii="Verdana" w:eastAsia="Times New Roman" w:hAnsi="Verdana" w:cs="Times New Roman"/>
+          <w:noProof/>
+          <w:color w:val="000000"/>
+          <w:kern w:val="0"/>
+          <w:sz w:val="18"/>
+          <w:szCs w:val="18"/>
+          <w:lang w:val="en-US"/>
+          <w14:ligatures w14:val="none"/>
+        </w:rPr>
+        <w:drawing>
+          <wp:inline distT="0" distB="0" distL="0" distR="0" wp14:anchorId="3C6C709C" wp14:editId="22DADD5D">
+            <wp:extent cx="5943600" cy="1704340"/>
+            <wp:effectExtent l="0" t="0" r="0" b="0"/>
+            <wp:docPr id="1348412219" name="Picture 1" descr="A screenshot of a computer&#10;&#10;AI-generated content may be incorrect."/>
+            <wp:cNvGraphicFramePr>
+              <a:graphicFrameLocks xmlns:a="http://schemas.openxmlformats.org/drawingml/2006/main" noChangeAspect="1"/>
+            </wp:cNvGraphicFramePr>
+            <a:graphic xmlns:a="http://schemas.openxmlformats.org/drawingml/2006/main">
+              <a:graphicData uri="http://schemas.openxmlformats.org/drawingml/2006/picture">
+                <pic:pic xmlns:pic="http://schemas.openxmlformats.org/drawingml/2006/picture">
+                  <pic:nvPicPr>
+                    <pic:cNvPr id="1348412219" name="Picture 1" descr="A screenshot of a computer&#10;&#10;AI-generated content may be incorrect."/>
+                    <pic:cNvPicPr/>
+                  </pic:nvPicPr>
+                  <pic:blipFill>
+                    <a:blip r:embed="rId30"/>
+                    <a:stretch>
+                      <a:fillRect/>
+                    </a:stretch>
+                  </pic:blipFill>
+                  <pic:spPr>
+                    <a:xfrm>
+                      <a:off x="0" y="0"/>
+                      <a:ext cx="5943600" cy="1704340"/>
+                    </a:xfrm>
+                    <a:prstGeom prst="rect">
+                      <a:avLst/>
+                    </a:prstGeom>
+                  </pic:spPr>
+                </pic:pic>
+              </a:graphicData>
+            </a:graphic>
+          </wp:inline>
+        </w:drawing>
+      </w:r>
+    </w:p>
+    <w:p>
+      <w:pPr>
+        <w:pStyle w:val="listpara1"/>
+        <w:rPr>
+          <w:rFonts w:ascii="BentonSans Book" w:hAnsi="BentonSans Book"/>
+          <w:sz w:val="18"/>
+          <w:szCs w:val="18"/>
+          <w:lang w:val="en-US"/>
+        </w:rPr>
+      </w:pPr>
+    </w:p>
+    <w:p>
+      <w:pPr>
+        <w:pStyle w:val="listpara1"/>
+        <w:ind w:left="0"/>
+        <w:rPr>
+          <w:rFonts w:ascii="BentonSans Book" w:hAnsi="BentonSans Book"/>
+          <w:sz w:val="18"/>
+          <w:szCs w:val="18"/>
+        </w:rPr>
+      </w:pPr>
+      <w:r>
+        <w:rPr>
+          <w:rFonts w:ascii="BentonSans Book" w:hAnsi="BentonSans Book"/>
+          <w:sz w:val="18"/>
+          <w:szCs w:val="18"/>
+        </w:rPr>
+        <w:t>4) Seleccionar el Odata y “add selected service”:</w:t>
+      </w:r>
+    </w:p>
+    <w:p>
+      <w:pPr>
+        <w:pStyle w:val="listpara1"/>
+        <w:ind w:left="0"/>
+        <w:rPr>
+          <w:rFonts w:ascii="BentonSans Book" w:hAnsi="BentonSans Book"/>
+          <w:sz w:val="18"/>
+          <w:szCs w:val="18"/>
+        </w:rPr>
+      </w:pPr>
+    </w:p>
+    <w:p>
+      <w:pPr>
+        <w:pStyle w:val="listpara1"/>
+        <w:ind w:left="0"/>
+        <w:rPr>
+          <w:rFonts w:ascii="BentonSans Book" w:hAnsi="BentonSans Book"/>
+          <w:sz w:val="18"/>
+          <w:szCs w:val="18"/>
+        </w:rPr>
+      </w:pPr>
+    </w:p>
+    <w:p>
+      <w:pPr>
+        <w:pStyle w:val="listpara1"/>
+        <w:ind w:left="0"/>
+        <w:rPr>
+          <w:rFonts w:ascii="BentonSans Book" w:hAnsi="BentonSans Book"/>
+          <w:sz w:val="18"/>
+          <w:szCs w:val="18"/>
+        </w:rPr>
+      </w:pPr>
+    </w:p>
+    <w:p>
+      <w:pPr>
+        <w:pStyle w:val="listpara1"/>
+        <w:ind w:left="0"/>
+        <w:rPr>
+          <w:rFonts w:ascii="BentonSans Book" w:hAnsi="BentonSans Book"/>
+          <w:sz w:val="18"/>
+          <w:szCs w:val="18"/>
+        </w:rPr>
+      </w:pPr>
+      <w:r>
+        <w:rPr>
+          <w:rFonts w:ascii="BentonSans Book" w:hAnsi="BentonSans Book"/>
+          <w:noProof/>
+          <w:sz w:val="18"/>
+          <w:szCs w:val="18"/>
+        </w:rPr>
+        <w:lastRenderedPageBreak/>
+        <w:drawing>
+          <wp:inline distT="0" distB="0" distL="0" distR="0" wp14:anchorId="789A9805" wp14:editId="144C27C3">
+            <wp:extent cx="5943600" cy="1765935"/>
+            <wp:effectExtent l="0" t="0" r="0" b="5715"/>
+            <wp:docPr id="983453252" name="Picture 1" descr="A screenshot of a computer&#10;&#10;AI-generated content may be incorrect."/>
+            <wp:cNvGraphicFramePr>
+              <a:graphicFrameLocks xmlns:a="http://schemas.openxmlformats.org/drawingml/2006/main" noChangeAspect="1"/>
+            </wp:cNvGraphicFramePr>
+            <a:graphic xmlns:a="http://schemas.openxmlformats.org/drawingml/2006/main">
+              <a:graphicData uri="http://schemas.openxmlformats.org/drawingml/2006/picture">
+                <pic:pic xmlns:pic="http://schemas.openxmlformats.org/drawingml/2006/picture">
+                  <pic:nvPicPr>
+                    <pic:cNvPr id="983453252" name="Picture 1" descr="A screenshot of a computer&#10;&#10;AI-generated content may be incorrect."/>
+                    <pic:cNvPicPr/>
+                  </pic:nvPicPr>
+                  <pic:blipFill>
+                    <a:blip r:embed="rId31"/>
+                    <a:stretch>
+                      <a:fillRect/>
+                    </a:stretch>
+                  </pic:blipFill>
+                  <pic:spPr>
+                    <a:xfrm>
+                      <a:off x="0" y="0"/>
+                      <a:ext cx="5943600" cy="1765935"/>
+                    </a:xfrm>
+                    <a:prstGeom prst="rect">
+                      <a:avLst/>
+                    </a:prstGeom>
+                  </pic:spPr>
+                </pic:pic>
+              </a:graphicData>
+            </a:graphic>
+          </wp:inline>
+        </w:drawing>
+      </w:r>
+    </w:p>
+    <w:p>
+      <w:pPr>
+        <w:pStyle w:val="listpara1"/>
+        <w:ind w:left="0"/>
+        <w:rPr>
+          <w:rFonts w:ascii="BentonSans Book" w:hAnsi="BentonSans Book"/>
+          <w:sz w:val="18"/>
+          <w:szCs w:val="18"/>
+        </w:rPr>
+      </w:pPr>
+    </w:p>
+    <w:p>
+      <w:pPr>
+        <w:pStyle w:val="listpara1"/>
+        <w:ind w:left="0"/>
+        <w:rPr>
+          <w:rFonts w:ascii="BentonSans Book" w:hAnsi="BentonSans Book"/>
+          <w:sz w:val="18"/>
+          <w:szCs w:val="18"/>
+        </w:rPr>
+      </w:pPr>
+      <w:r>
+        <w:rPr>
+          <w:rFonts w:ascii="BentonSans Book" w:hAnsi="BentonSans Book"/>
+          <w:sz w:val="18"/>
+          <w:szCs w:val="18"/>
+        </w:rPr>
+        <w:t>5) En el sgte opoup agregar un paquete y aceptar:</w:t>
+      </w:r>
+    </w:p>
+    <w:p>
+      <w:pPr>
+        <w:pStyle w:val="listpara1"/>
+        <w:ind w:left="0"/>
+        <w:rPr>
+          <w:rFonts w:ascii="BentonSans Book" w:hAnsi="BentonSans Book"/>
+          <w:sz w:val="18"/>
+          <w:szCs w:val="18"/>
+        </w:rPr>
+      </w:pPr>
+    </w:p>
+    <w:p>
+      <w:pPr>
+        <w:pStyle w:val="listpara1"/>
+        <w:ind w:left="0"/>
+        <w:rPr>
+          <w:rFonts w:ascii="BentonSans Book" w:hAnsi="BentonSans Book"/>
+          <w:sz w:val="18"/>
+          <w:szCs w:val="18"/>
+        </w:rPr>
+      </w:pPr>
+      <w:r>
+        <w:rPr>
+          <w:rFonts w:ascii="BentonSans Book" w:hAnsi="BentonSans Book"/>
+          <w:noProof/>
+          <w:sz w:val="18"/>
+          <w:szCs w:val="18"/>
+        </w:rPr>
+        <w:drawing>
+          <wp:inline distT="0" distB="0" distL="0" distR="0" wp14:anchorId="2568A0FC" wp14:editId="12E7DDF9">
+            <wp:extent cx="5943600" cy="4624070"/>
+            <wp:effectExtent l="0" t="0" r="0" b="5080"/>
+            <wp:docPr id="1551979675" name="Picture 1" descr="A screenshot of a computer&#10;&#10;AI-generated content may be incorrect."/>
+            <wp:cNvGraphicFramePr>
+              <a:graphicFrameLocks xmlns:a="http://schemas.openxmlformats.org/drawingml/2006/main" noChangeAspect="1"/>
+            </wp:cNvGraphicFramePr>
+            <a:graphic xmlns:a="http://schemas.openxmlformats.org/drawingml/2006/main">
+              <a:graphicData uri="http://schemas.openxmlformats.org/drawingml/2006/picture">
+                <pic:pic xmlns:pic="http://schemas.openxmlformats.org/drawingml/2006/picture">
+                  <pic:nvPicPr>
+                    <pic:cNvPr id="1551979675" name="Picture 1" descr="A screenshot of a computer&#10;&#10;AI-generated content may be incorrect."/>
+                    <pic:cNvPicPr/>
+                  </pic:nvPicPr>
+                  <pic:blipFill>
+                    <a:blip r:embed="rId32"/>
+                    <a:stretch>
+                      <a:fillRect/>
+                    </a:stretch>
+                  </pic:blipFill>
+                  <pic:spPr>
+                    <a:xfrm>
+                      <a:off x="0" y="0"/>
+                      <a:ext cx="5943600" cy="4624070"/>
+                    </a:xfrm>
+                    <a:prstGeom prst="rect">
+                      <a:avLst/>
+                    </a:prstGeom>
+                  </pic:spPr>
+                </pic:pic>
+              </a:graphicData>
+            </a:graphic>
+          </wp:inline>
+        </w:drawing>
+      </w:r>
+    </w:p>
+    <w:p>
+      <w:pPr>
+        <w:pStyle w:val="listpara1"/>
+        <w:ind w:left="0"/>
+        <w:rPr>
+          <w:rFonts w:ascii="BentonSans Book" w:hAnsi="BentonSans Book"/>
+          <w:sz w:val="18"/>
+          <w:szCs w:val="18"/>
+        </w:rPr>
+      </w:pPr>
+    </w:p>
+    <w:p>
+      <w:pPr>
+        <w:pStyle w:val="listpara1"/>
+        <w:rPr>
+          <w:rFonts w:ascii="BentonSans Book" w:hAnsi="BentonSans Book"/>
+          <w:sz w:val="18"/>
+          <w:szCs w:val="18"/>
+        </w:rPr>
+      </w:pPr>
+    </w:p>
+    <w:p>
+      <w:pPr>
+        <w:pStyle w:val="listpara1"/>
+        <w:ind w:left="0"/>
+        <w:rPr>
+          <w:rFonts w:ascii="BentonSans Book" w:hAnsi="BentonSans Book"/>
+          <w:sz w:val="18"/>
+          <w:szCs w:val="18"/>
+        </w:rPr>
+      </w:pPr>
+      <w:r>
+        <w:rPr>
+          <w:rFonts w:ascii="BentonSans Book" w:hAnsi="BentonSans Book"/>
+          <w:sz w:val="18"/>
+          <w:szCs w:val="18"/>
+        </w:rPr>
+        <w:t>6) Finalmente revisar en la pantalla principal si se agregó correctamente</w:t>
+      </w:r>
+      <w:r>
+        <w:rPr>
+          <w:rFonts w:ascii="BentonSans Book" w:hAnsi="BentonSans Book"/>
+          <w:sz w:val="18"/>
+          <w:szCs w:val="18"/>
+        </w:rPr>
+        <w:t xml:space="preserve"> y ACTIVAR, asignar paquete</w:t>
+      </w:r>
+      <w:r>
+        <w:rPr>
+          <w:rFonts w:ascii="BentonSans Book" w:hAnsi="BentonSans Book"/>
+          <w:sz w:val="18"/>
+          <w:szCs w:val="18"/>
+        </w:rPr>
+        <w:t>:</w:t>
+      </w:r>
+    </w:p>
+    <w:p>
+      <w:pPr>
+        <w:pStyle w:val="listpara1"/>
+        <w:ind w:left="0"/>
+        <w:rPr>
+          <w:rFonts w:ascii="BentonSans Book" w:hAnsi="BentonSans Book"/>
+          <w:sz w:val="18"/>
+          <w:szCs w:val="18"/>
+        </w:rPr>
+      </w:pPr>
+    </w:p>
+    <w:p>
+      <w:pPr>
+        <w:pStyle w:val="listpara1"/>
+        <w:ind w:left="0"/>
+        <w:rPr>
+          <w:rFonts w:ascii="BentonSans Book" w:hAnsi="BentonSans Book"/>
+          <w:sz w:val="18"/>
+          <w:szCs w:val="18"/>
+        </w:rPr>
+      </w:pPr>
+      <w:r>
+        <w:rPr>
+          <w:rFonts w:ascii="BentonSans Book" w:hAnsi="BentonSans Book"/>
+          <w:noProof/>
+          <w:sz w:val="18"/>
+          <w:szCs w:val="18"/>
+        </w:rPr>
+        <w:lastRenderedPageBreak/>
+        <w:drawing>
+          <wp:inline distT="0" distB="0" distL="0" distR="0" wp14:anchorId="7C14AF16" wp14:editId="2071BC9E">
+            <wp:extent cx="6607408" cy="3419475"/>
+            <wp:effectExtent l="0" t="0" r="3175" b="0"/>
+            <wp:docPr id="1575346950" name="Picture 1" descr="A screenshot of a computer&#10;&#10;AI-generated content may be incorrect."/>
+            <wp:cNvGraphicFramePr>
+              <a:graphicFrameLocks xmlns:a="http://schemas.openxmlformats.org/drawingml/2006/main" noChangeAspect="1"/>
+            </wp:cNvGraphicFramePr>
+            <a:graphic xmlns:a="http://schemas.openxmlformats.org/drawingml/2006/main">
+              <a:graphicData uri="http://schemas.openxmlformats.org/drawingml/2006/picture">
+                <pic:pic xmlns:pic="http://schemas.openxmlformats.org/drawingml/2006/picture">
+                  <pic:nvPicPr>
+                    <pic:cNvPr id="1575346950" name="Picture 1" descr="A screenshot of a computer&#10;&#10;AI-generated content may be incorrect."/>
+                    <pic:cNvPicPr/>
+                  </pic:nvPicPr>
+                  <pic:blipFill>
+                    <a:blip r:embed="rId33"/>
+                    <a:stretch>
+                      <a:fillRect/>
+                    </a:stretch>
+                  </pic:blipFill>
+                  <pic:spPr>
+                    <a:xfrm>
+                      <a:off x="0" y="0"/>
+                      <a:ext cx="6614605" cy="3423200"/>
+                    </a:xfrm>
+                    <a:prstGeom prst="rect">
+                      <a:avLst/>
+                    </a:prstGeom>
+                  </pic:spPr>
+                </pic:pic>
+              </a:graphicData>
+            </a:graphic>
+          </wp:inline>
+        </w:drawing>
+      </w:r>
+    </w:p>
+    <w:p>
+      <w:pPr>
+        <w:pStyle w:val="listpara1"/>
+        <w:ind w:left="0"/>
+        <w:rPr>
+          <w:rFonts w:ascii="BentonSans Book" w:hAnsi="BentonSans Book"/>
+          <w:sz w:val="18"/>
+          <w:szCs w:val="18"/>
+        </w:rPr>
+      </w:pPr>
+    </w:p>
+    <w:p>
+      <w:pPr>
+        <w:pStyle w:val="listpara1"/>
+        <w:ind w:left="0"/>
+        <w:rPr>
+          <w:rFonts w:ascii="BentonSans Book" w:hAnsi="BentonSans Book"/>
+          <w:sz w:val="18"/>
+          <w:szCs w:val="18"/>
+        </w:rPr>
+      </w:pPr>
+      <w:r>
+        <w:rPr>
+          <w:rFonts w:ascii="BentonSans Book" w:hAnsi="BentonSans Book"/>
+          <w:sz w:val="18"/>
+          <w:szCs w:val="18"/>
+        </w:rPr>
+        <w:t xml:space="preserve">7) </w:t>
+      </w:r>
+      <w:r>
+        <w:rPr>
+          <w:rFonts w:ascii="BentonSans Book" w:hAnsi="BentonSans Book"/>
+          <w:sz w:val="18"/>
+          <w:szCs w:val="18"/>
+        </w:rPr>
+        <w:t>Probar Odata y r</w:t>
+      </w:r>
+      <w:r>
+        <w:rPr>
+          <w:rFonts w:ascii="BentonSans Book" w:hAnsi="BentonSans Book"/>
+          <w:sz w:val="18"/>
+          <w:szCs w:val="18"/>
+        </w:rPr>
+        <w:t>epetir para los sgtes Odata:</w:t>
+      </w:r>
+    </w:p>
+    <w:p>
+      <w:pPr>
+        <w:pStyle w:val="listpara1"/>
+        <w:ind w:left="0"/>
+        <w:rPr>
+          <w:rFonts w:ascii="BentonSans Book" w:hAnsi="BentonSans Book"/>
+          <w:sz w:val="18"/>
+          <w:szCs w:val="18"/>
+        </w:rPr>
+      </w:pPr>
+    </w:p>
+    <w:p>
+      <w:pPr>
+        <w:pStyle w:val="listpara1"/>
+        <w:ind w:left="0"/>
+        <w:rPr>
+          <w:rFonts w:ascii="BentonSans Book" w:hAnsi="BentonSans Book"/>
+          <w:sz w:val="18"/>
+          <w:szCs w:val="18"/>
+          <w:lang w:val="en-US"/>
+        </w:rPr>
+      </w:pPr>
+      <w:r>
+        <w:rPr>
+          <w:rFonts w:ascii="BentonSans Book" w:hAnsi="BentonSans Book"/>
+          <w:sz w:val="18"/>
+          <w:szCs w:val="18"/>
+          <w:lang w:val="en-US"/>
+        </w:rPr>
+        <w:t>API_OPLACCTGDOCITEMCUBE_SRV</w:t>
+      </w:r>
+    </w:p>
+    <w:p>
+      <w:pPr>
+        <w:pStyle w:val="listpara1"/>
+        <w:ind w:left="0"/>
+        <w:rPr>
+          <w:rFonts w:ascii="BentonSans Book" w:hAnsi="BentonSans Book"/>
+          <w:sz w:val="18"/>
+          <w:szCs w:val="18"/>
+          <w:lang w:val="en-US"/>
+        </w:rPr>
+      </w:pPr>
+      <w:r>
+        <w:rPr>
+          <w:rFonts w:ascii="BentonSans Book" w:hAnsi="BentonSans Book"/>
+          <w:sz w:val="18"/>
+          <w:szCs w:val="18"/>
+          <w:lang w:val="en-US"/>
+        </w:rPr>
+        <w:t>API_PURCHASEORDER_PROCESS_SRV</w:t>
+      </w:r>
+    </w:p>
+    <w:p>
+      <w:pPr>
+        <w:pStyle w:val="listpara1"/>
+        <w:ind w:left="0"/>
+        <w:rPr>
+          <w:rFonts w:ascii="BentonSans Book" w:hAnsi="BentonSans Book"/>
+          <w:sz w:val="18"/>
+          <w:szCs w:val="18"/>
+          <w:lang w:val="en-US"/>
+        </w:rPr>
+      </w:pPr>
+    </w:p>
+    <w:p>
+      <w:pPr>
+        <w:pStyle w:val="listpara1"/>
+        <w:rPr>
+          <w:rFonts w:ascii="BentonSans Book" w:hAnsi="BentonSans Book"/>
+          <w:sz w:val="18"/>
+          <w:szCs w:val="18"/>
+          <w:lang w:val="en-US"/>
+        </w:rPr>
+      </w:pPr>
+    </w:p>
+    <w:p>
+      <w:pPr>
+        <w:pStyle w:val="listpara1"/>
+        <w:rPr>
+          <w:rFonts w:ascii="BentonSans Book" w:hAnsi="BentonSans Book"/>
+          <w:sz w:val="18"/>
+          <w:szCs w:val="18"/>
+          <w:lang w:val="en-US"/>
+        </w:rPr>
+      </w:pPr>
+    </w:p>
+    <w:p>
+      <w:pPr>
+        <w:pStyle w:val="listpara1"/>
+        <w:rPr>
+          <w:rFonts w:ascii="BentonSans Book" w:hAnsi="BentonSans Book"/>
+          <w:sz w:val="18"/>
+          <w:szCs w:val="18"/>
+          <w:lang w:val="en-US"/>
+        </w:rPr>
+      </w:pPr>
+    </w:p>
+    <w:p>
+      <w:pPr>
+        <w:pStyle w:val="listpara1"/>
+        <w:rPr>
+          <w:rFonts w:ascii="BentonSans Book" w:hAnsi="BentonSans Book"/>
+          <w:sz w:val="18"/>
+          <w:szCs w:val="18"/>
+          <w:lang w:val="en-US"/>
+        </w:rPr>
+      </w:pPr>
+    </w:p>
+    <w:p>
+      <w:pPr>
+        <w:pStyle w:val="listpara1"/>
+        <w:rPr>
+          <w:rFonts w:ascii="BentonSans Book" w:hAnsi="BentonSans Book"/>
+          <w:sz w:val="18"/>
+          <w:szCs w:val="18"/>
+          <w:lang w:val="en-US"/>
+        </w:rPr>
+      </w:pPr>
+    </w:p>
+    <w:p>
+      <w:pPr>
+        <w:pStyle w:val="listpara1"/>
+        <w:rPr>
+          <w:rFonts w:ascii="BentonSans Book" w:hAnsi="BentonSans Book"/>
+          <w:sz w:val="18"/>
+          <w:szCs w:val="18"/>
+          <w:lang w:val="en-US"/>
+        </w:rPr>
+      </w:pPr>
+    </w:p>
+    <w:p>
+      <w:pPr>
+        <w:pStyle w:val="listpara1"/>
+        <w:rPr>
+          <w:rFonts w:ascii="BentonSans Book" w:hAnsi="BentonSans Book"/>
+          <w:sz w:val="18"/>
+          <w:szCs w:val="18"/>
+          <w:lang w:val="en-US"/>
+        </w:rPr>
+      </w:pPr>
+    </w:p>
+    <w:p>
+      <w:pPr>
+        <w:pStyle w:val="listpara1"/>
+        <w:rPr>
+          <w:rFonts w:ascii="BentonSans Book" w:hAnsi="BentonSans Book"/>
+          <w:sz w:val="18"/>
+          <w:szCs w:val="18"/>
+          <w:lang w:val="en-US"/>
+        </w:rPr>
+      </w:pPr>
+    </w:p>
+    <w:p>
+      <w:pPr>
+        <w:pStyle w:val="listpara1"/>
+        <w:rPr>
+          <w:rFonts w:ascii="BentonSans Book" w:hAnsi="BentonSans Book"/>
+          <w:sz w:val="18"/>
+          <w:szCs w:val="18"/>
+          <w:lang w:val="en-US"/>
+        </w:rPr>
+      </w:pPr>
+    </w:p>
+    <w:p>
+      <w:pPr>
+        <w:pStyle w:val="listpara1"/>
+        <w:rPr>
+          <w:rFonts w:ascii="BentonSans Book" w:hAnsi="BentonSans Book"/>
+          <w:sz w:val="18"/>
+          <w:szCs w:val="18"/>
+          <w:lang w:val="en-US"/>
+        </w:rPr>
+      </w:pPr>
+    </w:p>
+    <w:p>
+      <w:pPr>
+        <w:pStyle w:val="listpara1"/>
+        <w:rPr>
+          <w:rFonts w:ascii="BentonSans Book" w:hAnsi="BentonSans Book"/>
+          <w:sz w:val="18"/>
+          <w:szCs w:val="18"/>
+          <w:lang w:val="en-US"/>
+        </w:rPr>
+      </w:pPr>
+    </w:p>
+    <w:p>
+      <w:pPr>
+        <w:pStyle w:val="listpara1"/>
+        <w:rPr>
+          <w:rFonts w:ascii="BentonSans Book" w:hAnsi="BentonSans Book"/>
+          <w:sz w:val="18"/>
+          <w:szCs w:val="18"/>
+          <w:lang w:val="en-US"/>
+        </w:rPr>
+      </w:pPr>
+    </w:p>
+    <w:p>
+      <w:pPr>
+        <w:pStyle w:val="listpara1"/>
+        <w:rPr>
+          <w:rFonts w:ascii="BentonSans Book" w:hAnsi="BentonSans Book"/>
+          <w:sz w:val="18"/>
+          <w:szCs w:val="18"/>
+          <w:lang w:val="en-US"/>
+        </w:rPr>
+      </w:pPr>
+    </w:p>
+    <w:p>
+      <w:pPr>
+        <w:pStyle w:val="listpara1"/>
+        <w:rPr>
+          <w:rFonts w:ascii="BentonSans Book" w:hAnsi="BentonSans Book"/>
+          <w:sz w:val="18"/>
+          <w:szCs w:val="18"/>
+          <w:lang w:val="en-US"/>
+        </w:rPr>
+      </w:pPr>
+    </w:p>
+    <w:p>
+      <w:pPr>
+        <w:pStyle w:val="listpara1"/>
+        <w:rPr>
+          <w:rFonts w:ascii="BentonSans Book" w:hAnsi="BentonSans Book"/>
+          <w:sz w:val="18"/>
+          <w:szCs w:val="18"/>
+          <w:lang w:val="en-US"/>
+        </w:rPr>
+      </w:pPr>
+    </w:p>
+    <w:p>
+      <w:pPr>
+        <w:pStyle w:val="listpara1"/>
+        <w:rPr>
+          <w:rFonts w:ascii="BentonSans Book" w:hAnsi="BentonSans Book"/>
+          <w:sz w:val="18"/>
+          <w:szCs w:val="18"/>
+          <w:lang w:val="en-US"/>
+        </w:rPr>
+      </w:pPr>
+    </w:p>
+    <w:p>
+      <w:pPr>
+        <w:pStyle w:val="listpara1"/>
+        <w:rPr>
+          <w:rFonts w:ascii="BentonSans Book" w:hAnsi="BentonSans Book"/>
+          <w:sz w:val="18"/>
+          <w:szCs w:val="18"/>
+          <w:lang w:val="en-US"/>
+        </w:rPr>
+      </w:pPr>
+    </w:p>
+    <w:p>
+      <w:pPr>
+        <w:pStyle w:val="listpara1"/>
+        <w:rPr>
+          <w:rFonts w:ascii="BentonSans Book" w:hAnsi="BentonSans Book"/>
+          <w:sz w:val="18"/>
+          <w:szCs w:val="18"/>
+          <w:lang w:val="en-US"/>
+        </w:rPr>
+      </w:pPr>
+    </w:p>
+    <w:p>
+      <w:pPr>
+        <w:pStyle w:val="listpara1"/>
+        <w:rPr>
+          <w:rFonts w:ascii="BentonSans Book" w:hAnsi="BentonSans Book"/>
+          <w:sz w:val="18"/>
+          <w:szCs w:val="18"/>
+          <w:lang w:val="en-US"/>
+        </w:rPr>
+      </w:pPr>
+    </w:p>
+    <w:p>
+      <w:pPr>
+        <w:pStyle w:val="listpara1"/>
+        <w:rPr>
+          <w:rFonts w:ascii="BentonSans Book" w:hAnsi="BentonSans Book"/>
+          <w:sz w:val="18"/>
+          <w:szCs w:val="18"/>
+          <w:lang w:val="en-US"/>
+        </w:rPr>
+      </w:pPr>
+    </w:p>
+    <w:p>
+      <w:pPr>
+        <w:pStyle w:val="listpara1"/>
+        <w:rPr>
+          <w:rFonts w:ascii="BentonSans Book" w:hAnsi="BentonSans Book"/>
+          <w:sz w:val="18"/>
+          <w:szCs w:val="18"/>
+          <w:lang w:val="en-US"/>
+        </w:rPr>
+      </w:pPr>
+    </w:p>
+    <w:p>
+      <w:pPr>
+        <w:pStyle w:val="listpara1"/>
+        <w:rPr>
+          <w:rFonts w:ascii="BentonSans Book" w:hAnsi="BentonSans Book"/>
+          <w:sz w:val="18"/>
+          <w:szCs w:val="18"/>
+          <w:lang w:val="en-US"/>
+        </w:rPr>
+      </w:pPr>
+    </w:p>
+    <w:p>
+      <w:pPr>
+        <w:pStyle w:val="listpara1"/>
+        <w:rPr>
+          <w:rFonts w:ascii="BentonSans Book" w:hAnsi="BentonSans Book"/>
+          <w:sz w:val="18"/>
+          <w:szCs w:val="18"/>
+          <w:lang w:val="en-US"/>
+        </w:rPr>
+      </w:pPr>
+    </w:p>
+    <w:p>
+      <w:pPr>
+        <w:pStyle w:val="listpara1"/>
+        <w:rPr>
+          <w:rFonts w:ascii="BentonSans Book" w:hAnsi="BentonSans Book"/>
+          <w:sz w:val="18"/>
+          <w:szCs w:val="18"/>
+          <w:lang w:val="en-US"/>
+        </w:rPr>
+      </w:pPr>
+    </w:p>
+    <w:p>
+      <w:pPr>
+        <w:pStyle w:val="listpara1"/>
+        <w:rPr>
+          <w:rFonts w:ascii="BentonSans Book" w:hAnsi="BentonSans Book"/>
+          <w:sz w:val="18"/>
+          <w:szCs w:val="18"/>
+          <w:lang w:val="en-US"/>
+        </w:rPr>
+      </w:pPr>
+    </w:p>
+    <w:p>
+      <w:pPr>
+        <w:pStyle w:val="listpara1"/>
+        <w:rPr>
+          <w:rFonts w:ascii="BentonSans Book" w:hAnsi="BentonSans Book"/>
+          <w:sz w:val="18"/>
+          <w:szCs w:val="18"/>
+          <w:lang w:val="en-US"/>
+        </w:rPr>
+      </w:pPr>
+    </w:p>
+    <w:p>
+      <w:pPr>
+        <w:pStyle w:val="listpara1"/>
+        <w:rPr>
+          <w:rFonts w:ascii="BentonSans Book" w:hAnsi="BentonSans Book"/>
+          <w:sz w:val="18"/>
+          <w:szCs w:val="18"/>
+          <w:lang w:val="en-US"/>
+        </w:rPr>
+      </w:pPr>
+    </w:p>
+    <w:p>
+      <w:pPr>
+        <w:pStyle w:val="listpara1"/>
+        <w:rPr>
+          <w:rFonts w:ascii="BentonSans Book" w:hAnsi="BentonSans Book"/>
+          <w:sz w:val="18"/>
+          <w:szCs w:val="18"/>
+          <w:lang w:val="en-US"/>
+        </w:rPr>
+      </w:pPr>
+    </w:p>
+    <w:p>
+      <w:pPr>
+        <w:pStyle w:val="listpara1"/>
+        <w:rPr>
+          <w:rFonts w:ascii="BentonSans Book" w:hAnsi="BentonSans Book"/>
+          <w:sz w:val="18"/>
+          <w:szCs w:val="18"/>
+          <w:lang w:val="en-US"/>
+        </w:rPr>
+      </w:pPr>
+    </w:p>
+    <w:p>
+      <w:pPr>
+        <w:pStyle w:val="listpara1"/>
+        <w:rPr>
+          <w:rFonts w:ascii="BentonSans Book" w:hAnsi="BentonSans Book"/>
+          <w:sz w:val="18"/>
+          <w:szCs w:val="18"/>
+          <w:lang w:val="en-US"/>
+        </w:rPr>
+      </w:pPr>
+    </w:p>
+    <w:p>
+      <w:pPr>
+        <w:pStyle w:val="listpara1"/>
+        <w:rPr>
+          <w:rFonts w:ascii="BentonSans Book" w:hAnsi="BentonSans Book"/>
+          <w:sz w:val="18"/>
+          <w:szCs w:val="18"/>
+          <w:lang w:val="en-US"/>
+        </w:rPr>
+      </w:pPr>
+    </w:p>
+    <w:p>
+      <w:pPr>
+        <w:pStyle w:val="listpara1"/>
+        <w:rPr>
+          <w:rFonts w:ascii="BentonSans Book" w:hAnsi="BentonSans Book"/>
+          <w:sz w:val="18"/>
+          <w:szCs w:val="18"/>
+          <w:lang w:val="en-US"/>
+        </w:rPr>
+      </w:pPr>
+    </w:p>
+    <w:p>
+      <w:pPr>
+        <w:pStyle w:val="listpara1"/>
+        <w:rPr>
+          <w:rFonts w:ascii="BentonSans Book" w:hAnsi="BentonSans Book"/>
+          <w:sz w:val="18"/>
+          <w:szCs w:val="18"/>
+          <w:lang w:val="en-US"/>
+        </w:rPr>
+      </w:pPr>
+    </w:p>
+    <w:p>
+      <w:pPr>
+        <w:pStyle w:val="listpara1"/>
+        <w:rPr>
+          <w:rFonts w:ascii="BentonSans Book" w:hAnsi="BentonSans Book"/>
+          <w:sz w:val="18"/>
+          <w:szCs w:val="18"/>
+          <w:lang w:val="en-US"/>
+        </w:rPr>
+      </w:pPr>
+    </w:p>
+    <w:p>
+      <w:pPr>
+        <w:pStyle w:val="listpara1"/>
+        <w:rPr>
+          <w:rFonts w:ascii="BentonSans Book" w:hAnsi="BentonSans Book"/>
+          <w:b/>
+          <w:bCs/>
+          <w:sz w:val="18"/>
+          <w:szCs w:val="18"/>
+        </w:rPr>
+      </w:pPr>
+      <w:r>
+        <w:rPr>
+          <w:rFonts w:ascii="BentonSans Book" w:hAnsi="BentonSans Book"/>
+          <w:b/>
+          <w:bCs/>
+          <w:sz w:val="18"/>
+          <w:szCs w:val="18"/>
+        </w:rPr>
+        <w:t>NOTAS:</w:t>
+      </w:r>
+    </w:p>
+    <w:p>
+      <w:pPr>
+        <w:pStyle w:val="listpara1"/>
+        <w:rPr>
+          <w:rFonts w:ascii="BentonSans Book" w:hAnsi="BentonSans Book"/>
+          <w:b/>
+          <w:bCs/>
+          <w:sz w:val="18"/>
+          <w:szCs w:val="18"/>
+        </w:rPr>
+      </w:pPr>
+    </w:p>
+    <w:p>
+      <w:pPr>
+        <w:pStyle w:val="listpara1"/>
+        <w:rPr>
+          <w:rFonts w:ascii="BentonSans Book" w:hAnsi="BentonSans Book"/>
+          <w:b/>
+          <w:bCs/>
+          <w:sz w:val="18"/>
+          <w:szCs w:val="18"/>
+          <w:u w:val="single"/>
+        </w:rPr>
+      </w:pPr>
+      <w:r>
+        <w:rPr>
+          <w:rFonts w:ascii="BentonSans Book" w:hAnsi="BentonSans Book"/>
+          <w:b/>
+          <w:bCs/>
+          <w:sz w:val="18"/>
+          <w:szCs w:val="18"/>
+          <w:u w:val="single"/>
+        </w:rPr>
+        <w:t>Configuración para entrada de BP</w:t>
+      </w:r>
+      <w:r>
+        <w:rPr>
+          <w:rFonts w:ascii="BentonSans Book" w:hAnsi="BentonSans Book"/>
+          <w:b/>
+          <w:bCs/>
+          <w:sz w:val="18"/>
+          <w:szCs w:val="18"/>
+          <w:u w:val="single"/>
+        </w:rPr>
+        <w:t>:</w:t>
+      </w:r>
+    </w:p>
+    <w:p>
+      <w:pPr>
+        <w:pStyle w:val="listpara1"/>
+        <w:rPr>
+          <w:rFonts w:ascii="BentonSans Book" w:hAnsi="BentonSans Book"/>
+          <w:sz w:val="18"/>
+          <w:szCs w:val="18"/>
+        </w:rPr>
+      </w:pPr>
+    </w:p>
+    <w:p>
+      <w:pPr>
+        <w:pStyle w:val="listpara1"/>
+        <w:rPr>
+          <w:rFonts w:ascii="BentonSans Book" w:hAnsi="BentonSans Book"/>
+          <w:sz w:val="18"/>
+          <w:szCs w:val="18"/>
+          <w:lang w:val="en-US"/>
+        </w:rPr>
+      </w:pPr>
+      <w:r>
+        <w:rPr>
+          <w:rFonts w:ascii="BentonSans Book" w:hAnsi="BentonSans Book"/>
+          <w:noProof/>
+          <w:sz w:val="18"/>
+          <w:szCs w:val="18"/>
+          <w:lang w:val="en-US"/>
+        </w:rPr>
+        <w:drawing>
+          <wp:inline distT="0" distB="0" distL="0" distR="0" wp14:anchorId="00FA0FEC" wp14:editId="184972D4">
+            <wp:extent cx="5715000" cy="5629275"/>
+            <wp:effectExtent l="0" t="0" r="0" b="9525"/>
+            <wp:docPr id="1094576346" name="Picture 2"/>
+            <wp:cNvGraphicFramePr>
+              <a:graphicFrameLocks xmlns:a="http://schemas.openxmlformats.org/drawingml/2006/main" noChangeAspect="1"/>
+            </wp:cNvGraphicFramePr>
+            <a:graphic xmlns:a="http://schemas.openxmlformats.org/drawingml/2006/main">
+              <a:graphicData uri="http://schemas.openxmlformats.org/drawingml/2006/picture">
+                <pic:pic xmlns:pic="http://schemas.openxmlformats.org/drawingml/2006/picture">
+                  <pic:nvPicPr>
+                    <pic:cNvPr id="0" name="Picture 6"/>
+                    <pic:cNvPicPr>
+                      <a:picLocks noChangeAspect="1" noChangeArrowheads="1"/>
+                    </pic:cNvPicPr>
+                  </pic:nvPicPr>
+                  <pic:blipFill>
+                    <a:blip r:embed="rId34">
+                      <a:extLst>
+                        <a:ext uri="{28A0092B-C50C-407E-A947-70E740481C1C}">
+                          <a14:useLocalDpi xmlns:a14="http://schemas.microsoft.com/office/drawing/2010/main" val="0"/>
+                        </a:ext>
+                      </a:extLst>
+                    </a:blip>
+                    <a:srcRect/>
+                    <a:stretch>
+                      <a:fillRect/>
+                    </a:stretch>
+                  </pic:blipFill>
+                  <pic:spPr bwMode="auto">
+                    <a:xfrm>
+                      <a:off x="0" y="0"/>
+                      <a:ext cx="5715000" cy="5629275"/>
+                    </a:xfrm>
+                    <a:prstGeom prst="rect">
+                      <a:avLst/>
+                    </a:prstGeom>
+                    <a:noFill/>
+                    <a:ln>
+                      <a:noFill/>
+                    </a:ln>
+                  </pic:spPr>
+                </pic:pic>
+              </a:graphicData>
+            </a:graphic>
+          </wp:inline>
+        </w:drawing>
+      </w:r>
+    </w:p>
+    <w:p>
+      <w:pPr>
+        <w:pStyle w:val="listpara1"/>
+        <w:rPr>
+          <w:rFonts w:ascii="BentonSans Book" w:hAnsi="BentonSans Book"/>
+          <w:sz w:val="18"/>
+          <w:szCs w:val="18"/>
+        </w:rPr>
+      </w:pPr>
+    </w:p>
+    <w:p>
+      <w:pPr>
+        <w:pStyle w:val="listpara1"/>
+        <w:rPr>
+          <w:rFonts w:ascii="BentonSans Book" w:hAnsi="BentonSans Book"/>
+          <w:b/>
+          <w:bCs/>
+          <w:sz w:val="18"/>
+          <w:szCs w:val="18"/>
+          <w:u w:val="single"/>
+        </w:rPr>
+      </w:pPr>
+      <w:r>
+        <w:rPr>
+          <w:rFonts w:ascii="BentonSans Book" w:hAnsi="BentonSans Book"/>
+          <w:b/>
+          <w:bCs/>
+          <w:sz w:val="18"/>
+          <w:szCs w:val="18"/>
+          <w:u w:val="single"/>
+        </w:rPr>
+        <w:t>Configurar filtro salida BP:</w:t>
+      </w:r>
+    </w:p>
+    <w:p>
+      <w:pPr>
+        <w:pStyle w:val="listpara1"/>
+        <w:rPr>
+          <w:rFonts w:ascii="BentonSans Book" w:hAnsi="BentonSans Book"/>
+          <w:sz w:val="18"/>
+          <w:szCs w:val="18"/>
+        </w:rPr>
+      </w:pPr>
+    </w:p>
+    <w:p>
+      <w:pPr>
+        <w:pStyle w:val="listpara1"/>
+        <w:numPr>
+          <w:ilvl w:val="0"/>
+          <w:numId w:val="2"/>
+        </w:numPr>
+        <w:rPr>
+          <w:rFonts w:ascii="BentonSans Book" w:hAnsi="BentonSans Book"/>
+          <w:sz w:val="18"/>
+          <w:szCs w:val="18"/>
+          <w:lang w:val="en-US"/>
+        </w:rPr>
+      </w:pPr>
+      <w:r>
+        <w:rPr>
+          <w:rFonts w:ascii="BentonSans Book" w:hAnsi="BentonSans Book"/>
+          <w:sz w:val="18"/>
+          <w:szCs w:val="18"/>
+          <w:lang w:val="en-US"/>
+        </w:rPr>
+        <w:t>To setup Filter Objects for Code value, navigate to below path.</w:t>
+      </w:r>
+    </w:p>
+    <w:tbl>
+      <w:tblPr>
+        <w:tblW w:w="0" w:type="auto"/>
+        <w:tblCellMar>
+          <w:top w:w="15" w:type="dxa"/>
+          <w:left w:w="15" w:type="dxa"/>
+          <w:bottom w:w="15" w:type="dxa"/>
+          <w:right w:w="15" w:type="dxa"/>
+        </w:tblCellMar>
+        <w:tblLook w:val="04A0" w:firstRow="1" w:lastRow="0" w:firstColumn="1" w:lastColumn="0" w:noHBand="0" w:noVBand="1"/>
+      </w:tblPr>
+      <w:tblGrid>
+        <w:gridCol w:w="1868"/>
+        <w:gridCol w:w="7482"/>
+      </w:tblGrid>
+      <w:tr>
+        <w:trPr>
+          <w:trHeight w:val="260"/>
+        </w:trPr>
+        <w:tc>
+          <w:tcPr>
+            <w:tcW w:w="0" w:type="auto"/>
+            <w:tcBorders>
+              <w:top w:val="single" w:sz="4" w:space="0" w:color="808080"/>
+              <w:left w:val="single" w:sz="4" w:space="0" w:color="808080"/>
+              <w:bottom w:val="single" w:sz="4" w:space="0" w:color="808080"/>
+              <w:right w:val="single" w:sz="4" w:space="0" w:color="808080"/>
+            </w:tcBorders>
+            <w:shd w:val="clear" w:color="auto" w:fill="A6A6A6"/>
+            <w:tcMar>
+              <w:top w:w="0" w:type="dxa"/>
+              <w:left w:w="115" w:type="dxa"/>
+              <w:bottom w:w="0" w:type="dxa"/>
+              <w:right w:w="115" w:type="dxa"/>
+            </w:tcMar>
+            <w:hideMark/>
+          </w:tcPr>
+          <w:p>
+            <w:pPr>
+              <w:pStyle w:val="listpara1"/>
+              <w:rPr>
+                <w:rFonts w:ascii="BentonSans Book" w:hAnsi="BentonSans Book"/>
+                <w:sz w:val="18"/>
+                <w:szCs w:val="18"/>
+                <w:lang w:val="en-US"/>
+              </w:rPr>
+            </w:pPr>
+            <w:r>
+              <w:rPr>
+                <w:rFonts w:ascii="BentonSans Book" w:hAnsi="BentonSans Book"/>
+                <w:sz w:val="18"/>
+                <w:szCs w:val="18"/>
+                <w:lang w:val="en-US"/>
+              </w:rPr>
+              <w:t>Transaction Code</w:t>
+            </w:r>
+          </w:p>
+        </w:tc>
+        <w:tc>
+          <w:tcPr>
+            <w:tcW w:w="0" w:type="auto"/>
+            <w:tcBorders>
+              <w:top w:val="single" w:sz="4" w:space="0" w:color="808080"/>
+              <w:left w:val="single" w:sz="4" w:space="0" w:color="808080"/>
+              <w:bottom w:val="single" w:sz="4" w:space="0" w:color="808080"/>
+              <w:right w:val="single" w:sz="4" w:space="0" w:color="808080"/>
+            </w:tcBorders>
+            <w:tcMar>
+              <w:top w:w="0" w:type="dxa"/>
+              <w:left w:w="115" w:type="dxa"/>
+              <w:bottom w:w="0" w:type="dxa"/>
+              <w:right w:w="115" w:type="dxa"/>
+            </w:tcMar>
+            <w:hideMark/>
+          </w:tcPr>
+          <w:p>
+            <w:pPr>
+              <w:pStyle w:val="listpara1"/>
+              <w:rPr>
+                <w:rFonts w:ascii="BentonSans Book" w:hAnsi="BentonSans Book"/>
+                <w:sz w:val="18"/>
+                <w:szCs w:val="18"/>
+                <w:lang w:val="en-US"/>
+              </w:rPr>
+            </w:pPr>
+            <w:r>
+              <w:rPr>
+                <w:rFonts w:ascii="BentonSans Book" w:hAnsi="BentonSans Book"/>
+                <w:sz w:val="18"/>
+                <w:szCs w:val="18"/>
+                <w:lang w:val="en-US"/>
+              </w:rPr>
+              <w:t>SPR0</w:t>
+            </w:r>
+          </w:p>
+        </w:tc>
+      </w:tr>
+      <w:tr>
+        <w:trPr>
+          <w:trHeight w:val="260"/>
+        </w:trPr>
+        <w:tc>
+          <w:tcPr>
+            <w:tcW w:w="0" w:type="auto"/>
+            <w:tcBorders>
+              <w:top w:val="single" w:sz="4" w:space="0" w:color="808080"/>
+              <w:left w:val="single" w:sz="4" w:space="0" w:color="808080"/>
+              <w:bottom w:val="single" w:sz="4" w:space="0" w:color="808080"/>
+              <w:right w:val="single" w:sz="4" w:space="0" w:color="808080"/>
+            </w:tcBorders>
+            <w:shd w:val="clear" w:color="auto" w:fill="A6A6A6"/>
+            <w:tcMar>
+              <w:top w:w="0" w:type="dxa"/>
+              <w:left w:w="115" w:type="dxa"/>
+              <w:bottom w:w="0" w:type="dxa"/>
+              <w:right w:w="115" w:type="dxa"/>
+            </w:tcMar>
+            <w:hideMark/>
+          </w:tcPr>
+          <w:p>
+            <w:pPr>
+              <w:pStyle w:val="listpara1"/>
+              <w:rPr>
+                <w:rFonts w:ascii="BentonSans Book" w:hAnsi="BentonSans Book"/>
+                <w:sz w:val="18"/>
+                <w:szCs w:val="18"/>
+                <w:lang w:val="en-US"/>
+              </w:rPr>
+            </w:pPr>
+            <w:r>
+              <w:rPr>
+                <w:rFonts w:ascii="BentonSans Book" w:hAnsi="BentonSans Book"/>
+                <w:sz w:val="18"/>
+                <w:szCs w:val="18"/>
+                <w:lang w:val="en-US"/>
+              </w:rPr>
+              <w:t>SAP S/4HANA IMG menu</w:t>
+            </w:r>
+          </w:p>
+        </w:tc>
+        <w:tc>
+          <w:tcPr>
+            <w:tcW w:w="0" w:type="auto"/>
+            <w:tcBorders>
+              <w:top w:val="single" w:sz="4" w:space="0" w:color="808080"/>
+              <w:left w:val="single" w:sz="4" w:space="0" w:color="808080"/>
+              <w:bottom w:val="single" w:sz="4" w:space="0" w:color="808080"/>
+              <w:right w:val="single" w:sz="4" w:space="0" w:color="808080"/>
+            </w:tcBorders>
+            <w:tcMar>
+              <w:top w:w="0" w:type="dxa"/>
+              <w:left w:w="115" w:type="dxa"/>
+              <w:bottom w:w="0" w:type="dxa"/>
+              <w:right w:w="115" w:type="dxa"/>
+            </w:tcMar>
+            <w:hideMark/>
+          </w:tcPr>
+          <w:p>
+            <w:pPr>
+              <w:pStyle w:val="listpara1"/>
+              <w:rPr>
+                <w:rFonts w:ascii="BentonSans Book" w:hAnsi="BentonSans Book"/>
+                <w:sz w:val="18"/>
+                <w:szCs w:val="18"/>
+                <w:lang w:val="en-US"/>
+              </w:rPr>
+            </w:pPr>
+            <w:r>
+              <w:rPr>
+                <w:rFonts w:ascii="BentonSans Book" w:hAnsi="BentonSans Book"/>
+                <w:sz w:val="18"/>
+                <w:szCs w:val="18"/>
+                <w:lang w:val="en-US"/>
+              </w:rPr>
+              <w:t>Integration with Other SAP Components → Integration with SAP Cloud for Customer → Application-Specific Settings → Business Partner→Replication Model Filters</w:t>
+            </w:r>
+          </w:p>
+        </w:tc>
+      </w:tr>
+    </w:tbl>
+    <w:p>
+      <w:pPr>
+        <w:pStyle w:val="listpara1"/>
+        <w:rPr>
+          <w:rFonts w:ascii="BentonSans Book" w:hAnsi="BentonSans Book"/>
+          <w:sz w:val="18"/>
+          <w:szCs w:val="18"/>
+          <w:lang w:val="en-US"/>
+        </w:rPr>
+      </w:pPr>
+    </w:p>
+    <w:p>
+      <w:pPr>
+        <w:pStyle w:val="listpara1"/>
+        <w:rPr>
+          <w:rFonts w:ascii="BentonSans Book" w:hAnsi="BentonSans Book"/>
+          <w:sz w:val="18"/>
+          <w:szCs w:val="18"/>
+          <w:lang w:val="en-US"/>
+        </w:rPr>
+      </w:pPr>
+      <w:r>
+        <w:rPr>
+          <w:rFonts w:ascii="BentonSans Book" w:hAnsi="BentonSans Book"/>
+          <w:noProof/>
+          <w:sz w:val="18"/>
+          <w:szCs w:val="18"/>
+          <w:lang w:val="en-US"/>
+        </w:rPr>
+        <w:lastRenderedPageBreak/>
+        <w:drawing>
+          <wp:inline distT="0" distB="0" distL="0" distR="0" wp14:anchorId="64645C68" wp14:editId="684AE123">
+            <wp:extent cx="4029075" cy="3038475"/>
+            <wp:effectExtent l="0" t="0" r="9525" b="9525"/>
+            <wp:docPr id="2120147759" name="Picture 8"/>
+            <wp:cNvGraphicFramePr>
+              <a:graphicFrameLocks xmlns:a="http://schemas.openxmlformats.org/drawingml/2006/main" noChangeAspect="1"/>
+            </wp:cNvGraphicFramePr>
+            <a:graphic xmlns:a="http://schemas.openxmlformats.org/drawingml/2006/main">
+              <a:graphicData uri="http://schemas.openxmlformats.org/drawingml/2006/picture">
+                <pic:pic xmlns:pic="http://schemas.openxmlformats.org/drawingml/2006/picture">
+                  <pic:nvPicPr>
+                    <pic:cNvPr id="0" name="Picture 21"/>
+                    <pic:cNvPicPr>
+                      <a:picLocks noChangeAspect="1" noChangeArrowheads="1"/>
+                    </pic:cNvPicPr>
+                  </pic:nvPicPr>
+                  <pic:blipFill>
+                    <a:blip r:embed="rId35">
+                      <a:extLst>
+                        <a:ext uri="{28A0092B-C50C-407E-A947-70E740481C1C}">
+                          <a14:useLocalDpi xmlns:a14="http://schemas.microsoft.com/office/drawing/2010/main" val="0"/>
+                        </a:ext>
+                      </a:extLst>
+                    </a:blip>
+                    <a:srcRect/>
+                    <a:stretch>
+                      <a:fillRect/>
+                    </a:stretch>
+                  </pic:blipFill>
+                  <pic:spPr bwMode="auto">
+                    <a:xfrm>
+                      <a:off x="0" y="0"/>
+                      <a:ext cx="4029075" cy="3038475"/>
+                    </a:xfrm>
+                    <a:prstGeom prst="rect">
+                      <a:avLst/>
+                    </a:prstGeom>
+                    <a:noFill/>
+                    <a:ln>
+                      <a:noFill/>
+                    </a:ln>
+                  </pic:spPr>
+                </pic:pic>
+              </a:graphicData>
+            </a:graphic>
+          </wp:inline>
+        </w:drawing>
+      </w:r>
+    </w:p>
+    <w:p>
+      <w:pPr>
+        <w:pStyle w:val="listpara1"/>
+        <w:numPr>
+          <w:ilvl w:val="0"/>
+          <w:numId w:val="3"/>
+        </w:numPr>
+        <w:rPr>
+          <w:rFonts w:ascii="BentonSans Book" w:hAnsi="BentonSans Book"/>
+          <w:sz w:val="18"/>
+          <w:szCs w:val="18"/>
+          <w:lang w:val="en-US"/>
+        </w:rPr>
+      </w:pPr>
+      <w:r>
+        <w:rPr>
+          <w:rFonts w:ascii="BentonSans Book" w:hAnsi="BentonSans Book"/>
+          <w:sz w:val="18"/>
+          <w:szCs w:val="18"/>
+          <w:lang w:val="en-US"/>
+        </w:rPr>
+        <w:t>Execute Replication Model Filters Activity, it will open a pop-up screen.</w:t>
+      </w:r>
+    </w:p>
+    <w:p>
+      <w:pPr>
+        <w:pStyle w:val="listpara1"/>
+        <w:numPr>
+          <w:ilvl w:val="0"/>
+          <w:numId w:val="4"/>
+        </w:numPr>
+        <w:rPr>
+          <w:rFonts w:ascii="BentonSans Book" w:hAnsi="BentonSans Book"/>
+          <w:sz w:val="18"/>
+          <w:szCs w:val="18"/>
+          <w:lang w:val="en-US"/>
+        </w:rPr>
+      </w:pPr>
+      <w:r>
+        <w:rPr>
+          <w:rFonts w:ascii="BentonSans Book" w:hAnsi="BentonSans Book"/>
+          <w:sz w:val="18"/>
+          <w:szCs w:val="18"/>
+          <w:lang w:val="en-US"/>
+        </w:rPr>
+        <w:t>Enter the Login credential for your S/4HANA system.</w:t>
+      </w:r>
+    </w:p>
+    <w:p>
+      <w:pPr>
+        <w:pStyle w:val="listpara1"/>
+        <w:numPr>
+          <w:ilvl w:val="0"/>
+          <w:numId w:val="5"/>
+        </w:numPr>
+        <w:rPr>
+          <w:rFonts w:ascii="BentonSans Book" w:hAnsi="BentonSans Book"/>
+          <w:sz w:val="18"/>
+          <w:szCs w:val="18"/>
+          <w:lang w:val="en-US"/>
+        </w:rPr>
+      </w:pPr>
+      <w:r>
+        <w:rPr>
+          <w:rFonts w:ascii="BentonSans Book" w:hAnsi="BentonSans Book"/>
+          <w:sz w:val="18"/>
+          <w:szCs w:val="18"/>
+          <w:lang w:val="en-US"/>
+        </w:rPr>
+        <w:t>Select the relevant Replication Model and choose display. It will open a different window to Display Filter Criteria.</w:t>
+      </w:r>
+    </w:p>
+    <w:p>
+      <w:pPr>
+        <w:pStyle w:val="listpara1"/>
+        <w:rPr>
+          <w:rFonts w:ascii="BentonSans Book" w:hAnsi="BentonSans Book"/>
+          <w:sz w:val="18"/>
+          <w:szCs w:val="18"/>
+          <w:lang w:val="en-US"/>
+        </w:rPr>
+      </w:pPr>
+      <w:r>
+        <w:rPr>
+          <w:rFonts w:ascii="BentonSans Book" w:hAnsi="BentonSans Book"/>
+          <w:noProof/>
+          <w:sz w:val="18"/>
+          <w:szCs w:val="18"/>
+          <w:lang w:val="en-US"/>
+        </w:rPr>
+        <w:drawing>
+          <wp:inline distT="0" distB="0" distL="0" distR="0" wp14:anchorId="7939EB94" wp14:editId="341190E7">
+            <wp:extent cx="5353050" cy="1943100"/>
+            <wp:effectExtent l="0" t="0" r="0" b="0"/>
+            <wp:docPr id="467903242" name="Picture 7"/>
+            <wp:cNvGraphicFramePr>
+              <a:graphicFrameLocks xmlns:a="http://schemas.openxmlformats.org/drawingml/2006/main" noChangeAspect="1"/>
+            </wp:cNvGraphicFramePr>
+            <a:graphic xmlns:a="http://schemas.openxmlformats.org/drawingml/2006/main">
+              <a:graphicData uri="http://schemas.openxmlformats.org/drawingml/2006/picture">
+                <pic:pic xmlns:pic="http://schemas.openxmlformats.org/drawingml/2006/picture">
+                  <pic:nvPicPr>
+                    <pic:cNvPr id="0" name="Picture 22"/>
+                    <pic:cNvPicPr>
+                      <a:picLocks noChangeAspect="1" noChangeArrowheads="1"/>
+                    </pic:cNvPicPr>
+                  </pic:nvPicPr>
+                  <pic:blipFill>
+                    <a:blip r:embed="rId36" cstate="print">
+                      <a:extLst>
+                        <a:ext uri="{28A0092B-C50C-407E-A947-70E740481C1C}">
+                          <a14:useLocalDpi xmlns:a14="http://schemas.microsoft.com/office/drawing/2010/main" val="0"/>
+                        </a:ext>
+                      </a:extLst>
+                    </a:blip>
+                    <a:srcRect/>
+                    <a:stretch>
+                      <a:fillRect/>
+                    </a:stretch>
+                  </pic:blipFill>
+                  <pic:spPr bwMode="auto">
+                    <a:xfrm>
+                      <a:off x="0" y="0"/>
+                      <a:ext cx="5353050" cy="1943100"/>
+                    </a:xfrm>
+                    <a:prstGeom prst="rect">
+                      <a:avLst/>
+                    </a:prstGeom>
+                    <a:noFill/>
+                    <a:ln>
+                      <a:noFill/>
+                    </a:ln>
+                  </pic:spPr>
+                </pic:pic>
+              </a:graphicData>
+            </a:graphic>
+          </wp:inline>
+        </w:drawing>
+      </w:r>
+    </w:p>
+    <w:p>
+      <w:pPr>
+        <w:pStyle w:val="listpara1"/>
+        <w:numPr>
+          <w:ilvl w:val="0"/>
+          <w:numId w:val="6"/>
+        </w:numPr>
+        <w:rPr>
+          <w:rFonts w:ascii="BentonSans Book" w:hAnsi="BentonSans Book"/>
+          <w:sz w:val="18"/>
+          <w:szCs w:val="18"/>
+          <w:lang w:val="en-US"/>
+        </w:rPr>
+      </w:pPr>
+      <w:r>
+        <w:rPr>
+          <w:rFonts w:ascii="BentonSans Book" w:hAnsi="BentonSans Book"/>
+          <w:sz w:val="18"/>
+          <w:szCs w:val="18"/>
+          <w:lang w:val="en-US"/>
+        </w:rPr>
+        <w:t>Click on Edit and Choose the Filter Criteria to Include Business Objects.</w:t>
+      </w:r>
+    </w:p>
+    <w:p>
+      <w:pPr>
+        <w:pStyle w:val="listpara1"/>
+        <w:numPr>
+          <w:ilvl w:val="0"/>
+          <w:numId w:val="7"/>
+        </w:numPr>
+        <w:rPr>
+          <w:rFonts w:ascii="BentonSans Book" w:hAnsi="BentonSans Book"/>
+          <w:sz w:val="18"/>
+          <w:szCs w:val="18"/>
+          <w:lang w:val="en-US"/>
+        </w:rPr>
+      </w:pPr>
+      <w:r>
+        <w:rPr>
+          <w:rFonts w:ascii="BentonSans Book" w:hAnsi="BentonSans Book"/>
+          <w:sz w:val="18"/>
+          <w:szCs w:val="18"/>
+          <w:lang w:val="en-US"/>
+        </w:rPr>
+        <w:t>Select the BP role to be included in your business Partner replication to SAP CLOUD FOR CUSTOMER.</w:t>
+      </w:r>
+    </w:p>
+    <w:p>
+      <w:pPr>
+        <w:pStyle w:val="listpara1"/>
+        <w:rPr>
+          <w:rFonts w:ascii="BentonSans Book" w:hAnsi="BentonSans Book"/>
+          <w:sz w:val="18"/>
+          <w:szCs w:val="18"/>
+          <w:lang w:val="en-US"/>
+        </w:rPr>
+      </w:pPr>
+      <w:r>
+        <w:rPr>
+          <w:rFonts w:ascii="BentonSans Book" w:hAnsi="BentonSans Book"/>
+          <w:sz w:val="18"/>
+          <w:szCs w:val="18"/>
+          <w:lang w:val="en-US"/>
+        </w:rPr>
+        <w:t>For Example: FLCU01, BUP001, BUP002, BUP003., Click Save.</w:t>
+      </w:r>
+    </w:p>
+    <w:p>
+      <w:pPr>
+        <w:pStyle w:val="listpara1"/>
+        <w:rPr>
+          <w:rFonts w:ascii="BentonSans Book" w:hAnsi="BentonSans Book"/>
+          <w:sz w:val="18"/>
+          <w:szCs w:val="18"/>
+          <w:lang w:val="en-US"/>
+        </w:rPr>
+      </w:pPr>
+      <w:r>
+        <w:rPr>
+          <w:rFonts w:ascii="BentonSans Book" w:hAnsi="BentonSans Book"/>
+          <w:noProof/>
+          <w:sz w:val="18"/>
+          <w:szCs w:val="18"/>
+          <w:lang w:val="en-US"/>
+        </w:rPr>
+        <w:drawing>
+          <wp:inline distT="0" distB="0" distL="0" distR="0" wp14:anchorId="3E0F78E3" wp14:editId="1B3AA67C">
+            <wp:extent cx="3990975" cy="2343150"/>
+            <wp:effectExtent l="0" t="0" r="9525" b="0"/>
+            <wp:docPr id="590387833" name="Picture 6"/>
+            <wp:cNvGraphicFramePr>
+              <a:graphicFrameLocks xmlns:a="http://schemas.openxmlformats.org/drawingml/2006/main" noChangeAspect="1"/>
+            </wp:cNvGraphicFramePr>
+            <a:graphic xmlns:a="http://schemas.openxmlformats.org/drawingml/2006/main">
+              <a:graphicData uri="http://schemas.openxmlformats.org/drawingml/2006/picture">
+                <pic:pic xmlns:pic="http://schemas.openxmlformats.org/drawingml/2006/picture">
+                  <pic:nvPicPr>
+                    <pic:cNvPr id="0" name="Picture 23"/>
+                    <pic:cNvPicPr>
+                      <a:picLocks noChangeAspect="1" noChangeArrowheads="1"/>
+                    </pic:cNvPicPr>
+                  </pic:nvPicPr>
+                  <pic:blipFill>
+                    <a:blip r:embed="rId37" cstate="print">
+                      <a:extLst>
+                        <a:ext uri="{28A0092B-C50C-407E-A947-70E740481C1C}">
+                          <a14:useLocalDpi xmlns:a14="http://schemas.microsoft.com/office/drawing/2010/main" val="0"/>
+                        </a:ext>
+                      </a:extLst>
+                    </a:blip>
+                    <a:srcRect/>
+                    <a:stretch>
+                      <a:fillRect/>
+                    </a:stretch>
+                  </pic:blipFill>
+                  <pic:spPr bwMode="auto">
+                    <a:xfrm>
+                      <a:off x="0" y="0"/>
+                      <a:ext cx="3990975" cy="2343150"/>
+                    </a:xfrm>
+                    <a:prstGeom prst="rect">
+                      <a:avLst/>
+                    </a:prstGeom>
+                    <a:noFill/>
+                    <a:ln>
+                      <a:noFill/>
+                    </a:ln>
+                  </pic:spPr>
+                </pic:pic>
+              </a:graphicData>
+            </a:graphic>
+          </wp:inline>
+        </w:drawing>
+      </w:r>
+    </w:p>
+    <w:p>
+      <w:pPr>
+        <w:pStyle w:val="listpara1"/>
+        <w:numPr>
+          <w:ilvl w:val="0"/>
+          <w:numId w:val="8"/>
+        </w:numPr>
+        <w:rPr>
+          <w:rFonts w:ascii="BentonSans Book" w:hAnsi="BentonSans Book"/>
+          <w:sz w:val="18"/>
+          <w:szCs w:val="18"/>
+          <w:lang w:val="en-US"/>
+        </w:rPr>
+      </w:pPr>
+      <w:r>
+        <w:rPr>
+          <w:rFonts w:ascii="BentonSans Book" w:hAnsi="BentonSans Book"/>
+          <w:sz w:val="18"/>
+          <w:szCs w:val="18"/>
+          <w:lang w:val="en-US"/>
+        </w:rPr>
+        <w:lastRenderedPageBreak/>
+        <w:t>Click Show Segment filter and choose the Filter Object Business Partner Role-98601.</w:t>
+      </w:r>
+    </w:p>
+    <w:p>
+      <w:pPr>
+        <w:pStyle w:val="listpara1"/>
+        <w:numPr>
+          <w:ilvl w:val="0"/>
+          <w:numId w:val="9"/>
+        </w:numPr>
+        <w:rPr>
+          <w:rFonts w:ascii="BentonSans Book" w:hAnsi="BentonSans Book"/>
+          <w:sz w:val="18"/>
+          <w:szCs w:val="18"/>
+          <w:lang w:val="en-US"/>
+        </w:rPr>
+      </w:pPr>
+      <w:r>
+        <w:rPr>
+          <w:rFonts w:ascii="BentonSans Book" w:hAnsi="BentonSans Book"/>
+          <w:sz w:val="18"/>
+          <w:szCs w:val="18"/>
+          <w:lang w:val="en-US"/>
+        </w:rPr>
+        <w:t>Click Edit and choose the Filter Criteria to Include Business Objects.</w:t>
+      </w:r>
+    </w:p>
+    <w:p>
+      <w:pPr>
+        <w:pStyle w:val="listpara1"/>
+        <w:numPr>
+          <w:ilvl w:val="0"/>
+          <w:numId w:val="10"/>
+        </w:numPr>
+        <w:rPr>
+          <w:rFonts w:ascii="BentonSans Book" w:hAnsi="BentonSans Book"/>
+          <w:sz w:val="18"/>
+          <w:szCs w:val="18"/>
+          <w:lang w:val="en-US"/>
+        </w:rPr>
+      </w:pPr>
+      <w:r>
+        <w:rPr>
+          <w:rFonts w:ascii="BentonSans Book" w:hAnsi="BentonSans Book"/>
+          <w:sz w:val="18"/>
+          <w:szCs w:val="18"/>
+          <w:lang w:val="en-US"/>
+        </w:rPr>
+        <w:t>Select the BP role to be included in your business Partner replication to SAP CLOUD FOR CUSTOMER.</w:t>
+      </w:r>
+    </w:p>
+    <w:p>
+      <w:pPr>
+        <w:pStyle w:val="listpara1"/>
+        <w:rPr>
+          <w:rFonts w:ascii="BentonSans Book" w:hAnsi="BentonSans Book"/>
+          <w:sz w:val="18"/>
+          <w:szCs w:val="18"/>
+          <w:lang w:val="en-US"/>
+        </w:rPr>
+      </w:pPr>
+      <w:r>
+        <w:rPr>
+          <w:rFonts w:ascii="BentonSans Book" w:hAnsi="BentonSans Book"/>
+          <w:sz w:val="18"/>
+          <w:szCs w:val="18"/>
+          <w:lang w:val="en-US"/>
+        </w:rPr>
+        <w:t>For Example: ‘FLCU01’</w:t>
+      </w:r>
+    </w:p>
+    <w:p>
+      <w:pPr>
+        <w:pStyle w:val="listpara1"/>
+        <w:rPr>
+          <w:rFonts w:ascii="BentonSans Book" w:hAnsi="BentonSans Book"/>
+          <w:sz w:val="18"/>
+          <w:szCs w:val="18"/>
+          <w:lang w:val="en-US"/>
+        </w:rPr>
+      </w:pPr>
+      <w:r>
+        <w:rPr>
+          <w:rFonts w:ascii="BentonSans Book" w:hAnsi="BentonSans Book"/>
+          <w:noProof/>
+          <w:sz w:val="18"/>
+          <w:szCs w:val="18"/>
+          <w:lang w:val="en-US"/>
+        </w:rPr>
+        <w:drawing>
+          <wp:inline distT="0" distB="0" distL="0" distR="0" wp14:anchorId="729D7A7F" wp14:editId="7FD9F12F">
+            <wp:extent cx="4791075" cy="1819275"/>
+            <wp:effectExtent l="0" t="0" r="9525" b="9525"/>
+            <wp:docPr id="1441471599" name="Picture 5"/>
+            <wp:cNvGraphicFramePr>
+              <a:graphicFrameLocks xmlns:a="http://schemas.openxmlformats.org/drawingml/2006/main" noChangeAspect="1"/>
+            </wp:cNvGraphicFramePr>
+            <a:graphic xmlns:a="http://schemas.openxmlformats.org/drawingml/2006/main">
+              <a:graphicData uri="http://schemas.openxmlformats.org/drawingml/2006/picture">
+                <pic:pic xmlns:pic="http://schemas.openxmlformats.org/drawingml/2006/picture">
+                  <pic:nvPicPr>
+                    <pic:cNvPr id="0" name="Picture 24"/>
+                    <pic:cNvPicPr>
+                      <a:picLocks noChangeAspect="1" noChangeArrowheads="1"/>
+                    </pic:cNvPicPr>
+                  </pic:nvPicPr>
+                  <pic:blipFill>
+                    <a:blip r:embed="rId38">
+                      <a:extLst>
+                        <a:ext uri="{28A0092B-C50C-407E-A947-70E740481C1C}">
+                          <a14:useLocalDpi xmlns:a14="http://schemas.microsoft.com/office/drawing/2010/main" val="0"/>
+                        </a:ext>
+                      </a:extLst>
+                    </a:blip>
+                    <a:srcRect/>
+                    <a:stretch>
+                      <a:fillRect/>
+                    </a:stretch>
+                  </pic:blipFill>
+                  <pic:spPr bwMode="auto">
+                    <a:xfrm>
+                      <a:off x="0" y="0"/>
+                      <a:ext cx="4791075" cy="1819275"/>
+                    </a:xfrm>
+                    <a:prstGeom prst="rect">
+                      <a:avLst/>
+                    </a:prstGeom>
+                    <a:noFill/>
+                    <a:ln>
+                      <a:noFill/>
+                    </a:ln>
+                  </pic:spPr>
+                </pic:pic>
+              </a:graphicData>
+            </a:graphic>
+          </wp:inline>
+        </w:drawing>
+      </w:r>
+    </w:p>
+    <w:p>
+      <w:pPr>
+        <w:pStyle w:val="listpara1"/>
+        <w:numPr>
+          <w:ilvl w:val="0"/>
+          <w:numId w:val="11"/>
+        </w:numPr>
+        <w:rPr>
+          <w:rFonts w:ascii="BentonSans Book" w:hAnsi="BentonSans Book"/>
+          <w:sz w:val="18"/>
+          <w:szCs w:val="18"/>
+          <w:lang w:val="en-US"/>
+        </w:rPr>
+      </w:pPr>
+      <w:r>
+        <w:rPr>
+          <w:rFonts w:ascii="BentonSans Book" w:hAnsi="BentonSans Book"/>
+          <w:sz w:val="18"/>
+          <w:szCs w:val="18"/>
+          <w:lang w:val="en-US"/>
+        </w:rPr>
+        <w:t>Choose Save.</w:t>
+      </w:r>
+    </w:p>
+    <w:p>
+      <w:pPr>
+        <w:pStyle w:val="listpara1"/>
+        <w:rPr>
+          <w:rFonts w:ascii="BentonSans Book" w:hAnsi="BentonSans Book"/>
+          <w:sz w:val="18"/>
+          <w:szCs w:val="18"/>
+          <w:lang w:val="en-US"/>
+        </w:rPr>
+      </w:pPr>
+      <w:r>
+        <w:rPr>
+          <w:rFonts w:ascii="BentonSans Book" w:hAnsi="BentonSans Book"/>
+          <w:sz w:val="18"/>
+          <w:szCs w:val="18"/>
+          <w:lang w:val="en-US"/>
+        </w:rPr>
+        <w:t>Repeat above step for BP Role BUP001, BUP002 and BUP003.</w:t>
+      </w:r>
+    </w:p>
+    <w:p>
+      <w:pPr>
+        <w:pStyle w:val="listpara1"/>
+        <w:rPr>
+          <w:rFonts w:ascii="BentonSans Book" w:hAnsi="BentonSans Book"/>
+          <w:sz w:val="18"/>
+          <w:szCs w:val="18"/>
+          <w:lang w:val="en-US"/>
+        </w:rPr>
+      </w:pPr>
+    </w:p>
+    <w:p>
+      <w:pPr>
+        <w:pStyle w:val="listpara1"/>
+        <w:rPr>
+          <w:rFonts w:ascii="BentonSans Book" w:hAnsi="BentonSans Book"/>
+          <w:sz w:val="18"/>
+          <w:szCs w:val="18"/>
+        </w:rPr>
+      </w:pPr>
+      <w:r>
+        <w:rPr>
+          <w:rFonts w:ascii="BentonSans Book" w:hAnsi="BentonSans Book"/>
+          <w:sz w:val="18"/>
+          <w:szCs w:val="18"/>
+        </w:rPr>
+        <w:t xml:space="preserve">*Repetir </w:t>
+      </w:r>
+      <w:r>
+        <w:rPr>
+          <w:rFonts w:ascii="BentonSans Book" w:hAnsi="BentonSans Book"/>
+          <w:sz w:val="18"/>
+          <w:szCs w:val="18"/>
+        </w:rPr>
+        <w:t xml:space="preserve">este paso para </w:t>
+      </w:r>
+      <w:r>
+        <w:rPr>
+          <w:rFonts w:ascii="BentonSans Book" w:hAnsi="BentonSans Book"/>
+          <w:sz w:val="18"/>
+          <w:szCs w:val="18"/>
+        </w:rPr>
+        <w:t>los segmentos (ver docu Google drive)</w:t>
+      </w:r>
+    </w:p>
+    <w:p>
+      <w:pPr>
+        <w:pStyle w:val="listpara1"/>
+        <w:rPr>
+          <w:rFonts w:ascii="BentonSans Book" w:hAnsi="BentonSans Book"/>
+          <w:sz w:val="18"/>
+          <w:szCs w:val="18"/>
+        </w:rPr>
+      </w:pPr>
+    </w:p>
+    <w:p>
+      <w:pPr>
+        <w:pStyle w:val="listpara1"/>
+        <w:rPr>
+          <w:rFonts w:ascii="BentonSans Book" w:hAnsi="BentonSans Book"/>
+          <w:b/>
+          <w:bCs/>
+          <w:sz w:val="18"/>
+          <w:szCs w:val="18"/>
+          <w:u w:val="single"/>
+        </w:rPr>
+      </w:pPr>
+      <w:r>
+        <w:rPr>
+          <w:rFonts w:ascii="BentonSans Book" w:hAnsi="BentonSans Book"/>
+          <w:b/>
+          <w:bCs/>
+          <w:sz w:val="18"/>
+          <w:szCs w:val="18"/>
+          <w:u w:val="single"/>
+        </w:rPr>
+        <w:t>Salida BP automatica:</w:t>
+      </w:r>
+    </w:p>
+    <w:p>
+      <w:pPr>
+        <w:pStyle w:val="listpara1"/>
+        <w:rPr>
+          <w:rFonts w:ascii="BentonSans Book" w:hAnsi="BentonSans Book"/>
+          <w:sz w:val="18"/>
+          <w:szCs w:val="18"/>
+        </w:rPr>
+      </w:pPr>
+    </w:p>
+    <w:p>
+      <w:pPr>
+        <w:pStyle w:val="listpara1"/>
+        <w:numPr>
+          <w:ilvl w:val="0"/>
+          <w:numId w:val="16"/>
+        </w:numPr>
+        <w:rPr>
+          <w:rFonts w:ascii="BentonSans Book" w:hAnsi="BentonSans Book"/>
+          <w:b/>
+          <w:bCs/>
+          <w:sz w:val="18"/>
+          <w:szCs w:val="18"/>
+          <w:lang w:val="en-US"/>
+        </w:rPr>
+      </w:pPr>
+      <w:r>
+        <w:rPr>
+          <w:rFonts w:ascii="BentonSans Book" w:hAnsi="BentonSans Book"/>
+          <w:sz w:val="18"/>
+          <w:szCs w:val="18"/>
+          <w:lang w:val="en-US"/>
+        </w:rPr>
+        <w:t>Activate Function Modules</w:t>
+      </w:r>
+    </w:p>
+    <w:p>
+      <w:pPr>
+        <w:pStyle w:val="listpara1"/>
+        <w:rPr>
+          <w:rFonts w:ascii="BentonSans Book" w:hAnsi="BentonSans Book"/>
+          <w:sz w:val="18"/>
+          <w:szCs w:val="18"/>
+          <w:lang w:val="en-US"/>
+        </w:rPr>
+      </w:pPr>
+      <w:r>
+        <w:rPr>
+          <w:rFonts w:ascii="BentonSans Book" w:hAnsi="BentonSans Book"/>
+          <w:sz w:val="18"/>
+          <w:szCs w:val="18"/>
+          <w:lang w:val="en-US"/>
+        </w:rPr>
+        <w:t>Procedure</w:t>
+      </w:r>
+    </w:p>
+    <w:p>
+      <w:pPr>
+        <w:pStyle w:val="listpara1"/>
+        <w:numPr>
+          <w:ilvl w:val="0"/>
+          <w:numId w:val="17"/>
+        </w:numPr>
+        <w:rPr>
+          <w:rFonts w:ascii="BentonSans Book" w:hAnsi="BentonSans Book"/>
+          <w:sz w:val="18"/>
+          <w:szCs w:val="18"/>
+          <w:lang w:val="en-US"/>
+        </w:rPr>
+      </w:pPr>
+      <w:r>
+        <w:rPr>
+          <w:rFonts w:ascii="BentonSans Book" w:hAnsi="BentonSans Book"/>
+          <w:sz w:val="18"/>
+          <w:szCs w:val="18"/>
+          <w:lang w:val="en-US"/>
+        </w:rPr>
+        <w:t>Open transaction SPRO.</w:t>
+      </w:r>
+    </w:p>
+    <w:p>
+      <w:pPr>
+        <w:pStyle w:val="listpara1"/>
+        <w:numPr>
+          <w:ilvl w:val="0"/>
+          <w:numId w:val="17"/>
+        </w:numPr>
+        <w:rPr>
+          <w:rFonts w:ascii="BentonSans Book" w:hAnsi="BentonSans Book"/>
+          <w:sz w:val="18"/>
+          <w:szCs w:val="18"/>
+          <w:lang w:val="en-US"/>
+        </w:rPr>
+      </w:pPr>
+      <w:r>
+        <w:rPr>
+          <w:rFonts w:ascii="BentonSans Book" w:hAnsi="BentonSans Book"/>
+          <w:sz w:val="18"/>
+          <w:szCs w:val="18"/>
+          <w:lang w:val="en-US"/>
+        </w:rPr>
+        <w:t>In IMG menu structure, navigate to Cross-Application Components</w:t>
+      </w:r>
+      <w:r>
+        <w:rPr>
+          <w:rFonts w:ascii="Calibri" w:hAnsi="Calibri" w:cs="Calibri"/>
+          <w:sz w:val="18"/>
+          <w:szCs w:val="18"/>
+          <w:lang w:val="en-US"/>
+        </w:rPr>
+        <w:t>-&gt;</w:t>
+      </w:r>
+      <w:r>
+        <w:rPr>
+          <w:rFonts w:ascii="BentonSans Book" w:hAnsi="BentonSans Book"/>
+          <w:sz w:val="18"/>
+          <w:szCs w:val="18"/>
+          <w:lang w:val="en-US"/>
+        </w:rPr>
+        <w:t xml:space="preserve">SAP Business Partner </w:t>
+      </w:r>
+      <w:r>
+        <w:rPr>
+          <w:rFonts w:ascii="Calibri" w:hAnsi="Calibri" w:cs="Calibri"/>
+          <w:sz w:val="18"/>
+          <w:szCs w:val="18"/>
+          <w:lang w:val="en-US"/>
+        </w:rPr>
+        <w:t>-&gt;</w:t>
+      </w:r>
+      <w:r>
+        <w:rPr>
+          <w:rFonts w:ascii="BentonSans Book" w:hAnsi="BentonSans Book"/>
+          <w:sz w:val="18"/>
+          <w:szCs w:val="18"/>
+          <w:lang w:val="en-US"/>
+        </w:rPr>
+        <w:t xml:space="preserve">Data Distribution </w:t>
+      </w:r>
+      <w:r>
+        <w:rPr>
+          <w:rFonts w:ascii="Calibri" w:hAnsi="Calibri" w:cs="Calibri"/>
+          <w:sz w:val="18"/>
+          <w:szCs w:val="18"/>
+          <w:lang w:val="en-US"/>
+        </w:rPr>
+        <w:t>-&gt;</w:t>
+      </w:r>
+      <w:r>
+        <w:rPr>
+          <w:rFonts w:ascii="BentonSans Book" w:hAnsi="BentonSans Book"/>
+          <w:sz w:val="18"/>
+          <w:szCs w:val="18"/>
+          <w:lang w:val="en-US"/>
+        </w:rPr>
+        <w:t>Activate Function Modules.</w:t>
+      </w:r>
+    </w:p>
+    <w:p>
+      <w:pPr>
+        <w:pStyle w:val="listpara1"/>
+        <w:rPr>
+          <w:rFonts w:ascii="BentonSans Book" w:hAnsi="BentonSans Book"/>
+          <w:sz w:val="18"/>
+          <w:szCs w:val="18"/>
+          <w:lang w:val="en-US"/>
+        </w:rPr>
+      </w:pPr>
+      <w:r>
+        <w:rPr>
+          <w:rFonts w:ascii="BentonSans Book" w:hAnsi="BentonSans Book"/>
+          <w:noProof/>
+          <w:sz w:val="18"/>
+          <w:szCs w:val="18"/>
+          <w:lang w:val="en-US"/>
+        </w:rPr>
+        <w:drawing>
+          <wp:inline distT="0" distB="0" distL="0" distR="0" wp14:anchorId="45A9462C" wp14:editId="3DB48286">
+            <wp:extent cx="3781425" cy="2019300"/>
+            <wp:effectExtent l="0" t="0" r="9525" b="0"/>
+            <wp:docPr id="1707218663" name="Picture 16"/>
+            <wp:cNvGraphicFramePr>
+              <a:graphicFrameLocks xmlns:a="http://schemas.openxmlformats.org/drawingml/2006/main" noChangeAspect="1"/>
+            </wp:cNvGraphicFramePr>
+            <a:graphic xmlns:a="http://schemas.openxmlformats.org/drawingml/2006/main">
+              <a:graphicData uri="http://schemas.openxmlformats.org/drawingml/2006/picture">
+                <pic:pic xmlns:pic="http://schemas.openxmlformats.org/drawingml/2006/picture">
+                  <pic:nvPicPr>
+                    <pic:cNvPr id="0" name="Picture 53"/>
+                    <pic:cNvPicPr>
+                      <a:picLocks noChangeAspect="1" noChangeArrowheads="1"/>
+                    </pic:cNvPicPr>
+                  </pic:nvPicPr>
+                  <pic:blipFill>
+                    <a:blip r:embed="rId39">
+                      <a:extLst>
+                        <a:ext uri="{28A0092B-C50C-407E-A947-70E740481C1C}">
+                          <a14:useLocalDpi xmlns:a14="http://schemas.microsoft.com/office/drawing/2010/main" val="0"/>
+                        </a:ext>
+                      </a:extLst>
+                    </a:blip>
+                    <a:srcRect/>
+                    <a:stretch>
+                      <a:fillRect/>
+                    </a:stretch>
+                  </pic:blipFill>
+                  <pic:spPr bwMode="auto">
+                    <a:xfrm>
+                      <a:off x="0" y="0"/>
+                      <a:ext cx="3781425" cy="2019300"/>
+                    </a:xfrm>
+                    <a:prstGeom prst="rect">
+                      <a:avLst/>
+                    </a:prstGeom>
+                    <a:noFill/>
+                    <a:ln>
+                      <a:noFill/>
+                    </a:ln>
+                  </pic:spPr>
+                </pic:pic>
+              </a:graphicData>
+            </a:graphic>
+          </wp:inline>
+        </w:drawing>
+      </w:r>
+    </w:p>
+    <w:p>
+      <w:pPr>
+        <w:pStyle w:val="listpara1"/>
+        <w:numPr>
+          <w:ilvl w:val="0"/>
+          <w:numId w:val="18"/>
+        </w:numPr>
+        <w:rPr>
+          <w:rFonts w:ascii="BentonSans Book" w:hAnsi="BentonSans Book"/>
+          <w:sz w:val="18"/>
+          <w:szCs w:val="18"/>
+          <w:lang w:val="en-US"/>
+        </w:rPr>
+      </w:pPr>
+      <w:r>
+        <w:rPr>
+          <w:rFonts w:ascii="BentonSans Book" w:hAnsi="BentonSans Book"/>
+          <w:sz w:val="18"/>
+          <w:szCs w:val="18"/>
+          <w:lang w:val="en-US"/>
+        </w:rPr>
+        <w:t>Activate the function module MDG_BS_BP_OUTBOUND_DRF by checking the field Call as shown below.</w:t>
+      </w:r>
+    </w:p>
+    <w:p>
+      <w:pPr>
+        <w:pStyle w:val="listpara1"/>
+        <w:rPr>
+          <w:rFonts w:ascii="BentonSans Book" w:hAnsi="BentonSans Book"/>
+          <w:sz w:val="18"/>
+          <w:szCs w:val="18"/>
+          <w:lang w:val="en-US"/>
+        </w:rPr>
+      </w:pPr>
+      <w:r>
+        <w:rPr>
+          <w:rFonts w:ascii="BentonSans Book" w:hAnsi="BentonSans Book"/>
+          <w:noProof/>
+          <w:sz w:val="18"/>
+          <w:szCs w:val="18"/>
+          <w:lang w:val="en-US"/>
+        </w:rPr>
+        <w:lastRenderedPageBreak/>
+        <w:drawing>
+          <wp:inline distT="0" distB="0" distL="0" distR="0" wp14:anchorId="09F5CF91" wp14:editId="788FDBC1">
+            <wp:extent cx="5391150" cy="3086100"/>
+            <wp:effectExtent l="0" t="0" r="0" b="0"/>
+            <wp:docPr id="1708540659" name="Picture 15"/>
+            <wp:cNvGraphicFramePr>
+              <a:graphicFrameLocks xmlns:a="http://schemas.openxmlformats.org/drawingml/2006/main" noChangeAspect="1"/>
+            </wp:cNvGraphicFramePr>
+            <a:graphic xmlns:a="http://schemas.openxmlformats.org/drawingml/2006/main">
+              <a:graphicData uri="http://schemas.openxmlformats.org/drawingml/2006/picture">
+                <pic:pic xmlns:pic="http://schemas.openxmlformats.org/drawingml/2006/picture">
+                  <pic:nvPicPr>
+                    <pic:cNvPr id="0" name="Picture 54"/>
+                    <pic:cNvPicPr>
+                      <a:picLocks noChangeAspect="1" noChangeArrowheads="1"/>
+                    </pic:cNvPicPr>
+                  </pic:nvPicPr>
+                  <pic:blipFill>
+                    <a:blip r:embed="rId40" cstate="print">
+                      <a:extLst>
+                        <a:ext uri="{28A0092B-C50C-407E-A947-70E740481C1C}">
+                          <a14:useLocalDpi xmlns:a14="http://schemas.microsoft.com/office/drawing/2010/main" val="0"/>
+                        </a:ext>
+                      </a:extLst>
+                    </a:blip>
+                    <a:srcRect/>
+                    <a:stretch>
+                      <a:fillRect/>
+                    </a:stretch>
+                  </pic:blipFill>
+                  <pic:spPr bwMode="auto">
+                    <a:xfrm>
+                      <a:off x="0" y="0"/>
+                      <a:ext cx="5391150" cy="3086100"/>
+                    </a:xfrm>
+                    <a:prstGeom prst="rect">
+                      <a:avLst/>
+                    </a:prstGeom>
+                    <a:noFill/>
+                    <a:ln>
+                      <a:noFill/>
+                    </a:ln>
+                  </pic:spPr>
+                </pic:pic>
+              </a:graphicData>
+            </a:graphic>
+          </wp:inline>
+        </w:drawing>
+      </w:r>
+    </w:p>
+    <w:p>
+      <w:pPr>
+        <w:pStyle w:val="listpara1"/>
+        <w:numPr>
+          <w:ilvl w:val="0"/>
+          <w:numId w:val="19"/>
+        </w:numPr>
+        <w:rPr>
+          <w:rFonts w:ascii="BentonSans Book" w:hAnsi="BentonSans Book"/>
+          <w:sz w:val="18"/>
+          <w:szCs w:val="18"/>
+          <w:lang w:val="en-US"/>
+        </w:rPr>
+      </w:pPr>
+      <w:r>
+        <w:rPr>
+          <w:rFonts w:ascii="BentonSans Book" w:hAnsi="BentonSans Book"/>
+          <w:sz w:val="18"/>
+          <w:szCs w:val="18"/>
+          <w:lang w:val="en-US"/>
+        </w:rPr>
+        <w:t>Choose Save</w:t>
+      </w:r>
+    </w:p>
+    <w:p>
+      <w:pPr>
+        <w:pStyle w:val="listpara1"/>
+        <w:rPr>
+          <w:rFonts w:ascii="BentonSans Book" w:hAnsi="BentonSans Book"/>
+          <w:sz w:val="18"/>
+          <w:szCs w:val="18"/>
+          <w:lang w:val="en-US"/>
+        </w:rPr>
+      </w:pPr>
+    </w:p>
+    <w:p>
+      <w:pPr>
+        <w:pStyle w:val="listpara1"/>
+        <w:rPr>
+          <w:rFonts w:ascii="BentonSans Book" w:hAnsi="BentonSans Book"/>
+          <w:b/>
+          <w:bCs/>
+          <w:sz w:val="18"/>
+          <w:szCs w:val="18"/>
+          <w:u w:val="single"/>
+        </w:rPr>
+      </w:pPr>
+      <w:r>
+        <w:rPr>
+          <w:rFonts w:ascii="BentonSans Book" w:hAnsi="BentonSans Book"/>
+          <w:b/>
+          <w:bCs/>
+          <w:sz w:val="18"/>
+          <w:szCs w:val="18"/>
+          <w:u w:val="single"/>
+        </w:rPr>
+        <w:t>Filtar funciones de interclocutor (opcional):</w:t>
+      </w:r>
+    </w:p>
+    <w:p>
+      <w:pPr>
+        <w:pStyle w:val="listpara1"/>
+        <w:rPr>
+          <w:rFonts w:ascii="BentonSans Book" w:hAnsi="BentonSans Book"/>
+          <w:b/>
+          <w:bCs/>
+          <w:sz w:val="18"/>
+          <w:szCs w:val="18"/>
+        </w:rPr>
+      </w:pPr>
+    </w:p>
+    <w:p>
+      <w:pPr>
+        <w:pStyle w:val="listpara1"/>
+        <w:rPr>
+          <w:rFonts w:ascii="BentonSans Book" w:hAnsi="BentonSans Book"/>
+          <w:sz w:val="18"/>
+          <w:szCs w:val="18"/>
+        </w:rPr>
+      </w:pPr>
+      <w:r>
+        <w:rPr>
+          <w:rFonts w:ascii="BentonSans Book" w:hAnsi="BentonSans Book"/>
+          <w:sz w:val="18"/>
+          <w:szCs w:val="18"/>
+        </w:rPr>
+        <w:t>Ir a la SM30 y editar la vista MDGV_BP_SYS_PAR:</w:t>
+      </w:r>
+    </w:p>
+    <w:p>
+      <w:pPr>
+        <w:pStyle w:val="listpara1"/>
+        <w:rPr>
+          <w:rFonts w:ascii="BentonSans Book" w:hAnsi="BentonSans Book"/>
+          <w:b/>
+          <w:bCs/>
+          <w:sz w:val="18"/>
+          <w:szCs w:val="18"/>
+        </w:rPr>
+      </w:pPr>
+    </w:p>
+    <w:p>
+      <w:pPr>
+        <w:pStyle w:val="listpara1"/>
+        <w:rPr>
+          <w:rFonts w:ascii="BentonSans Book" w:hAnsi="BentonSans Book"/>
+          <w:b/>
+          <w:bCs/>
+          <w:sz w:val="18"/>
+          <w:szCs w:val="18"/>
+        </w:rPr>
+      </w:pPr>
+      <w:r>
+        <w:rPr>
+          <w:rFonts w:ascii="BentonSans Book" w:hAnsi="BentonSans Book"/>
+          <w:b/>
+          <w:bCs/>
+          <w:noProof/>
+          <w:sz w:val="18"/>
+          <w:szCs w:val="18"/>
+        </w:rPr>
+        <w:drawing>
+          <wp:inline distT="0" distB="0" distL="0" distR="0" wp14:anchorId="114FA097" wp14:editId="2FE851F8">
+            <wp:extent cx="5943600" cy="1109345"/>
+            <wp:effectExtent l="0" t="0" r="0" b="0"/>
+            <wp:docPr id="222149023" name="Picture 1" descr="A screenshot of a computer&#10;&#10;AI-generated content may be incorrect."/>
+            <wp:cNvGraphicFramePr>
+              <a:graphicFrameLocks xmlns:a="http://schemas.openxmlformats.org/drawingml/2006/main" noChangeAspect="1"/>
+            </wp:cNvGraphicFramePr>
+            <a:graphic xmlns:a="http://schemas.openxmlformats.org/drawingml/2006/main">
+              <a:graphicData uri="http://schemas.openxmlformats.org/drawingml/2006/picture">
+                <pic:pic xmlns:pic="http://schemas.openxmlformats.org/drawingml/2006/picture">
+                  <pic:nvPicPr>
+                    <pic:cNvPr id="222149023" name="Picture 1" descr="A screenshot of a computer&#10;&#10;AI-generated content may be incorrect."/>
+                    <pic:cNvPicPr/>
+                  </pic:nvPicPr>
+                  <pic:blipFill>
+                    <a:blip r:embed="rId41"/>
+                    <a:stretch>
+                      <a:fillRect/>
+                    </a:stretch>
+                  </pic:blipFill>
+                  <pic:spPr>
+                    <a:xfrm>
+                      <a:off x="0" y="0"/>
+                      <a:ext cx="5943600" cy="1109345"/>
+                    </a:xfrm>
+                    <a:prstGeom prst="rect">
+                      <a:avLst/>
+                    </a:prstGeom>
+                  </pic:spPr>
+                </pic:pic>
+              </a:graphicData>
+            </a:graphic>
+          </wp:inline>
+        </w:drawing>
+      </w:r>
+    </w:p>
     <w:sectPr>
       <w:pgSz w:w="12240" w:h="15840"/>
       <w:pgMar w:top="1440" w:right="1440" w:bottom="1440" w:left="1440" w:header="720" w:footer="720" w:gutter="0"/>
@@ -2727,7 +5592,7 @@
 </file>
 
 <file path=word/comments.xml><?xml version="1.0" encoding="utf-8"?>
-<w:comments xmlns:wpc="http://schemas.microsoft.com/office/word/2010/wordprocessingCanvas" xmlns:cx="http://schemas.microsoft.com/office/drawing/2014/chartex" xmlns:cx1="http://schemas.microsoft.com/office/drawing/2015/9/8/chartex" xmlns:cx2="http://schemas.microsoft.com/office/drawing/2015/10/21/chartex" xmlns:cx3="http://schemas.microsoft.com/office/drawing/2016/5/9/chartex" xmlns:cx4="http://schemas.microsoft.com/office/drawing/2016/5/10/chartex" xmlns:cx5="http://schemas.microsoft.com/office/drawing/2016/5/11/chartex" xmlns:cx6="http://schemas.microsoft.com/office/drawing/2016/5/12/chartex" xmlns:cx7="http://schemas.microsoft.com/office/drawing/2016/5/13/chartex" xmlns:cx8="http://schemas.microsoft.com/office/drawing/2016/5/14/chartex" xmlns:mc="http://schemas.openxmlformats.org/markup-compatibility/2006" xmlns:aink="http://schemas.microsoft.com/office/drawing/2016/ink" xmlns:am3d="http://schemas.microsoft.com/office/drawing/2017/model3d" xmlns:o="urn:schemas-microsoft-com:office:office" xmlns:oel="http://schemas.microsoft.com/office/2019/extlst" xmlns:r="http://schemas.openxmlformats.org/officeDocument/2006/relationships" xmlns:m="http://schemas.openxmlformats.org/officeDocument/2006/math" xmlns:v="urn:schemas-microsoft-com:vml" xmlns:wp14="http://schemas.microsoft.com/office/word/2010/wordprocessingDrawing" xmlns:wp="http://schemas.openxmlformats.org/drawingml/2006/wordprocessingDrawing" xmlns:w10="urn:schemas-microsoft-com:office:word" xmlns:w="http://schemas.openxmlformats.org/wordprocessingml/2006/main" xmlns:w14="http://schemas.microsoft.com/office/word/2010/wordml" xmlns:w15="http://schemas.microsoft.com/office/word/2012/wordml" xmlns:w16cex="http://schemas.microsoft.com/office/word/2018/wordml/cex" xmlns:w16cid="http://schemas.microsoft.com/office/word/2016/wordml/cid" xmlns:w16="http://schemas.microsoft.com/office/word/2018/wordml" xmlns:w16sdtdh="http://schemas.microsoft.com/office/word/2020/wordml/sdtdatahash" xmlns:w16se="http://schemas.microsoft.com/office/word/2015/wordml/symex" xmlns:wpg="http://schemas.microsoft.com/office/word/2010/wordprocessingGroup" xmlns:wpi="http://schemas.microsoft.com/office/word/2010/wordprocessingInk" xmlns:wne="http://schemas.microsoft.com/office/word/2006/wordml" xmlns:wps="http://schemas.microsoft.com/office/word/2010/wordprocessingShape" mc:Ignorable="w14 w15 w16se w16cid w16 w16cex w16sdtdh wp14">
+<w:comments xmlns:wpc="http://schemas.microsoft.com/office/word/2010/wordprocessingCanvas" xmlns:cx="http://schemas.microsoft.com/office/drawing/2014/chartex" xmlns:cx1="http://schemas.microsoft.com/office/drawing/2015/9/8/chartex" xmlns:cx2="http://schemas.microsoft.com/office/drawing/2015/10/21/chartex" xmlns:cx3="http://schemas.microsoft.com/office/drawing/2016/5/9/chartex" xmlns:cx4="http://schemas.microsoft.com/office/drawing/2016/5/10/chartex" xmlns:cx5="http://schemas.microsoft.com/office/drawing/2016/5/11/chartex" xmlns:cx6="http://schemas.microsoft.com/office/drawing/2016/5/12/chartex" xmlns:cx7="http://schemas.microsoft.com/office/drawing/2016/5/13/chartex" xmlns:cx8="http://schemas.microsoft.com/office/drawing/2016/5/14/chartex" xmlns:mc="http://schemas.openxmlformats.org/markup-compatibility/2006" xmlns:aink="http://schemas.microsoft.com/office/drawing/2016/ink" xmlns:am3d="http://schemas.microsoft.com/office/drawing/2017/model3d" xmlns:o="urn:schemas-microsoft-com:office:office" xmlns:oel="http://schemas.microsoft.com/office/2019/extlst" xmlns:r="http://schemas.openxmlformats.org/officeDocument/2006/relationships" xmlns:m="http://schemas.openxmlformats.org/officeDocument/2006/math" xmlns:v="urn:schemas-microsoft-com:vml" xmlns:wp14="http://schemas.microsoft.com/office/word/2010/wordprocessingDrawing" xmlns:wp="http://schemas.openxmlformats.org/drawingml/2006/wordprocessingDrawing" xmlns:w10="urn:schemas-microsoft-com:office:word" xmlns:w="http://schemas.openxmlformats.org/wordprocessingml/2006/main" xmlns:w14="http://schemas.microsoft.com/office/word/2010/wordml" xmlns:w15="http://schemas.microsoft.com/office/word/2012/wordml" xmlns:w16cex="http://schemas.microsoft.com/office/word/2018/wordml/cex" xmlns:w16cid="http://schemas.microsoft.com/office/word/2016/wordml/cid" xmlns:w16="http://schemas.microsoft.com/office/word/2018/wordml" xmlns:w16du="http://schemas.microsoft.com/office/word/2023/wordml/word16du" xmlns:w16sdtdh="http://schemas.microsoft.com/office/word/2020/wordml/sdtdatahash" xmlns:w16sdtfl="http://schemas.microsoft.com/office/word/2024/wordml/sdtformatlock" xmlns:w16se="http://schemas.microsoft.com/office/word/2015/wordml/symex" xmlns:wpg="http://schemas.microsoft.com/office/word/2010/wordprocessingGroup" xmlns:wpi="http://schemas.microsoft.com/office/word/2010/wordprocessingInk" xmlns:wne="http://schemas.microsoft.com/office/word/2006/wordml" xmlns:wps="http://schemas.microsoft.com/office/word/2010/wordprocessingShape" mc:Ignorable="w14 w15 w16se w16cid w16 w16cex w16sdtdh w16sdtfl w16du wp14">
   <w:comment w:id="0" w:author="Author" w:initials="A">
     <w:p>
       <w:pPr>
@@ -2802,7 +5667,7 @@
 </file>
 
 <file path=word/commentsExtended.xml><?xml version="1.0" encoding="utf-8"?>
-<w15:commentsEx xmlns:wpc="http://schemas.microsoft.com/office/word/2010/wordprocessingCanvas" xmlns:cx="http://schemas.microsoft.com/office/drawing/2014/chartex" xmlns:cx1="http://schemas.microsoft.com/office/drawing/2015/9/8/chartex" xmlns:cx2="http://schemas.microsoft.com/office/drawing/2015/10/21/chartex" xmlns:cx3="http://schemas.microsoft.com/office/drawing/2016/5/9/chartex" xmlns:cx4="http://schemas.microsoft.com/office/drawing/2016/5/10/chartex" xmlns:cx5="http://schemas.microsoft.com/office/drawing/2016/5/11/chartex" xmlns:cx6="http://schemas.microsoft.com/office/drawing/2016/5/12/chartex" xmlns:cx7="http://schemas.microsoft.com/office/drawing/2016/5/13/chartex" xmlns:cx8="http://schemas.microsoft.com/office/drawing/2016/5/14/chartex" xmlns:mc="http://schemas.openxmlformats.org/markup-compatibility/2006" xmlns:aink="http://schemas.microsoft.com/office/drawing/2016/ink" xmlns:am3d="http://schemas.microsoft.com/office/drawing/2017/model3d" xmlns:o="urn:schemas-microsoft-com:office:office" xmlns:oel="http://schemas.microsoft.com/office/2019/extlst" xmlns:r="http://schemas.openxmlformats.org/officeDocument/2006/relationships" xmlns:m="http://schemas.openxmlformats.org/officeDocument/2006/math" xmlns:v="urn:schemas-microsoft-com:vml" xmlns:wp14="http://schemas.microsoft.com/office/word/2010/wordprocessingDrawing" xmlns:wp="http://schemas.openxmlformats.org/drawingml/2006/wordprocessingDrawing" xmlns:w10="urn:schemas-microsoft-com:office:word" xmlns:w="http://schemas.openxmlformats.org/wordprocessingml/2006/main" xmlns:w14="http://schemas.microsoft.com/office/word/2010/wordml" xmlns:w15="http://schemas.microsoft.com/office/word/2012/wordml" xmlns:w16cex="http://schemas.microsoft.com/office/word/2018/wordml/cex" xmlns:w16cid="http://schemas.microsoft.com/office/word/2016/wordml/cid" xmlns:w16="http://schemas.microsoft.com/office/word/2018/wordml" xmlns:w16sdtdh="http://schemas.microsoft.com/office/word/2020/wordml/sdtdatahash" xmlns:w16se="http://schemas.microsoft.com/office/word/2015/wordml/symex" xmlns:wpg="http://schemas.microsoft.com/office/word/2010/wordprocessingGroup" xmlns:wpi="http://schemas.microsoft.com/office/word/2010/wordprocessingInk" xmlns:wne="http://schemas.microsoft.com/office/word/2006/wordml" xmlns:wps="http://schemas.microsoft.com/office/word/2010/wordprocessingShape" mc:Ignorable="w14 w15 w16se w16cid w16 w16cex w16sdtdh wp14">
+<w15:commentsEx xmlns:wpc="http://schemas.microsoft.com/office/word/2010/wordprocessingCanvas" xmlns:cx="http://schemas.microsoft.com/office/drawing/2014/chartex" xmlns:cx1="http://schemas.microsoft.com/office/drawing/2015/9/8/chartex" xmlns:cx2="http://schemas.microsoft.com/office/drawing/2015/10/21/chartex" xmlns:cx3="http://schemas.microsoft.com/office/drawing/2016/5/9/chartex" xmlns:cx4="http://schemas.microsoft.com/office/drawing/2016/5/10/chartex" xmlns:cx5="http://schemas.microsoft.com/office/drawing/2016/5/11/chartex" xmlns:cx6="http://schemas.microsoft.com/office/drawing/2016/5/12/chartex" xmlns:cx7="http://schemas.microsoft.com/office/drawing/2016/5/13/chartex" xmlns:cx8="http://schemas.microsoft.com/office/drawing/2016/5/14/chartex" xmlns:mc="http://schemas.openxmlformats.org/markup-compatibility/2006" xmlns:aink="http://schemas.microsoft.com/office/drawing/2016/ink" xmlns:am3d="http://schemas.microsoft.com/office/drawing/2017/model3d" xmlns:o="urn:schemas-microsoft-com:office:office" xmlns:oel="http://schemas.microsoft.com/office/2019/extlst" xmlns:r="http://schemas.openxmlformats.org/officeDocument/2006/relationships" xmlns:m="http://schemas.openxmlformats.org/officeDocument/2006/math" xmlns:v="urn:schemas-microsoft-com:vml" xmlns:wp14="http://schemas.microsoft.com/office/word/2010/wordprocessingDrawing" xmlns:wp="http://schemas.openxmlformats.org/drawingml/2006/wordprocessingDrawing" xmlns:w10="urn:schemas-microsoft-com:office:word" xmlns:w="http://schemas.openxmlformats.org/wordprocessingml/2006/main" xmlns:w14="http://schemas.microsoft.com/office/word/2010/wordml" xmlns:w15="http://schemas.microsoft.com/office/word/2012/wordml" xmlns:w16cex="http://schemas.microsoft.com/office/word/2018/wordml/cex" xmlns:w16cid="http://schemas.microsoft.com/office/word/2016/wordml/cid" xmlns:w16="http://schemas.microsoft.com/office/word/2018/wordml" xmlns:w16du="http://schemas.microsoft.com/office/word/2023/wordml/word16du" xmlns:w16sdtdh="http://schemas.microsoft.com/office/word/2020/wordml/sdtdatahash" xmlns:w16sdtfl="http://schemas.microsoft.com/office/word/2024/wordml/sdtformatlock" xmlns:w16se="http://schemas.microsoft.com/office/word/2015/wordml/symex" xmlns:wpg="http://schemas.microsoft.com/office/word/2010/wordprocessingGroup" xmlns:wpi="http://schemas.microsoft.com/office/word/2010/wordprocessingInk" xmlns:wne="http://schemas.microsoft.com/office/word/2006/wordml" xmlns:wps="http://schemas.microsoft.com/office/word/2010/wordprocessingShape" mc:Ignorable="w14 w15 w16se w16cid w16 w16cex w16sdtdh w16sdtfl w16du wp14">
   <w15:commentEx w15:paraId="2CC2B328" w15:done="1"/>
   <w15:commentEx w15:paraId="445FDF5F" w15:paraIdParent="2CC2B328" w15:done="1"/>
   <w15:commentEx w15:paraId="2D09112F" w15:done="1"/>
@@ -2811,14 +5676,14 @@
 </file>
 
 <file path=word/commentsExtensible.xml><?xml version="1.0" encoding="utf-8"?>
-<w16cex:commentsExtensible xmlns:wpc="http://schemas.microsoft.com/office/word/2010/wordprocessingCanvas" xmlns:cx="http://schemas.microsoft.com/office/drawing/2014/chartex" xmlns:cx1="http://schemas.microsoft.com/office/drawing/2015/9/8/chartex" xmlns:cx2="http://schemas.microsoft.com/office/drawing/2015/10/21/chartex" xmlns:cx3="http://schemas.microsoft.com/office/drawing/2016/5/9/chartex" xmlns:cx4="http://schemas.microsoft.com/office/drawing/2016/5/10/chartex" xmlns:cx5="http://schemas.microsoft.com/office/drawing/2016/5/11/chartex" xmlns:cx6="http://schemas.microsoft.com/office/drawing/2016/5/12/chartex" xmlns:cx7="http://schemas.microsoft.com/office/drawing/2016/5/13/chartex" xmlns:cx8="http://schemas.microsoft.com/office/drawing/2016/5/14/chartex" xmlns:cr="http://schemas.microsoft.com/office/comments/2020/reactions" xmlns:mc="http://schemas.openxmlformats.org/markup-compatibility/2006" xmlns:aink="http://schemas.microsoft.com/office/drawing/2016/ink" xmlns:am3d="http://schemas.microsoft.com/office/drawing/2017/model3d" xmlns:o="urn:schemas-microsoft-com:office:office" xmlns:oel="http://schemas.microsoft.com/office/2019/extlst" xmlns:r="http://schemas.openxmlformats.org/officeDocument/2006/relationships" xmlns:m="http://schemas.openxmlformats.org/officeDocument/2006/math" xmlns:v="urn:schemas-microsoft-com:vml" xmlns:wp14="http://schemas.microsoft.com/office/word/2010/wordprocessingDrawing" xmlns:wp="http://schemas.openxmlformats.org/drawingml/2006/wordprocessingDrawing" xmlns:w10="urn:schemas-microsoft-com:office:word" xmlns:w="http://schemas.openxmlformats.org/wordprocessingml/2006/main" xmlns:w14="http://schemas.microsoft.com/office/word/2010/wordml" xmlns:w15="http://schemas.microsoft.com/office/word/2012/wordml" xmlns:w16cex="http://schemas.microsoft.com/office/word/2018/wordml/cex" xmlns:w16cid="http://schemas.microsoft.com/office/word/2016/wordml/cid" xmlns:w16="http://schemas.microsoft.com/office/word/2018/wordml" xmlns:w16sdtdh="http://schemas.microsoft.com/office/word/2020/wordml/sdtdatahash" xmlns:w16se="http://schemas.microsoft.com/office/word/2015/wordml/symex" xmlns:wpg="http://schemas.microsoft.com/office/word/2010/wordprocessingGroup" xmlns:wpi="http://schemas.microsoft.com/office/word/2010/wordprocessingInk" xmlns:wne="http://schemas.microsoft.com/office/word/2006/wordml" xmlns:wps="http://schemas.microsoft.com/office/word/2010/wordprocessingShape" mc:Ignorable="w14 w15 w16se w16cid w16 w16cex w16sdtdh cr wp14">
+<w16cex:commentsExtensible xmlns:wpc="http://schemas.microsoft.com/office/word/2010/wordprocessingCanvas" xmlns:cx="http://schemas.microsoft.com/office/drawing/2014/chartex" xmlns:cx1="http://schemas.microsoft.com/office/drawing/2015/9/8/chartex" xmlns:cx2="http://schemas.microsoft.com/office/drawing/2015/10/21/chartex" xmlns:cx3="http://schemas.microsoft.com/office/drawing/2016/5/9/chartex" xmlns:cx4="http://schemas.microsoft.com/office/drawing/2016/5/10/chartex" xmlns:cx5="http://schemas.microsoft.com/office/drawing/2016/5/11/chartex" xmlns:cx6="http://schemas.microsoft.com/office/drawing/2016/5/12/chartex" xmlns:cx7="http://schemas.microsoft.com/office/drawing/2016/5/13/chartex" xmlns:cx8="http://schemas.microsoft.com/office/drawing/2016/5/14/chartex" xmlns:cr="http://schemas.microsoft.com/office/comments/2020/reactions" xmlns:mc="http://schemas.openxmlformats.org/markup-compatibility/2006" xmlns:aink="http://schemas.microsoft.com/office/drawing/2016/ink" xmlns:am3d="http://schemas.microsoft.com/office/drawing/2017/model3d" xmlns:o="urn:schemas-microsoft-com:office:office" xmlns:oel="http://schemas.microsoft.com/office/2019/extlst" xmlns:r="http://schemas.openxmlformats.org/officeDocument/2006/relationships" xmlns:m="http://schemas.openxmlformats.org/officeDocument/2006/math" xmlns:v="urn:schemas-microsoft-com:vml" xmlns:wp14="http://schemas.microsoft.com/office/word/2010/wordprocessingDrawing" xmlns:wp="http://schemas.openxmlformats.org/drawingml/2006/wordprocessingDrawing" xmlns:w10="urn:schemas-microsoft-com:office:word" xmlns:w="http://schemas.openxmlformats.org/wordprocessingml/2006/main" xmlns:w14="http://schemas.microsoft.com/office/word/2010/wordml" xmlns:w15="http://schemas.microsoft.com/office/word/2012/wordml" xmlns:w16cex="http://schemas.microsoft.com/office/word/2018/wordml/cex" xmlns:w16cid="http://schemas.microsoft.com/office/word/2016/wordml/cid" xmlns:w16="http://schemas.microsoft.com/office/word/2018/wordml" xmlns:w16du="http://schemas.microsoft.com/office/word/2023/wordml/word16du" xmlns:w16sdtdh="http://schemas.microsoft.com/office/word/2020/wordml/sdtdatahash" xmlns:w16sdtfl="http://schemas.microsoft.com/office/word/2024/wordml/sdtformatlock" xmlns:w16se="http://schemas.microsoft.com/office/word/2015/wordml/symex" xmlns:wpg="http://schemas.microsoft.com/office/word/2010/wordprocessingGroup" xmlns:wpi="http://schemas.microsoft.com/office/word/2010/wordprocessingInk" xmlns:wne="http://schemas.microsoft.com/office/word/2006/wordml" xmlns:wps="http://schemas.microsoft.com/office/word/2010/wordprocessingShape" mc:Ignorable="w14 w15 w16se w16cid w16 w16cex w16sdtdh w16sdtfl cr w16du wp14">
   <w16cex:commentExtensible w16cex:durableId="09F78908" w16cex:dateUtc="2024-03-13T09:45:00Z"/>
   <w16cex:commentExtensible w16cex:durableId="299C01E0" w16cex:dateUtc="2024-03-13T09:43:00Z"/>
 </w16cex:commentsExtensible>
 </file>
 
 <file path=word/commentsIds.xml><?xml version="1.0" encoding="utf-8"?>
-<w16cid:commentsIds xmlns:wpc="http://schemas.microsoft.com/office/word/2010/wordprocessingCanvas" xmlns:cx="http://schemas.microsoft.com/office/drawing/2014/chartex" xmlns:cx1="http://schemas.microsoft.com/office/drawing/2015/9/8/chartex" xmlns:cx2="http://schemas.microsoft.com/office/drawing/2015/10/21/chartex" xmlns:cx3="http://schemas.microsoft.com/office/drawing/2016/5/9/chartex" xmlns:cx4="http://schemas.microsoft.com/office/drawing/2016/5/10/chartex" xmlns:cx5="http://schemas.microsoft.com/office/drawing/2016/5/11/chartex" xmlns:cx6="http://schemas.microsoft.com/office/drawing/2016/5/12/chartex" xmlns:cx7="http://schemas.microsoft.com/office/drawing/2016/5/13/chartex" xmlns:cx8="http://schemas.microsoft.com/office/drawing/2016/5/14/chartex" xmlns:mc="http://schemas.openxmlformats.org/markup-compatibility/2006" xmlns:aink="http://schemas.microsoft.com/office/drawing/2016/ink" xmlns:am3d="http://schemas.microsoft.com/office/drawing/2017/model3d" xmlns:o="urn:schemas-microsoft-com:office:office" xmlns:oel="http://schemas.microsoft.com/office/2019/extlst" xmlns:r="http://schemas.openxmlformats.org/officeDocument/2006/relationships" xmlns:m="http://schemas.openxmlformats.org/officeDocument/2006/math" xmlns:v="urn:schemas-microsoft-com:vml" xmlns:wp14="http://schemas.microsoft.com/office/word/2010/wordprocessingDrawing" xmlns:wp="http://schemas.openxmlformats.org/drawingml/2006/wordprocessingDrawing" xmlns:w10="urn:schemas-microsoft-com:office:word" xmlns:w="http://schemas.openxmlformats.org/wordprocessingml/2006/main" xmlns:w14="http://schemas.microsoft.com/office/word/2010/wordml" xmlns:w15="http://schemas.microsoft.com/office/word/2012/wordml" xmlns:w16cex="http://schemas.microsoft.com/office/word/2018/wordml/cex" xmlns:w16cid="http://schemas.microsoft.com/office/word/2016/wordml/cid" xmlns:w16="http://schemas.microsoft.com/office/word/2018/wordml" xmlns:w16sdtdh="http://schemas.microsoft.com/office/word/2020/wordml/sdtdatahash" xmlns:w16se="http://schemas.microsoft.com/office/word/2015/wordml/symex" xmlns:wpg="http://schemas.microsoft.com/office/word/2010/wordprocessingGroup" xmlns:wpi="http://schemas.microsoft.com/office/word/2010/wordprocessingInk" xmlns:wne="http://schemas.microsoft.com/office/word/2006/wordml" xmlns:wps="http://schemas.microsoft.com/office/word/2010/wordprocessingShape" mc:Ignorable="w14 w15 w16se w16cid w16 w16cex w16sdtdh wp14">
+<w16cid:commentsIds xmlns:wpc="http://schemas.microsoft.com/office/word/2010/wordprocessingCanvas" xmlns:cx="http://schemas.microsoft.com/office/drawing/2014/chartex" xmlns:cx1="http://schemas.microsoft.com/office/drawing/2015/9/8/chartex" xmlns:cx2="http://schemas.microsoft.com/office/drawing/2015/10/21/chartex" xmlns:cx3="http://schemas.microsoft.com/office/drawing/2016/5/9/chartex" xmlns:cx4="http://schemas.microsoft.com/office/drawing/2016/5/10/chartex" xmlns:cx5="http://schemas.microsoft.com/office/drawing/2016/5/11/chartex" xmlns:cx6="http://schemas.microsoft.com/office/drawing/2016/5/12/chartex" xmlns:cx7="http://schemas.microsoft.com/office/drawing/2016/5/13/chartex" xmlns:cx8="http://schemas.microsoft.com/office/drawing/2016/5/14/chartex" xmlns:mc="http://schemas.openxmlformats.org/markup-compatibility/2006" xmlns:aink="http://schemas.microsoft.com/office/drawing/2016/ink" xmlns:am3d="http://schemas.microsoft.com/office/drawing/2017/model3d" xmlns:o="urn:schemas-microsoft-com:office:office" xmlns:oel="http://schemas.microsoft.com/office/2019/extlst" xmlns:r="http://schemas.openxmlformats.org/officeDocument/2006/relationships" xmlns:m="http://schemas.openxmlformats.org/officeDocument/2006/math" xmlns:v="urn:schemas-microsoft-com:vml" xmlns:wp14="http://schemas.microsoft.com/office/word/2010/wordprocessingDrawing" xmlns:wp="http://schemas.openxmlformats.org/drawingml/2006/wordprocessingDrawing" xmlns:w10="urn:schemas-microsoft-com:office:word" xmlns:w="http://schemas.openxmlformats.org/wordprocessingml/2006/main" xmlns:w14="http://schemas.microsoft.com/office/word/2010/wordml" xmlns:w15="http://schemas.microsoft.com/office/word/2012/wordml" xmlns:w16cex="http://schemas.microsoft.com/office/word/2018/wordml/cex" xmlns:w16cid="http://schemas.microsoft.com/office/word/2016/wordml/cid" xmlns:w16="http://schemas.microsoft.com/office/word/2018/wordml" xmlns:w16du="http://schemas.microsoft.com/office/word/2023/wordml/word16du" xmlns:w16sdtdh="http://schemas.microsoft.com/office/word/2020/wordml/sdtdatahash" xmlns:w16sdtfl="http://schemas.microsoft.com/office/word/2024/wordml/sdtformatlock" xmlns:w16se="http://schemas.microsoft.com/office/word/2015/wordml/symex" xmlns:wpg="http://schemas.microsoft.com/office/word/2010/wordprocessingGroup" xmlns:wpi="http://schemas.microsoft.com/office/word/2010/wordprocessingInk" xmlns:wne="http://schemas.microsoft.com/office/word/2006/wordml" xmlns:wps="http://schemas.microsoft.com/office/word/2010/wordprocessingShape" mc:Ignorable="w14 w15 w16se w16cid w16 w16cex w16sdtdh w16sdtfl w16du wp14">
   <w16cid:commentId w16cid:paraId="2CC2B328" w16cid:durableId="3212DC95"/>
   <w16cid:commentId w16cid:paraId="445FDF5F" w16cid:durableId="09F78908"/>
   <w16cid:commentId w16cid:paraId="2D09112F" w16cid:durableId="6E66F4FC"/>
@@ -2827,8 +5692,686 @@
 </file>
 
 <file path=word/numbering.xml><?xml version="1.0" encoding="utf-8"?>
-<w:numbering xmlns:wpc="http://schemas.microsoft.com/office/word/2010/wordprocessingCanvas" xmlns:cx="http://schemas.microsoft.com/office/drawing/2014/chartex" xmlns:cx1="http://schemas.microsoft.com/office/drawing/2015/9/8/chartex" xmlns:cx2="http://schemas.microsoft.com/office/drawing/2015/10/21/chartex" xmlns:cx3="http://schemas.microsoft.com/office/drawing/2016/5/9/chartex" xmlns:cx4="http://schemas.microsoft.com/office/drawing/2016/5/10/chartex" xmlns:cx5="http://schemas.microsoft.com/office/drawing/2016/5/11/chartex" xmlns:cx6="http://schemas.microsoft.com/office/drawing/2016/5/12/chartex" xmlns:cx7="http://schemas.microsoft.com/office/drawing/2016/5/13/chartex" xmlns:cx8="http://schemas.microsoft.com/office/drawing/2016/5/14/chartex" xmlns:mc="http://schemas.openxmlformats.org/markup-compatibility/2006" xmlns:aink="http://schemas.microsoft.com/office/drawing/2016/ink" xmlns:am3d="http://schemas.microsoft.com/office/drawing/2017/model3d" xmlns:o="urn:schemas-microsoft-com:office:office" xmlns:oel="http://schemas.microsoft.com/office/2019/extlst" xmlns:r="http://schemas.openxmlformats.org/officeDocument/2006/relationships" xmlns:m="http://schemas.openxmlformats.org/officeDocument/2006/math" xmlns:v="urn:schemas-microsoft-com:vml" xmlns:wp14="http://schemas.microsoft.com/office/word/2010/wordprocessingDrawing" xmlns:wp="http://schemas.openxmlformats.org/drawingml/2006/wordprocessingDrawing" xmlns:w10="urn:schemas-microsoft-com:office:word" xmlns:w="http://schemas.openxmlformats.org/wordprocessingml/2006/main" xmlns:w14="http://schemas.microsoft.com/office/word/2010/wordml" xmlns:w15="http://schemas.microsoft.com/office/word/2012/wordml" xmlns:w16cex="http://schemas.microsoft.com/office/word/2018/wordml/cex" xmlns:w16cid="http://schemas.microsoft.com/office/word/2016/wordml/cid" xmlns:w16="http://schemas.microsoft.com/office/word/2018/wordml" xmlns:w16sdtdh="http://schemas.microsoft.com/office/word/2020/wordml/sdtdatahash" xmlns:w16se="http://schemas.microsoft.com/office/word/2015/wordml/symex" xmlns:wpg="http://schemas.microsoft.com/office/word/2010/wordprocessingGroup" xmlns:wpi="http://schemas.microsoft.com/office/word/2010/wordprocessingInk" xmlns:wne="http://schemas.microsoft.com/office/word/2006/wordml" xmlns:wps="http://schemas.microsoft.com/office/word/2010/wordprocessingShape" mc:Ignorable="w14 w15 w16se w16cid w16 w16cex w16sdtdh wp14">
+<w:numbering xmlns:wpc="http://schemas.microsoft.com/office/word/2010/wordprocessingCanvas" xmlns:cx="http://schemas.microsoft.com/office/drawing/2014/chartex" xmlns:cx1="http://schemas.microsoft.com/office/drawing/2015/9/8/chartex" xmlns:cx2="http://schemas.microsoft.com/office/drawing/2015/10/21/chartex" xmlns:cx3="http://schemas.microsoft.com/office/drawing/2016/5/9/chartex" xmlns:cx4="http://schemas.microsoft.com/office/drawing/2016/5/10/chartex" xmlns:cx5="http://schemas.microsoft.com/office/drawing/2016/5/11/chartex" xmlns:cx6="http://schemas.microsoft.com/office/drawing/2016/5/12/chartex" xmlns:cx7="http://schemas.microsoft.com/office/drawing/2016/5/13/chartex" xmlns:cx8="http://schemas.microsoft.com/office/drawing/2016/5/14/chartex" xmlns:mc="http://schemas.openxmlformats.org/markup-compatibility/2006" xmlns:aink="http://schemas.microsoft.com/office/drawing/2016/ink" xmlns:am3d="http://schemas.microsoft.com/office/drawing/2017/model3d" xmlns:o="urn:schemas-microsoft-com:office:office" xmlns:oel="http://schemas.microsoft.com/office/2019/extlst" xmlns:r="http://schemas.openxmlformats.org/officeDocument/2006/relationships" xmlns:m="http://schemas.openxmlformats.org/officeDocument/2006/math" xmlns:v="urn:schemas-microsoft-com:vml" xmlns:wp14="http://schemas.microsoft.com/office/word/2010/wordprocessingDrawing" xmlns:wp="http://schemas.openxmlformats.org/drawingml/2006/wordprocessingDrawing" xmlns:w10="urn:schemas-microsoft-com:office:word" xmlns:w="http://schemas.openxmlformats.org/wordprocessingml/2006/main" xmlns:w14="http://schemas.microsoft.com/office/word/2010/wordml" xmlns:w15="http://schemas.microsoft.com/office/word/2012/wordml" xmlns:w16cex="http://schemas.microsoft.com/office/word/2018/wordml/cex" xmlns:w16cid="http://schemas.microsoft.com/office/word/2016/wordml/cid" xmlns:w16="http://schemas.microsoft.com/office/word/2018/wordml" xmlns:w16du="http://schemas.microsoft.com/office/word/2023/wordml/word16du" xmlns:w16sdtdh="http://schemas.microsoft.com/office/word/2020/wordml/sdtdatahash" xmlns:w16sdtfl="http://schemas.microsoft.com/office/word/2024/wordml/sdtformatlock" xmlns:w16se="http://schemas.microsoft.com/office/word/2015/wordml/symex" xmlns:wpg="http://schemas.microsoft.com/office/word/2010/wordprocessingGroup" xmlns:wpi="http://schemas.microsoft.com/office/word/2010/wordprocessingInk" xmlns:wne="http://schemas.microsoft.com/office/word/2006/wordml" xmlns:wps="http://schemas.microsoft.com/office/word/2010/wordprocessingShape" mc:Ignorable="w14 w15 w16se w16cid w16 w16cex w16sdtdh w16sdtfl w16du wp14">
   <w:abstractNum w:abstractNumId="0" w15:restartNumberingAfterBreak="0">
+    <w:nsid w:val="0BD1086D"/>
+    <w:multiLevelType w:val="multilevel"/>
+    <w:tmpl w:val="BAA29394"/>
+    <w:lvl w:ilvl="0">
+      <w:start w:val="2"/>
+      <w:numFmt w:val="decimal"/>
+      <w:lvlText w:val="%1."/>
+      <w:lvlJc w:val="left"/>
+      <w:pPr>
+        <w:tabs>
+          <w:tab w:val="num" w:pos="720"/>
+        </w:tabs>
+        <w:ind w:left="720" w:hanging="360"/>
+      </w:pPr>
+    </w:lvl>
+    <w:lvl w:ilvl="1" w:tentative="1">
+      <w:start w:val="1"/>
+      <w:numFmt w:val="decimal"/>
+      <w:lvlText w:val="%2."/>
+      <w:lvlJc w:val="left"/>
+      <w:pPr>
+        <w:tabs>
+          <w:tab w:val="num" w:pos="1440"/>
+        </w:tabs>
+        <w:ind w:left="1440" w:hanging="360"/>
+      </w:pPr>
+    </w:lvl>
+    <w:lvl w:ilvl="2" w:tentative="1">
+      <w:start w:val="1"/>
+      <w:numFmt w:val="decimal"/>
+      <w:lvlText w:val="%3."/>
+      <w:lvlJc w:val="left"/>
+      <w:pPr>
+        <w:tabs>
+          <w:tab w:val="num" w:pos="2160"/>
+        </w:tabs>
+        <w:ind w:left="2160" w:hanging="360"/>
+      </w:pPr>
+    </w:lvl>
+    <w:lvl w:ilvl="3" w:tentative="1">
+      <w:start w:val="1"/>
+      <w:numFmt w:val="decimal"/>
+      <w:lvlText w:val="%4."/>
+      <w:lvlJc w:val="left"/>
+      <w:pPr>
+        <w:tabs>
+          <w:tab w:val="num" w:pos="2880"/>
+        </w:tabs>
+        <w:ind w:left="2880" w:hanging="360"/>
+      </w:pPr>
+    </w:lvl>
+    <w:lvl w:ilvl="4" w:tentative="1">
+      <w:start w:val="1"/>
+      <w:numFmt w:val="decimal"/>
+      <w:lvlText w:val="%5."/>
+      <w:lvlJc w:val="left"/>
+      <w:pPr>
+        <w:tabs>
+          <w:tab w:val="num" w:pos="3600"/>
+        </w:tabs>
+        <w:ind w:left="3600" w:hanging="360"/>
+      </w:pPr>
+    </w:lvl>
+    <w:lvl w:ilvl="5" w:tentative="1">
+      <w:start w:val="1"/>
+      <w:numFmt w:val="decimal"/>
+      <w:lvlText w:val="%6."/>
+      <w:lvlJc w:val="left"/>
+      <w:pPr>
+        <w:tabs>
+          <w:tab w:val="num" w:pos="4320"/>
+        </w:tabs>
+        <w:ind w:left="4320" w:hanging="360"/>
+      </w:pPr>
+    </w:lvl>
+    <w:lvl w:ilvl="6" w:tentative="1">
+      <w:start w:val="1"/>
+      <w:numFmt w:val="decimal"/>
+      <w:lvlText w:val="%7."/>
+      <w:lvlJc w:val="left"/>
+      <w:pPr>
+        <w:tabs>
+          <w:tab w:val="num" w:pos="5040"/>
+        </w:tabs>
+        <w:ind w:left="5040" w:hanging="360"/>
+      </w:pPr>
+    </w:lvl>
+    <w:lvl w:ilvl="7" w:tentative="1">
+      <w:start w:val="1"/>
+      <w:numFmt w:val="decimal"/>
+      <w:lvlText w:val="%8."/>
+      <w:lvlJc w:val="left"/>
+      <w:pPr>
+        <w:tabs>
+          <w:tab w:val="num" w:pos="5760"/>
+        </w:tabs>
+        <w:ind w:left="5760" w:hanging="360"/>
+      </w:pPr>
+    </w:lvl>
+    <w:lvl w:ilvl="8" w:tentative="1">
+      <w:start w:val="1"/>
+      <w:numFmt w:val="decimal"/>
+      <w:lvlText w:val="%9."/>
+      <w:lvlJc w:val="left"/>
+      <w:pPr>
+        <w:tabs>
+          <w:tab w:val="num" w:pos="6480"/>
+        </w:tabs>
+        <w:ind w:left="6480" w:hanging="360"/>
+      </w:pPr>
+    </w:lvl>
+  </w:abstractNum>
+  <w:abstractNum w:abstractNumId="1" w15:restartNumberingAfterBreak="0">
+    <w:nsid w:val="21ED3206"/>
+    <w:multiLevelType w:val="multilevel"/>
+    <w:tmpl w:val="C8B8E6CA"/>
+    <w:lvl w:ilvl="0">
+      <w:start w:val="3"/>
+      <w:numFmt w:val="decimal"/>
+      <w:lvlText w:val="%1."/>
+      <w:lvlJc w:val="left"/>
+      <w:pPr>
+        <w:tabs>
+          <w:tab w:val="num" w:pos="720"/>
+        </w:tabs>
+        <w:ind w:left="720" w:hanging="360"/>
+      </w:pPr>
+    </w:lvl>
+    <w:lvl w:ilvl="1" w:tentative="1">
+      <w:start w:val="1"/>
+      <w:numFmt w:val="decimal"/>
+      <w:lvlText w:val="%2."/>
+      <w:lvlJc w:val="left"/>
+      <w:pPr>
+        <w:tabs>
+          <w:tab w:val="num" w:pos="1440"/>
+        </w:tabs>
+        <w:ind w:left="1440" w:hanging="360"/>
+      </w:pPr>
+    </w:lvl>
+    <w:lvl w:ilvl="2" w:tentative="1">
+      <w:start w:val="1"/>
+      <w:numFmt w:val="decimal"/>
+      <w:lvlText w:val="%3."/>
+      <w:lvlJc w:val="left"/>
+      <w:pPr>
+        <w:tabs>
+          <w:tab w:val="num" w:pos="2160"/>
+        </w:tabs>
+        <w:ind w:left="2160" w:hanging="360"/>
+      </w:pPr>
+    </w:lvl>
+    <w:lvl w:ilvl="3" w:tentative="1">
+      <w:start w:val="1"/>
+      <w:numFmt w:val="decimal"/>
+      <w:lvlText w:val="%4."/>
+      <w:lvlJc w:val="left"/>
+      <w:pPr>
+        <w:tabs>
+          <w:tab w:val="num" w:pos="2880"/>
+        </w:tabs>
+        <w:ind w:left="2880" w:hanging="360"/>
+      </w:pPr>
+    </w:lvl>
+    <w:lvl w:ilvl="4" w:tentative="1">
+      <w:start w:val="1"/>
+      <w:numFmt w:val="decimal"/>
+      <w:lvlText w:val="%5."/>
+      <w:lvlJc w:val="left"/>
+      <w:pPr>
+        <w:tabs>
+          <w:tab w:val="num" w:pos="3600"/>
+        </w:tabs>
+        <w:ind w:left="3600" w:hanging="360"/>
+      </w:pPr>
+    </w:lvl>
+    <w:lvl w:ilvl="5" w:tentative="1">
+      <w:start w:val="1"/>
+      <w:numFmt w:val="decimal"/>
+      <w:lvlText w:val="%6."/>
+      <w:lvlJc w:val="left"/>
+      <w:pPr>
+        <w:tabs>
+          <w:tab w:val="num" w:pos="4320"/>
+        </w:tabs>
+        <w:ind w:left="4320" w:hanging="360"/>
+      </w:pPr>
+    </w:lvl>
+    <w:lvl w:ilvl="6" w:tentative="1">
+      <w:start w:val="1"/>
+      <w:numFmt w:val="decimal"/>
+      <w:lvlText w:val="%7."/>
+      <w:lvlJc w:val="left"/>
+      <w:pPr>
+        <w:tabs>
+          <w:tab w:val="num" w:pos="5040"/>
+        </w:tabs>
+        <w:ind w:left="5040" w:hanging="360"/>
+      </w:pPr>
+    </w:lvl>
+    <w:lvl w:ilvl="7" w:tentative="1">
+      <w:start w:val="1"/>
+      <w:numFmt w:val="decimal"/>
+      <w:lvlText w:val="%8."/>
+      <w:lvlJc w:val="left"/>
+      <w:pPr>
+        <w:tabs>
+          <w:tab w:val="num" w:pos="5760"/>
+        </w:tabs>
+        <w:ind w:left="5760" w:hanging="360"/>
+      </w:pPr>
+    </w:lvl>
+    <w:lvl w:ilvl="8" w:tentative="1">
+      <w:start w:val="1"/>
+      <w:numFmt w:val="decimal"/>
+      <w:lvlText w:val="%9."/>
+      <w:lvlJc w:val="left"/>
+      <w:pPr>
+        <w:tabs>
+          <w:tab w:val="num" w:pos="6480"/>
+        </w:tabs>
+        <w:ind w:left="6480" w:hanging="360"/>
+      </w:pPr>
+    </w:lvl>
+  </w:abstractNum>
+  <w:abstractNum w:abstractNumId="2" w15:restartNumberingAfterBreak="0">
+    <w:nsid w:val="221D61A3"/>
+    <w:multiLevelType w:val="multilevel"/>
+    <w:tmpl w:val="C8B8E6CA"/>
+    <w:lvl w:ilvl="0">
+      <w:start w:val="1"/>
+      <w:numFmt w:val="decimal"/>
+      <w:lvlText w:val="%1."/>
+      <w:lvlJc w:val="left"/>
+      <w:pPr>
+        <w:tabs>
+          <w:tab w:val="num" w:pos="720"/>
+        </w:tabs>
+        <w:ind w:left="720" w:hanging="360"/>
+      </w:pPr>
+    </w:lvl>
+    <w:lvl w:ilvl="1" w:tentative="1">
+      <w:start w:val="1"/>
+      <w:numFmt w:val="decimal"/>
+      <w:lvlText w:val="%2."/>
+      <w:lvlJc w:val="left"/>
+      <w:pPr>
+        <w:tabs>
+          <w:tab w:val="num" w:pos="1440"/>
+        </w:tabs>
+        <w:ind w:left="1440" w:hanging="360"/>
+      </w:pPr>
+    </w:lvl>
+    <w:lvl w:ilvl="2" w:tentative="1">
+      <w:start w:val="1"/>
+      <w:numFmt w:val="decimal"/>
+      <w:lvlText w:val="%3."/>
+      <w:lvlJc w:val="left"/>
+      <w:pPr>
+        <w:tabs>
+          <w:tab w:val="num" w:pos="2160"/>
+        </w:tabs>
+        <w:ind w:left="2160" w:hanging="360"/>
+      </w:pPr>
+    </w:lvl>
+    <w:lvl w:ilvl="3" w:tentative="1">
+      <w:start w:val="1"/>
+      <w:numFmt w:val="decimal"/>
+      <w:lvlText w:val="%4."/>
+      <w:lvlJc w:val="left"/>
+      <w:pPr>
+        <w:tabs>
+          <w:tab w:val="num" w:pos="2880"/>
+        </w:tabs>
+        <w:ind w:left="2880" w:hanging="360"/>
+      </w:pPr>
+    </w:lvl>
+    <w:lvl w:ilvl="4" w:tentative="1">
+      <w:start w:val="1"/>
+      <w:numFmt w:val="decimal"/>
+      <w:lvlText w:val="%5."/>
+      <w:lvlJc w:val="left"/>
+      <w:pPr>
+        <w:tabs>
+          <w:tab w:val="num" w:pos="3600"/>
+        </w:tabs>
+        <w:ind w:left="3600" w:hanging="360"/>
+      </w:pPr>
+    </w:lvl>
+    <w:lvl w:ilvl="5" w:tentative="1">
+      <w:start w:val="1"/>
+      <w:numFmt w:val="decimal"/>
+      <w:lvlText w:val="%6."/>
+      <w:lvlJc w:val="left"/>
+      <w:pPr>
+        <w:tabs>
+          <w:tab w:val="num" w:pos="4320"/>
+        </w:tabs>
+        <w:ind w:left="4320" w:hanging="360"/>
+      </w:pPr>
+    </w:lvl>
+    <w:lvl w:ilvl="6" w:tentative="1">
+      <w:start w:val="1"/>
+      <w:numFmt w:val="decimal"/>
+      <w:lvlText w:val="%7."/>
+      <w:lvlJc w:val="left"/>
+      <w:pPr>
+        <w:tabs>
+          <w:tab w:val="num" w:pos="5040"/>
+        </w:tabs>
+        <w:ind w:left="5040" w:hanging="360"/>
+      </w:pPr>
+    </w:lvl>
+    <w:lvl w:ilvl="7" w:tentative="1">
+      <w:start w:val="1"/>
+      <w:numFmt w:val="decimal"/>
+      <w:lvlText w:val="%8."/>
+      <w:lvlJc w:val="left"/>
+      <w:pPr>
+        <w:tabs>
+          <w:tab w:val="num" w:pos="5760"/>
+        </w:tabs>
+        <w:ind w:left="5760" w:hanging="360"/>
+      </w:pPr>
+    </w:lvl>
+    <w:lvl w:ilvl="8" w:tentative="1">
+      <w:start w:val="1"/>
+      <w:numFmt w:val="decimal"/>
+      <w:lvlText w:val="%9."/>
+      <w:lvlJc w:val="left"/>
+      <w:pPr>
+        <w:tabs>
+          <w:tab w:val="num" w:pos="6480"/>
+        </w:tabs>
+        <w:ind w:left="6480" w:hanging="360"/>
+      </w:pPr>
+    </w:lvl>
+  </w:abstractNum>
+  <w:abstractNum w:abstractNumId="3" w15:restartNumberingAfterBreak="0">
+    <w:nsid w:val="23E13810"/>
+    <w:multiLevelType w:val="multilevel"/>
+    <w:tmpl w:val="C8B8E6CA"/>
+    <w:lvl w:ilvl="0">
+      <w:start w:val="4"/>
+      <w:numFmt w:val="decimal"/>
+      <w:lvlText w:val="%1."/>
+      <w:lvlJc w:val="left"/>
+      <w:pPr>
+        <w:tabs>
+          <w:tab w:val="num" w:pos="720"/>
+        </w:tabs>
+        <w:ind w:left="720" w:hanging="360"/>
+      </w:pPr>
+    </w:lvl>
+    <w:lvl w:ilvl="1" w:tentative="1">
+      <w:start w:val="1"/>
+      <w:numFmt w:val="decimal"/>
+      <w:lvlText w:val="%2."/>
+      <w:lvlJc w:val="left"/>
+      <w:pPr>
+        <w:tabs>
+          <w:tab w:val="num" w:pos="1440"/>
+        </w:tabs>
+        <w:ind w:left="1440" w:hanging="360"/>
+      </w:pPr>
+    </w:lvl>
+    <w:lvl w:ilvl="2" w:tentative="1">
+      <w:start w:val="1"/>
+      <w:numFmt w:val="decimal"/>
+      <w:lvlText w:val="%3."/>
+      <w:lvlJc w:val="left"/>
+      <w:pPr>
+        <w:tabs>
+          <w:tab w:val="num" w:pos="2160"/>
+        </w:tabs>
+        <w:ind w:left="2160" w:hanging="360"/>
+      </w:pPr>
+    </w:lvl>
+    <w:lvl w:ilvl="3" w:tentative="1">
+      <w:start w:val="1"/>
+      <w:numFmt w:val="decimal"/>
+      <w:lvlText w:val="%4."/>
+      <w:lvlJc w:val="left"/>
+      <w:pPr>
+        <w:tabs>
+          <w:tab w:val="num" w:pos="2880"/>
+        </w:tabs>
+        <w:ind w:left="2880" w:hanging="360"/>
+      </w:pPr>
+    </w:lvl>
+    <w:lvl w:ilvl="4" w:tentative="1">
+      <w:start w:val="1"/>
+      <w:numFmt w:val="decimal"/>
+      <w:lvlText w:val="%5."/>
+      <w:lvlJc w:val="left"/>
+      <w:pPr>
+        <w:tabs>
+          <w:tab w:val="num" w:pos="3600"/>
+        </w:tabs>
+        <w:ind w:left="3600" w:hanging="360"/>
+      </w:pPr>
+    </w:lvl>
+    <w:lvl w:ilvl="5" w:tentative="1">
+      <w:start w:val="1"/>
+      <w:numFmt w:val="decimal"/>
+      <w:lvlText w:val="%6."/>
+      <w:lvlJc w:val="left"/>
+      <w:pPr>
+        <w:tabs>
+          <w:tab w:val="num" w:pos="4320"/>
+        </w:tabs>
+        <w:ind w:left="4320" w:hanging="360"/>
+      </w:pPr>
+    </w:lvl>
+    <w:lvl w:ilvl="6" w:tentative="1">
+      <w:start w:val="1"/>
+      <w:numFmt w:val="decimal"/>
+      <w:lvlText w:val="%7."/>
+      <w:lvlJc w:val="left"/>
+      <w:pPr>
+        <w:tabs>
+          <w:tab w:val="num" w:pos="5040"/>
+        </w:tabs>
+        <w:ind w:left="5040" w:hanging="360"/>
+      </w:pPr>
+    </w:lvl>
+    <w:lvl w:ilvl="7" w:tentative="1">
+      <w:start w:val="1"/>
+      <w:numFmt w:val="decimal"/>
+      <w:lvlText w:val="%8."/>
+      <w:lvlJc w:val="left"/>
+      <w:pPr>
+        <w:tabs>
+          <w:tab w:val="num" w:pos="5760"/>
+        </w:tabs>
+        <w:ind w:left="5760" w:hanging="360"/>
+      </w:pPr>
+    </w:lvl>
+    <w:lvl w:ilvl="8" w:tentative="1">
+      <w:start w:val="1"/>
+      <w:numFmt w:val="decimal"/>
+      <w:lvlText w:val="%9."/>
+      <w:lvlJc w:val="left"/>
+      <w:pPr>
+        <w:tabs>
+          <w:tab w:val="num" w:pos="6480"/>
+        </w:tabs>
+        <w:ind w:left="6480" w:hanging="360"/>
+      </w:pPr>
+    </w:lvl>
+  </w:abstractNum>
+  <w:abstractNum w:abstractNumId="4" w15:restartNumberingAfterBreak="0">
+    <w:nsid w:val="2C8B111D"/>
+    <w:multiLevelType w:val="multilevel"/>
+    <w:tmpl w:val="60286C62"/>
+    <w:lvl w:ilvl="0">
+      <w:start w:val="7"/>
+      <w:numFmt w:val="decimal"/>
+      <w:lvlText w:val="%1."/>
+      <w:lvlJc w:val="left"/>
+      <w:pPr>
+        <w:tabs>
+          <w:tab w:val="num" w:pos="720"/>
+        </w:tabs>
+        <w:ind w:left="720" w:hanging="360"/>
+      </w:pPr>
+    </w:lvl>
+    <w:lvl w:ilvl="1" w:tentative="1">
+      <w:start w:val="1"/>
+      <w:numFmt w:val="decimal"/>
+      <w:lvlText w:val="%2."/>
+      <w:lvlJc w:val="left"/>
+      <w:pPr>
+        <w:tabs>
+          <w:tab w:val="num" w:pos="1440"/>
+        </w:tabs>
+        <w:ind w:left="1440" w:hanging="360"/>
+      </w:pPr>
+    </w:lvl>
+    <w:lvl w:ilvl="2" w:tentative="1">
+      <w:start w:val="1"/>
+      <w:numFmt w:val="decimal"/>
+      <w:lvlText w:val="%3."/>
+      <w:lvlJc w:val="left"/>
+      <w:pPr>
+        <w:tabs>
+          <w:tab w:val="num" w:pos="2160"/>
+        </w:tabs>
+        <w:ind w:left="2160" w:hanging="360"/>
+      </w:pPr>
+    </w:lvl>
+    <w:lvl w:ilvl="3" w:tentative="1">
+      <w:start w:val="1"/>
+      <w:numFmt w:val="decimal"/>
+      <w:lvlText w:val="%4."/>
+      <w:lvlJc w:val="left"/>
+      <w:pPr>
+        <w:tabs>
+          <w:tab w:val="num" w:pos="2880"/>
+        </w:tabs>
+        <w:ind w:left="2880" w:hanging="360"/>
+      </w:pPr>
+    </w:lvl>
+    <w:lvl w:ilvl="4" w:tentative="1">
+      <w:start w:val="1"/>
+      <w:numFmt w:val="decimal"/>
+      <w:lvlText w:val="%5."/>
+      <w:lvlJc w:val="left"/>
+      <w:pPr>
+        <w:tabs>
+          <w:tab w:val="num" w:pos="3600"/>
+        </w:tabs>
+        <w:ind w:left="3600" w:hanging="360"/>
+      </w:pPr>
+    </w:lvl>
+    <w:lvl w:ilvl="5" w:tentative="1">
+      <w:start w:val="1"/>
+      <w:numFmt w:val="decimal"/>
+      <w:lvlText w:val="%6."/>
+      <w:lvlJc w:val="left"/>
+      <w:pPr>
+        <w:tabs>
+          <w:tab w:val="num" w:pos="4320"/>
+        </w:tabs>
+        <w:ind w:left="4320" w:hanging="360"/>
+      </w:pPr>
+    </w:lvl>
+    <w:lvl w:ilvl="6" w:tentative="1">
+      <w:start w:val="1"/>
+      <w:numFmt w:val="decimal"/>
+      <w:lvlText w:val="%7."/>
+      <w:lvlJc w:val="left"/>
+      <w:pPr>
+        <w:tabs>
+          <w:tab w:val="num" w:pos="5040"/>
+        </w:tabs>
+        <w:ind w:left="5040" w:hanging="360"/>
+      </w:pPr>
+    </w:lvl>
+    <w:lvl w:ilvl="7" w:tentative="1">
+      <w:start w:val="1"/>
+      <w:numFmt w:val="decimal"/>
+      <w:lvlText w:val="%8."/>
+      <w:lvlJc w:val="left"/>
+      <w:pPr>
+        <w:tabs>
+          <w:tab w:val="num" w:pos="5760"/>
+        </w:tabs>
+        <w:ind w:left="5760" w:hanging="360"/>
+      </w:pPr>
+    </w:lvl>
+    <w:lvl w:ilvl="8" w:tentative="1">
+      <w:start w:val="1"/>
+      <w:numFmt w:val="decimal"/>
+      <w:lvlText w:val="%9."/>
+      <w:lvlJc w:val="left"/>
+      <w:pPr>
+        <w:tabs>
+          <w:tab w:val="num" w:pos="6480"/>
+        </w:tabs>
+        <w:ind w:left="6480" w:hanging="360"/>
+      </w:pPr>
+    </w:lvl>
+  </w:abstractNum>
+  <w:abstractNum w:abstractNumId="5" w15:restartNumberingAfterBreak="0">
+    <w:nsid w:val="2D961901"/>
+    <w:multiLevelType w:val="multilevel"/>
+    <w:tmpl w:val="F9BA15D2"/>
+    <w:lvl w:ilvl="0">
+      <w:start w:val="2"/>
+      <w:numFmt w:val="decimal"/>
+      <w:lvlText w:val="%1."/>
+      <w:lvlJc w:val="left"/>
+      <w:pPr>
+        <w:tabs>
+          <w:tab w:val="num" w:pos="720"/>
+        </w:tabs>
+        <w:ind w:left="720" w:hanging="360"/>
+      </w:pPr>
+    </w:lvl>
+    <w:lvl w:ilvl="1" w:tentative="1">
+      <w:start w:val="1"/>
+      <w:numFmt w:val="decimal"/>
+      <w:lvlText w:val="%2."/>
+      <w:lvlJc w:val="left"/>
+      <w:pPr>
+        <w:tabs>
+          <w:tab w:val="num" w:pos="1440"/>
+        </w:tabs>
+        <w:ind w:left="1440" w:hanging="360"/>
+      </w:pPr>
+    </w:lvl>
+    <w:lvl w:ilvl="2" w:tentative="1">
+      <w:start w:val="1"/>
+      <w:numFmt w:val="decimal"/>
+      <w:lvlText w:val="%3."/>
+      <w:lvlJc w:val="left"/>
+      <w:pPr>
+        <w:tabs>
+          <w:tab w:val="num" w:pos="2160"/>
+        </w:tabs>
+        <w:ind w:left="2160" w:hanging="360"/>
+      </w:pPr>
+    </w:lvl>
+    <w:lvl w:ilvl="3" w:tentative="1">
+      <w:start w:val="1"/>
+      <w:numFmt w:val="decimal"/>
+      <w:lvlText w:val="%4."/>
+      <w:lvlJc w:val="left"/>
+      <w:pPr>
+        <w:tabs>
+          <w:tab w:val="num" w:pos="2880"/>
+        </w:tabs>
+        <w:ind w:left="2880" w:hanging="360"/>
+      </w:pPr>
+    </w:lvl>
+    <w:lvl w:ilvl="4" w:tentative="1">
+      <w:start w:val="1"/>
+      <w:numFmt w:val="decimal"/>
+      <w:lvlText w:val="%5."/>
+      <w:lvlJc w:val="left"/>
+      <w:pPr>
+        <w:tabs>
+          <w:tab w:val="num" w:pos="3600"/>
+        </w:tabs>
+        <w:ind w:left="3600" w:hanging="360"/>
+      </w:pPr>
+    </w:lvl>
+    <w:lvl w:ilvl="5" w:tentative="1">
+      <w:start w:val="1"/>
+      <w:numFmt w:val="decimal"/>
+      <w:lvlText w:val="%6."/>
+      <w:lvlJc w:val="left"/>
+      <w:pPr>
+        <w:tabs>
+          <w:tab w:val="num" w:pos="4320"/>
+        </w:tabs>
+        <w:ind w:left="4320" w:hanging="360"/>
+      </w:pPr>
+    </w:lvl>
+    <w:lvl w:ilvl="6" w:tentative="1">
+      <w:start w:val="1"/>
+      <w:numFmt w:val="decimal"/>
+      <w:lvlText w:val="%7."/>
+      <w:lvlJc w:val="left"/>
+      <w:pPr>
+        <w:tabs>
+          <w:tab w:val="num" w:pos="5040"/>
+        </w:tabs>
+        <w:ind w:left="5040" w:hanging="360"/>
+      </w:pPr>
+    </w:lvl>
+    <w:lvl w:ilvl="7" w:tentative="1">
+      <w:start w:val="1"/>
+      <w:numFmt w:val="decimal"/>
+      <w:lvlText w:val="%8."/>
+      <w:lvlJc w:val="left"/>
+      <w:pPr>
+        <w:tabs>
+          <w:tab w:val="num" w:pos="5760"/>
+        </w:tabs>
+        <w:ind w:left="5760" w:hanging="360"/>
+      </w:pPr>
+    </w:lvl>
+    <w:lvl w:ilvl="8" w:tentative="1">
+      <w:start w:val="1"/>
+      <w:numFmt w:val="decimal"/>
+      <w:lvlText w:val="%9."/>
+      <w:lvlJc w:val="left"/>
+      <w:pPr>
+        <w:tabs>
+          <w:tab w:val="num" w:pos="6480"/>
+        </w:tabs>
+        <w:ind w:left="6480" w:hanging="360"/>
+      </w:pPr>
+    </w:lvl>
+  </w:abstractNum>
+  <w:abstractNum w:abstractNumId="6" w15:restartNumberingAfterBreak="0">
     <w:nsid w:val="311D5D23"/>
     <w:multiLevelType w:val="multilevel"/>
     <w:tmpl w:val="753E46FA"/>
@@ -2914,14 +6457,943 @@
       </w:pPr>
     </w:lvl>
   </w:abstractNum>
+  <w:abstractNum w:abstractNumId="7" w15:restartNumberingAfterBreak="0">
+    <w:nsid w:val="40646BBC"/>
+    <w:multiLevelType w:val="multilevel"/>
+    <w:tmpl w:val="C8B8E6CA"/>
+    <w:lvl w:ilvl="0">
+      <w:start w:val="1"/>
+      <w:numFmt w:val="decimal"/>
+      <w:lvlText w:val="%1."/>
+      <w:lvlJc w:val="left"/>
+      <w:pPr>
+        <w:tabs>
+          <w:tab w:val="num" w:pos="720"/>
+        </w:tabs>
+        <w:ind w:left="720" w:hanging="360"/>
+      </w:pPr>
+    </w:lvl>
+    <w:lvl w:ilvl="1" w:tentative="1">
+      <w:start w:val="1"/>
+      <w:numFmt w:val="decimal"/>
+      <w:lvlText w:val="%2."/>
+      <w:lvlJc w:val="left"/>
+      <w:pPr>
+        <w:tabs>
+          <w:tab w:val="num" w:pos="1440"/>
+        </w:tabs>
+        <w:ind w:left="1440" w:hanging="360"/>
+      </w:pPr>
+    </w:lvl>
+    <w:lvl w:ilvl="2" w:tentative="1">
+      <w:start w:val="1"/>
+      <w:numFmt w:val="decimal"/>
+      <w:lvlText w:val="%3."/>
+      <w:lvlJc w:val="left"/>
+      <w:pPr>
+        <w:tabs>
+          <w:tab w:val="num" w:pos="2160"/>
+        </w:tabs>
+        <w:ind w:left="2160" w:hanging="360"/>
+      </w:pPr>
+    </w:lvl>
+    <w:lvl w:ilvl="3" w:tentative="1">
+      <w:start w:val="1"/>
+      <w:numFmt w:val="decimal"/>
+      <w:lvlText w:val="%4."/>
+      <w:lvlJc w:val="left"/>
+      <w:pPr>
+        <w:tabs>
+          <w:tab w:val="num" w:pos="2880"/>
+        </w:tabs>
+        <w:ind w:left="2880" w:hanging="360"/>
+      </w:pPr>
+    </w:lvl>
+    <w:lvl w:ilvl="4" w:tentative="1">
+      <w:start w:val="1"/>
+      <w:numFmt w:val="decimal"/>
+      <w:lvlText w:val="%5."/>
+      <w:lvlJc w:val="left"/>
+      <w:pPr>
+        <w:tabs>
+          <w:tab w:val="num" w:pos="3600"/>
+        </w:tabs>
+        <w:ind w:left="3600" w:hanging="360"/>
+      </w:pPr>
+    </w:lvl>
+    <w:lvl w:ilvl="5" w:tentative="1">
+      <w:start w:val="1"/>
+      <w:numFmt w:val="decimal"/>
+      <w:lvlText w:val="%6."/>
+      <w:lvlJc w:val="left"/>
+      <w:pPr>
+        <w:tabs>
+          <w:tab w:val="num" w:pos="4320"/>
+        </w:tabs>
+        <w:ind w:left="4320" w:hanging="360"/>
+      </w:pPr>
+    </w:lvl>
+    <w:lvl w:ilvl="6" w:tentative="1">
+      <w:start w:val="1"/>
+      <w:numFmt w:val="decimal"/>
+      <w:lvlText w:val="%7."/>
+      <w:lvlJc w:val="left"/>
+      <w:pPr>
+        <w:tabs>
+          <w:tab w:val="num" w:pos="5040"/>
+        </w:tabs>
+        <w:ind w:left="5040" w:hanging="360"/>
+      </w:pPr>
+    </w:lvl>
+    <w:lvl w:ilvl="7" w:tentative="1">
+      <w:start w:val="1"/>
+      <w:numFmt w:val="decimal"/>
+      <w:lvlText w:val="%8."/>
+      <w:lvlJc w:val="left"/>
+      <w:pPr>
+        <w:tabs>
+          <w:tab w:val="num" w:pos="5760"/>
+        </w:tabs>
+        <w:ind w:left="5760" w:hanging="360"/>
+      </w:pPr>
+    </w:lvl>
+    <w:lvl w:ilvl="8" w:tentative="1">
+      <w:start w:val="1"/>
+      <w:numFmt w:val="decimal"/>
+      <w:lvlText w:val="%9."/>
+      <w:lvlJc w:val="left"/>
+      <w:pPr>
+        <w:tabs>
+          <w:tab w:val="num" w:pos="6480"/>
+        </w:tabs>
+        <w:ind w:left="6480" w:hanging="360"/>
+      </w:pPr>
+    </w:lvl>
+  </w:abstractNum>
+  <w:abstractNum w:abstractNumId="8" w15:restartNumberingAfterBreak="0">
+    <w:nsid w:val="46A60B02"/>
+    <w:multiLevelType w:val="multilevel"/>
+    <w:tmpl w:val="DE2833FC"/>
+    <w:lvl w:ilvl="0">
+      <w:start w:val="1"/>
+      <w:numFmt w:val="decimal"/>
+      <w:lvlText w:val="%1."/>
+      <w:lvlJc w:val="left"/>
+      <w:pPr>
+        <w:tabs>
+          <w:tab w:val="num" w:pos="720"/>
+        </w:tabs>
+        <w:ind w:left="720" w:hanging="360"/>
+      </w:pPr>
+    </w:lvl>
+    <w:lvl w:ilvl="1" w:tentative="1">
+      <w:start w:val="1"/>
+      <w:numFmt w:val="decimal"/>
+      <w:lvlText w:val="%2."/>
+      <w:lvlJc w:val="left"/>
+      <w:pPr>
+        <w:tabs>
+          <w:tab w:val="num" w:pos="1440"/>
+        </w:tabs>
+        <w:ind w:left="1440" w:hanging="360"/>
+      </w:pPr>
+    </w:lvl>
+    <w:lvl w:ilvl="2" w:tentative="1">
+      <w:start w:val="1"/>
+      <w:numFmt w:val="decimal"/>
+      <w:lvlText w:val="%3."/>
+      <w:lvlJc w:val="left"/>
+      <w:pPr>
+        <w:tabs>
+          <w:tab w:val="num" w:pos="2160"/>
+        </w:tabs>
+        <w:ind w:left="2160" w:hanging="360"/>
+      </w:pPr>
+    </w:lvl>
+    <w:lvl w:ilvl="3" w:tentative="1">
+      <w:start w:val="1"/>
+      <w:numFmt w:val="decimal"/>
+      <w:lvlText w:val="%4."/>
+      <w:lvlJc w:val="left"/>
+      <w:pPr>
+        <w:tabs>
+          <w:tab w:val="num" w:pos="2880"/>
+        </w:tabs>
+        <w:ind w:left="2880" w:hanging="360"/>
+      </w:pPr>
+    </w:lvl>
+    <w:lvl w:ilvl="4" w:tentative="1">
+      <w:start w:val="1"/>
+      <w:numFmt w:val="decimal"/>
+      <w:lvlText w:val="%5."/>
+      <w:lvlJc w:val="left"/>
+      <w:pPr>
+        <w:tabs>
+          <w:tab w:val="num" w:pos="3600"/>
+        </w:tabs>
+        <w:ind w:left="3600" w:hanging="360"/>
+      </w:pPr>
+    </w:lvl>
+    <w:lvl w:ilvl="5" w:tentative="1">
+      <w:start w:val="1"/>
+      <w:numFmt w:val="decimal"/>
+      <w:lvlText w:val="%6."/>
+      <w:lvlJc w:val="left"/>
+      <w:pPr>
+        <w:tabs>
+          <w:tab w:val="num" w:pos="4320"/>
+        </w:tabs>
+        <w:ind w:left="4320" w:hanging="360"/>
+      </w:pPr>
+    </w:lvl>
+    <w:lvl w:ilvl="6" w:tentative="1">
+      <w:start w:val="1"/>
+      <w:numFmt w:val="decimal"/>
+      <w:lvlText w:val="%7."/>
+      <w:lvlJc w:val="left"/>
+      <w:pPr>
+        <w:tabs>
+          <w:tab w:val="num" w:pos="5040"/>
+        </w:tabs>
+        <w:ind w:left="5040" w:hanging="360"/>
+      </w:pPr>
+    </w:lvl>
+    <w:lvl w:ilvl="7" w:tentative="1">
+      <w:start w:val="1"/>
+      <w:numFmt w:val="decimal"/>
+      <w:lvlText w:val="%8."/>
+      <w:lvlJc w:val="left"/>
+      <w:pPr>
+        <w:tabs>
+          <w:tab w:val="num" w:pos="5760"/>
+        </w:tabs>
+        <w:ind w:left="5760" w:hanging="360"/>
+      </w:pPr>
+    </w:lvl>
+    <w:lvl w:ilvl="8" w:tentative="1">
+      <w:start w:val="1"/>
+      <w:numFmt w:val="decimal"/>
+      <w:lvlText w:val="%9."/>
+      <w:lvlJc w:val="left"/>
+      <w:pPr>
+        <w:tabs>
+          <w:tab w:val="num" w:pos="6480"/>
+        </w:tabs>
+        <w:ind w:left="6480" w:hanging="360"/>
+      </w:pPr>
+    </w:lvl>
+  </w:abstractNum>
+  <w:abstractNum w:abstractNumId="9" w15:restartNumberingAfterBreak="0">
+    <w:nsid w:val="4D190A76"/>
+    <w:multiLevelType w:val="multilevel"/>
+    <w:tmpl w:val="C8B8E6CA"/>
+    <w:lvl w:ilvl="0">
+      <w:start w:val="1"/>
+      <w:numFmt w:val="decimal"/>
+      <w:lvlText w:val="%1."/>
+      <w:lvlJc w:val="left"/>
+      <w:pPr>
+        <w:tabs>
+          <w:tab w:val="num" w:pos="720"/>
+        </w:tabs>
+        <w:ind w:left="720" w:hanging="360"/>
+      </w:pPr>
+    </w:lvl>
+    <w:lvl w:ilvl="1" w:tentative="1">
+      <w:start w:val="1"/>
+      <w:numFmt w:val="decimal"/>
+      <w:lvlText w:val="%2."/>
+      <w:lvlJc w:val="left"/>
+      <w:pPr>
+        <w:tabs>
+          <w:tab w:val="num" w:pos="1440"/>
+        </w:tabs>
+        <w:ind w:left="1440" w:hanging="360"/>
+      </w:pPr>
+    </w:lvl>
+    <w:lvl w:ilvl="2" w:tentative="1">
+      <w:start w:val="1"/>
+      <w:numFmt w:val="decimal"/>
+      <w:lvlText w:val="%3."/>
+      <w:lvlJc w:val="left"/>
+      <w:pPr>
+        <w:tabs>
+          <w:tab w:val="num" w:pos="2160"/>
+        </w:tabs>
+        <w:ind w:left="2160" w:hanging="360"/>
+      </w:pPr>
+    </w:lvl>
+    <w:lvl w:ilvl="3" w:tentative="1">
+      <w:start w:val="1"/>
+      <w:numFmt w:val="decimal"/>
+      <w:lvlText w:val="%4."/>
+      <w:lvlJc w:val="left"/>
+      <w:pPr>
+        <w:tabs>
+          <w:tab w:val="num" w:pos="2880"/>
+        </w:tabs>
+        <w:ind w:left="2880" w:hanging="360"/>
+      </w:pPr>
+    </w:lvl>
+    <w:lvl w:ilvl="4" w:tentative="1">
+      <w:start w:val="1"/>
+      <w:numFmt w:val="decimal"/>
+      <w:lvlText w:val="%5."/>
+      <w:lvlJc w:val="left"/>
+      <w:pPr>
+        <w:tabs>
+          <w:tab w:val="num" w:pos="3600"/>
+        </w:tabs>
+        <w:ind w:left="3600" w:hanging="360"/>
+      </w:pPr>
+    </w:lvl>
+    <w:lvl w:ilvl="5" w:tentative="1">
+      <w:start w:val="1"/>
+      <w:numFmt w:val="decimal"/>
+      <w:lvlText w:val="%6."/>
+      <w:lvlJc w:val="left"/>
+      <w:pPr>
+        <w:tabs>
+          <w:tab w:val="num" w:pos="4320"/>
+        </w:tabs>
+        <w:ind w:left="4320" w:hanging="360"/>
+      </w:pPr>
+    </w:lvl>
+    <w:lvl w:ilvl="6" w:tentative="1">
+      <w:start w:val="1"/>
+      <w:numFmt w:val="decimal"/>
+      <w:lvlText w:val="%7."/>
+      <w:lvlJc w:val="left"/>
+      <w:pPr>
+        <w:tabs>
+          <w:tab w:val="num" w:pos="5040"/>
+        </w:tabs>
+        <w:ind w:left="5040" w:hanging="360"/>
+      </w:pPr>
+    </w:lvl>
+    <w:lvl w:ilvl="7" w:tentative="1">
+      <w:start w:val="1"/>
+      <w:numFmt w:val="decimal"/>
+      <w:lvlText w:val="%8."/>
+      <w:lvlJc w:val="left"/>
+      <w:pPr>
+        <w:tabs>
+          <w:tab w:val="num" w:pos="5760"/>
+        </w:tabs>
+        <w:ind w:left="5760" w:hanging="360"/>
+      </w:pPr>
+    </w:lvl>
+    <w:lvl w:ilvl="8" w:tentative="1">
+      <w:start w:val="1"/>
+      <w:numFmt w:val="decimal"/>
+      <w:lvlText w:val="%9."/>
+      <w:lvlJc w:val="left"/>
+      <w:pPr>
+        <w:tabs>
+          <w:tab w:val="num" w:pos="6480"/>
+        </w:tabs>
+        <w:ind w:left="6480" w:hanging="360"/>
+      </w:pPr>
+    </w:lvl>
+  </w:abstractNum>
+  <w:abstractNum w:abstractNumId="10" w15:restartNumberingAfterBreak="0">
+    <w:nsid w:val="558B7C77"/>
+    <w:multiLevelType w:val="multilevel"/>
+    <w:tmpl w:val="76C878C8"/>
+    <w:lvl w:ilvl="0">
+      <w:start w:val="1"/>
+      <w:numFmt w:val="decimal"/>
+      <w:lvlText w:val="%1."/>
+      <w:lvlJc w:val="left"/>
+      <w:pPr>
+        <w:tabs>
+          <w:tab w:val="num" w:pos="720"/>
+        </w:tabs>
+        <w:ind w:left="720" w:hanging="360"/>
+      </w:pPr>
+    </w:lvl>
+    <w:lvl w:ilvl="1" w:tentative="1">
+      <w:start w:val="1"/>
+      <w:numFmt w:val="decimal"/>
+      <w:lvlText w:val="%2."/>
+      <w:lvlJc w:val="left"/>
+      <w:pPr>
+        <w:tabs>
+          <w:tab w:val="num" w:pos="1440"/>
+        </w:tabs>
+        <w:ind w:left="1440" w:hanging="360"/>
+      </w:pPr>
+    </w:lvl>
+    <w:lvl w:ilvl="2" w:tentative="1">
+      <w:start w:val="1"/>
+      <w:numFmt w:val="decimal"/>
+      <w:lvlText w:val="%3."/>
+      <w:lvlJc w:val="left"/>
+      <w:pPr>
+        <w:tabs>
+          <w:tab w:val="num" w:pos="2160"/>
+        </w:tabs>
+        <w:ind w:left="2160" w:hanging="360"/>
+      </w:pPr>
+    </w:lvl>
+    <w:lvl w:ilvl="3" w:tentative="1">
+      <w:start w:val="1"/>
+      <w:numFmt w:val="decimal"/>
+      <w:lvlText w:val="%4."/>
+      <w:lvlJc w:val="left"/>
+      <w:pPr>
+        <w:tabs>
+          <w:tab w:val="num" w:pos="2880"/>
+        </w:tabs>
+        <w:ind w:left="2880" w:hanging="360"/>
+      </w:pPr>
+    </w:lvl>
+    <w:lvl w:ilvl="4" w:tentative="1">
+      <w:start w:val="1"/>
+      <w:numFmt w:val="decimal"/>
+      <w:lvlText w:val="%5."/>
+      <w:lvlJc w:val="left"/>
+      <w:pPr>
+        <w:tabs>
+          <w:tab w:val="num" w:pos="3600"/>
+        </w:tabs>
+        <w:ind w:left="3600" w:hanging="360"/>
+      </w:pPr>
+    </w:lvl>
+    <w:lvl w:ilvl="5" w:tentative="1">
+      <w:start w:val="1"/>
+      <w:numFmt w:val="decimal"/>
+      <w:lvlText w:val="%6."/>
+      <w:lvlJc w:val="left"/>
+      <w:pPr>
+        <w:tabs>
+          <w:tab w:val="num" w:pos="4320"/>
+        </w:tabs>
+        <w:ind w:left="4320" w:hanging="360"/>
+      </w:pPr>
+    </w:lvl>
+    <w:lvl w:ilvl="6" w:tentative="1">
+      <w:start w:val="1"/>
+      <w:numFmt w:val="decimal"/>
+      <w:lvlText w:val="%7."/>
+      <w:lvlJc w:val="left"/>
+      <w:pPr>
+        <w:tabs>
+          <w:tab w:val="num" w:pos="5040"/>
+        </w:tabs>
+        <w:ind w:left="5040" w:hanging="360"/>
+      </w:pPr>
+    </w:lvl>
+    <w:lvl w:ilvl="7" w:tentative="1">
+      <w:start w:val="1"/>
+      <w:numFmt w:val="decimal"/>
+      <w:lvlText w:val="%8."/>
+      <w:lvlJc w:val="left"/>
+      <w:pPr>
+        <w:tabs>
+          <w:tab w:val="num" w:pos="5760"/>
+        </w:tabs>
+        <w:ind w:left="5760" w:hanging="360"/>
+      </w:pPr>
+    </w:lvl>
+    <w:lvl w:ilvl="8" w:tentative="1">
+      <w:start w:val="1"/>
+      <w:numFmt w:val="decimal"/>
+      <w:lvlText w:val="%9."/>
+      <w:lvlJc w:val="left"/>
+      <w:pPr>
+        <w:tabs>
+          <w:tab w:val="num" w:pos="6480"/>
+        </w:tabs>
+        <w:ind w:left="6480" w:hanging="360"/>
+      </w:pPr>
+    </w:lvl>
+  </w:abstractNum>
+  <w:abstractNum w:abstractNumId="11" w15:restartNumberingAfterBreak="0">
+    <w:nsid w:val="5F21513B"/>
+    <w:multiLevelType w:val="multilevel"/>
+    <w:tmpl w:val="0E0088A0"/>
+    <w:lvl w:ilvl="0">
+      <w:start w:val="5"/>
+      <w:numFmt w:val="decimal"/>
+      <w:lvlText w:val="%1."/>
+      <w:lvlJc w:val="left"/>
+      <w:pPr>
+        <w:tabs>
+          <w:tab w:val="num" w:pos="720"/>
+        </w:tabs>
+        <w:ind w:left="720" w:hanging="360"/>
+      </w:pPr>
+    </w:lvl>
+    <w:lvl w:ilvl="1" w:tentative="1">
+      <w:start w:val="1"/>
+      <w:numFmt w:val="decimal"/>
+      <w:lvlText w:val="%2."/>
+      <w:lvlJc w:val="left"/>
+      <w:pPr>
+        <w:tabs>
+          <w:tab w:val="num" w:pos="1440"/>
+        </w:tabs>
+        <w:ind w:left="1440" w:hanging="360"/>
+      </w:pPr>
+    </w:lvl>
+    <w:lvl w:ilvl="2" w:tentative="1">
+      <w:start w:val="1"/>
+      <w:numFmt w:val="decimal"/>
+      <w:lvlText w:val="%3."/>
+      <w:lvlJc w:val="left"/>
+      <w:pPr>
+        <w:tabs>
+          <w:tab w:val="num" w:pos="2160"/>
+        </w:tabs>
+        <w:ind w:left="2160" w:hanging="360"/>
+      </w:pPr>
+    </w:lvl>
+    <w:lvl w:ilvl="3" w:tentative="1">
+      <w:start w:val="1"/>
+      <w:numFmt w:val="decimal"/>
+      <w:lvlText w:val="%4."/>
+      <w:lvlJc w:val="left"/>
+      <w:pPr>
+        <w:tabs>
+          <w:tab w:val="num" w:pos="2880"/>
+        </w:tabs>
+        <w:ind w:left="2880" w:hanging="360"/>
+      </w:pPr>
+    </w:lvl>
+    <w:lvl w:ilvl="4" w:tentative="1">
+      <w:start w:val="1"/>
+      <w:numFmt w:val="decimal"/>
+      <w:lvlText w:val="%5."/>
+      <w:lvlJc w:val="left"/>
+      <w:pPr>
+        <w:tabs>
+          <w:tab w:val="num" w:pos="3600"/>
+        </w:tabs>
+        <w:ind w:left="3600" w:hanging="360"/>
+      </w:pPr>
+    </w:lvl>
+    <w:lvl w:ilvl="5" w:tentative="1">
+      <w:start w:val="1"/>
+      <w:numFmt w:val="decimal"/>
+      <w:lvlText w:val="%6."/>
+      <w:lvlJc w:val="left"/>
+      <w:pPr>
+        <w:tabs>
+          <w:tab w:val="num" w:pos="4320"/>
+        </w:tabs>
+        <w:ind w:left="4320" w:hanging="360"/>
+      </w:pPr>
+    </w:lvl>
+    <w:lvl w:ilvl="6" w:tentative="1">
+      <w:start w:val="1"/>
+      <w:numFmt w:val="decimal"/>
+      <w:lvlText w:val="%7."/>
+      <w:lvlJc w:val="left"/>
+      <w:pPr>
+        <w:tabs>
+          <w:tab w:val="num" w:pos="5040"/>
+        </w:tabs>
+        <w:ind w:left="5040" w:hanging="360"/>
+      </w:pPr>
+    </w:lvl>
+    <w:lvl w:ilvl="7" w:tentative="1">
+      <w:start w:val="1"/>
+      <w:numFmt w:val="decimal"/>
+      <w:lvlText w:val="%8."/>
+      <w:lvlJc w:val="left"/>
+      <w:pPr>
+        <w:tabs>
+          <w:tab w:val="num" w:pos="5760"/>
+        </w:tabs>
+        <w:ind w:left="5760" w:hanging="360"/>
+      </w:pPr>
+    </w:lvl>
+    <w:lvl w:ilvl="8" w:tentative="1">
+      <w:start w:val="1"/>
+      <w:numFmt w:val="decimal"/>
+      <w:lvlText w:val="%9."/>
+      <w:lvlJc w:val="left"/>
+      <w:pPr>
+        <w:tabs>
+          <w:tab w:val="num" w:pos="6480"/>
+        </w:tabs>
+        <w:ind w:left="6480" w:hanging="360"/>
+      </w:pPr>
+    </w:lvl>
+  </w:abstractNum>
+  <w:abstractNum w:abstractNumId="12" w15:restartNumberingAfterBreak="0">
+    <w:nsid w:val="6C73506E"/>
+    <w:multiLevelType w:val="multilevel"/>
+    <w:tmpl w:val="C5945C9A"/>
+    <w:lvl w:ilvl="0">
+      <w:start w:val="1"/>
+      <w:numFmt w:val="decimal"/>
+      <w:lvlText w:val="%1."/>
+      <w:lvlJc w:val="left"/>
+      <w:pPr>
+        <w:tabs>
+          <w:tab w:val="num" w:pos="720"/>
+        </w:tabs>
+        <w:ind w:left="720" w:hanging="360"/>
+      </w:pPr>
+    </w:lvl>
+    <w:lvl w:ilvl="1" w:tentative="1">
+      <w:start w:val="1"/>
+      <w:numFmt w:val="decimal"/>
+      <w:lvlText w:val="%2."/>
+      <w:lvlJc w:val="left"/>
+      <w:pPr>
+        <w:tabs>
+          <w:tab w:val="num" w:pos="1440"/>
+        </w:tabs>
+        <w:ind w:left="1440" w:hanging="360"/>
+      </w:pPr>
+    </w:lvl>
+    <w:lvl w:ilvl="2" w:tentative="1">
+      <w:start w:val="1"/>
+      <w:numFmt w:val="decimal"/>
+      <w:lvlText w:val="%3."/>
+      <w:lvlJc w:val="left"/>
+      <w:pPr>
+        <w:tabs>
+          <w:tab w:val="num" w:pos="2160"/>
+        </w:tabs>
+        <w:ind w:left="2160" w:hanging="360"/>
+      </w:pPr>
+    </w:lvl>
+    <w:lvl w:ilvl="3" w:tentative="1">
+      <w:start w:val="1"/>
+      <w:numFmt w:val="decimal"/>
+      <w:lvlText w:val="%4."/>
+      <w:lvlJc w:val="left"/>
+      <w:pPr>
+        <w:tabs>
+          <w:tab w:val="num" w:pos="2880"/>
+        </w:tabs>
+        <w:ind w:left="2880" w:hanging="360"/>
+      </w:pPr>
+    </w:lvl>
+    <w:lvl w:ilvl="4" w:tentative="1">
+      <w:start w:val="1"/>
+      <w:numFmt w:val="decimal"/>
+      <w:lvlText w:val="%5."/>
+      <w:lvlJc w:val="left"/>
+      <w:pPr>
+        <w:tabs>
+          <w:tab w:val="num" w:pos="3600"/>
+        </w:tabs>
+        <w:ind w:left="3600" w:hanging="360"/>
+      </w:pPr>
+    </w:lvl>
+    <w:lvl w:ilvl="5" w:tentative="1">
+      <w:start w:val="1"/>
+      <w:numFmt w:val="decimal"/>
+      <w:lvlText w:val="%6."/>
+      <w:lvlJc w:val="left"/>
+      <w:pPr>
+        <w:tabs>
+          <w:tab w:val="num" w:pos="4320"/>
+        </w:tabs>
+        <w:ind w:left="4320" w:hanging="360"/>
+      </w:pPr>
+    </w:lvl>
+    <w:lvl w:ilvl="6" w:tentative="1">
+      <w:start w:val="1"/>
+      <w:numFmt w:val="decimal"/>
+      <w:lvlText w:val="%7."/>
+      <w:lvlJc w:val="left"/>
+      <w:pPr>
+        <w:tabs>
+          <w:tab w:val="num" w:pos="5040"/>
+        </w:tabs>
+        <w:ind w:left="5040" w:hanging="360"/>
+      </w:pPr>
+    </w:lvl>
+    <w:lvl w:ilvl="7" w:tentative="1">
+      <w:start w:val="1"/>
+      <w:numFmt w:val="decimal"/>
+      <w:lvlText w:val="%8."/>
+      <w:lvlJc w:val="left"/>
+      <w:pPr>
+        <w:tabs>
+          <w:tab w:val="num" w:pos="5760"/>
+        </w:tabs>
+        <w:ind w:left="5760" w:hanging="360"/>
+      </w:pPr>
+    </w:lvl>
+    <w:lvl w:ilvl="8" w:tentative="1">
+      <w:start w:val="1"/>
+      <w:numFmt w:val="decimal"/>
+      <w:lvlText w:val="%9."/>
+      <w:lvlJc w:val="left"/>
+      <w:pPr>
+        <w:tabs>
+          <w:tab w:val="num" w:pos="6480"/>
+        </w:tabs>
+        <w:ind w:left="6480" w:hanging="360"/>
+      </w:pPr>
+    </w:lvl>
+  </w:abstractNum>
+  <w:abstractNum w:abstractNumId="13" w15:restartNumberingAfterBreak="0">
+    <w:nsid w:val="706E748E"/>
+    <w:multiLevelType w:val="multilevel"/>
+    <w:tmpl w:val="79228164"/>
+    <w:lvl w:ilvl="0">
+      <w:start w:val="10"/>
+      <w:numFmt w:val="decimal"/>
+      <w:lvlText w:val="%1."/>
+      <w:lvlJc w:val="left"/>
+      <w:pPr>
+        <w:tabs>
+          <w:tab w:val="num" w:pos="720"/>
+        </w:tabs>
+        <w:ind w:left="720" w:hanging="360"/>
+      </w:pPr>
+    </w:lvl>
+    <w:lvl w:ilvl="1" w:tentative="1">
+      <w:start w:val="1"/>
+      <w:numFmt w:val="decimal"/>
+      <w:lvlText w:val="%2."/>
+      <w:lvlJc w:val="left"/>
+      <w:pPr>
+        <w:tabs>
+          <w:tab w:val="num" w:pos="1440"/>
+        </w:tabs>
+        <w:ind w:left="1440" w:hanging="360"/>
+      </w:pPr>
+    </w:lvl>
+    <w:lvl w:ilvl="2" w:tentative="1">
+      <w:start w:val="1"/>
+      <w:numFmt w:val="decimal"/>
+      <w:lvlText w:val="%3."/>
+      <w:lvlJc w:val="left"/>
+      <w:pPr>
+        <w:tabs>
+          <w:tab w:val="num" w:pos="2160"/>
+        </w:tabs>
+        <w:ind w:left="2160" w:hanging="360"/>
+      </w:pPr>
+    </w:lvl>
+    <w:lvl w:ilvl="3" w:tentative="1">
+      <w:start w:val="1"/>
+      <w:numFmt w:val="decimal"/>
+      <w:lvlText w:val="%4."/>
+      <w:lvlJc w:val="left"/>
+      <w:pPr>
+        <w:tabs>
+          <w:tab w:val="num" w:pos="2880"/>
+        </w:tabs>
+        <w:ind w:left="2880" w:hanging="360"/>
+      </w:pPr>
+    </w:lvl>
+    <w:lvl w:ilvl="4" w:tentative="1">
+      <w:start w:val="1"/>
+      <w:numFmt w:val="decimal"/>
+      <w:lvlText w:val="%5."/>
+      <w:lvlJc w:val="left"/>
+      <w:pPr>
+        <w:tabs>
+          <w:tab w:val="num" w:pos="3600"/>
+        </w:tabs>
+        <w:ind w:left="3600" w:hanging="360"/>
+      </w:pPr>
+    </w:lvl>
+    <w:lvl w:ilvl="5" w:tentative="1">
+      <w:start w:val="1"/>
+      <w:numFmt w:val="decimal"/>
+      <w:lvlText w:val="%6."/>
+      <w:lvlJc w:val="left"/>
+      <w:pPr>
+        <w:tabs>
+          <w:tab w:val="num" w:pos="4320"/>
+        </w:tabs>
+        <w:ind w:left="4320" w:hanging="360"/>
+      </w:pPr>
+    </w:lvl>
+    <w:lvl w:ilvl="6" w:tentative="1">
+      <w:start w:val="1"/>
+      <w:numFmt w:val="decimal"/>
+      <w:lvlText w:val="%7."/>
+      <w:lvlJc w:val="left"/>
+      <w:pPr>
+        <w:tabs>
+          <w:tab w:val="num" w:pos="5040"/>
+        </w:tabs>
+        <w:ind w:left="5040" w:hanging="360"/>
+      </w:pPr>
+    </w:lvl>
+    <w:lvl w:ilvl="7" w:tentative="1">
+      <w:start w:val="1"/>
+      <w:numFmt w:val="decimal"/>
+      <w:lvlText w:val="%8."/>
+      <w:lvlJc w:val="left"/>
+      <w:pPr>
+        <w:tabs>
+          <w:tab w:val="num" w:pos="5760"/>
+        </w:tabs>
+        <w:ind w:left="5760" w:hanging="360"/>
+      </w:pPr>
+    </w:lvl>
+    <w:lvl w:ilvl="8" w:tentative="1">
+      <w:start w:val="1"/>
+      <w:numFmt w:val="decimal"/>
+      <w:lvlText w:val="%9."/>
+      <w:lvlJc w:val="left"/>
+      <w:pPr>
+        <w:tabs>
+          <w:tab w:val="num" w:pos="6480"/>
+        </w:tabs>
+        <w:ind w:left="6480" w:hanging="360"/>
+      </w:pPr>
+    </w:lvl>
+  </w:abstractNum>
   <w:num w:numId="1" w16cid:durableId="1374766306">
+    <w:abstractNumId w:val="6"/>
+  </w:num>
+  <w:num w:numId="2" w16cid:durableId="1312634850">
+    <w:abstractNumId w:val="8"/>
+  </w:num>
+  <w:num w:numId="3" w16cid:durableId="595139030">
     <w:abstractNumId w:val="0"/>
+    <w:lvlOverride w:ilvl="0">
+      <w:lvl w:ilvl="0">
+        <w:numFmt w:val="decimal"/>
+        <w:lvlText w:val="%1."/>
+        <w:lvlJc w:val="left"/>
+      </w:lvl>
+    </w:lvlOverride>
+  </w:num>
+  <w:num w:numId="4" w16cid:durableId="601761745">
+    <w:abstractNumId w:val="0"/>
+    <w:lvlOverride w:ilvl="0">
+      <w:lvl w:ilvl="0">
+        <w:numFmt w:val="decimal"/>
+        <w:lvlText w:val="%1."/>
+        <w:lvlJc w:val="left"/>
+      </w:lvl>
+    </w:lvlOverride>
+  </w:num>
+  <w:num w:numId="5" w16cid:durableId="673872726">
+    <w:abstractNumId w:val="0"/>
+    <w:lvlOverride w:ilvl="0">
+      <w:lvl w:ilvl="0">
+        <w:numFmt w:val="decimal"/>
+        <w:lvlText w:val="%1."/>
+        <w:lvlJc w:val="left"/>
+      </w:lvl>
+    </w:lvlOverride>
+  </w:num>
+  <w:num w:numId="6" w16cid:durableId="1529758513">
+    <w:abstractNumId w:val="11"/>
+    <w:lvlOverride w:ilvl="0">
+      <w:lvl w:ilvl="0">
+        <w:numFmt w:val="decimal"/>
+        <w:lvlText w:val="%1."/>
+        <w:lvlJc w:val="left"/>
+      </w:lvl>
+    </w:lvlOverride>
+  </w:num>
+  <w:num w:numId="7" w16cid:durableId="1005979513">
+    <w:abstractNumId w:val="11"/>
+    <w:lvlOverride w:ilvl="0">
+      <w:lvl w:ilvl="0">
+        <w:numFmt w:val="decimal"/>
+        <w:lvlText w:val="%1."/>
+        <w:lvlJc w:val="left"/>
+      </w:lvl>
+    </w:lvlOverride>
+  </w:num>
+  <w:num w:numId="8" w16cid:durableId="307902084">
+    <w:abstractNumId w:val="4"/>
+    <w:lvlOverride w:ilvl="0">
+      <w:lvl w:ilvl="0">
+        <w:numFmt w:val="decimal"/>
+        <w:lvlText w:val="%1."/>
+        <w:lvlJc w:val="left"/>
+      </w:lvl>
+    </w:lvlOverride>
+  </w:num>
+  <w:num w:numId="9" w16cid:durableId="52657760">
+    <w:abstractNumId w:val="4"/>
+    <w:lvlOverride w:ilvl="0">
+      <w:lvl w:ilvl="0">
+        <w:numFmt w:val="decimal"/>
+        <w:lvlText w:val="%1."/>
+        <w:lvlJc w:val="left"/>
+      </w:lvl>
+    </w:lvlOverride>
+  </w:num>
+  <w:num w:numId="10" w16cid:durableId="653801932">
+    <w:abstractNumId w:val="4"/>
+    <w:lvlOverride w:ilvl="0">
+      <w:lvl w:ilvl="0">
+        <w:numFmt w:val="decimal"/>
+        <w:lvlText w:val="%1."/>
+        <w:lvlJc w:val="left"/>
+      </w:lvl>
+    </w:lvlOverride>
+  </w:num>
+  <w:num w:numId="11" w16cid:durableId="1942302860">
+    <w:abstractNumId w:val="13"/>
+    <w:lvlOverride w:ilvl="0">
+      <w:lvl w:ilvl="0">
+        <w:numFmt w:val="decimal"/>
+        <w:lvlText w:val="%1."/>
+        <w:lvlJc w:val="left"/>
+      </w:lvl>
+    </w:lvlOverride>
+  </w:num>
+  <w:num w:numId="12" w16cid:durableId="2071420973">
+    <w:abstractNumId w:val="10"/>
+  </w:num>
+  <w:num w:numId="13" w16cid:durableId="2088842274">
+    <w:abstractNumId w:val="12"/>
+  </w:num>
+  <w:num w:numId="14" w16cid:durableId="1229224852">
+    <w:abstractNumId w:val="7"/>
+  </w:num>
+  <w:num w:numId="15" w16cid:durableId="1422414840">
+    <w:abstractNumId w:val="5"/>
+    <w:lvlOverride w:ilvl="0">
+      <w:lvl w:ilvl="0">
+        <w:numFmt w:val="decimal"/>
+        <w:lvlText w:val="%1."/>
+        <w:lvlJc w:val="left"/>
+      </w:lvl>
+    </w:lvlOverride>
+  </w:num>
+  <w:num w:numId="16" w16cid:durableId="173810450">
+    <w:abstractNumId w:val="9"/>
+  </w:num>
+  <w:num w:numId="17" w16cid:durableId="2135752787">
+    <w:abstractNumId w:val="2"/>
+  </w:num>
+  <w:num w:numId="18" w16cid:durableId="1151823634">
+    <w:abstractNumId w:val="1"/>
+    <w:lvlOverride w:ilvl="0">
+      <w:lvl w:ilvl="0">
+        <w:numFmt w:val="decimal"/>
+        <w:lvlText w:val="%1."/>
+        <w:lvlJc w:val="left"/>
+      </w:lvl>
+    </w:lvlOverride>
+  </w:num>
+  <w:num w:numId="19" w16cid:durableId="624310927">
+    <w:abstractNumId w:val="3"/>
+    <w:lvlOverride w:ilvl="0">
+      <w:lvl w:ilvl="0">
+        <w:numFmt w:val="decimal"/>
+        <w:lvlText w:val="%1."/>
+        <w:lvlJc w:val="left"/>
+      </w:lvl>
+    </w:lvlOverride>
   </w:num>
 </w:numbering>
 </file>
 
 <file path=word/styles.xml><?xml version="1.0" encoding="utf-8"?>
-<w:styles xmlns:mc="http://schemas.openxmlformats.org/markup-compatibility/2006" xmlns:r="http://schemas.openxmlformats.org/officeDocument/2006/relationships" xmlns:w="http://schemas.openxmlformats.org/wordprocessingml/2006/main" xmlns:w14="http://schemas.microsoft.com/office/word/2010/wordml" xmlns:w15="http://schemas.microsoft.com/office/word/2012/wordml" xmlns:w16cex="http://schemas.microsoft.com/office/word/2018/wordml/cex" xmlns:w16cid="http://schemas.microsoft.com/office/word/2016/wordml/cid" xmlns:w16="http://schemas.microsoft.com/office/word/2018/wordml" xmlns:w16sdtdh="http://schemas.microsoft.com/office/word/2020/wordml/sdtdatahash" xmlns:w16se="http://schemas.microsoft.com/office/word/2015/wordml/symex" mc:Ignorable="w14 w15 w16se w16cid w16 w16cex w16sdtdh">
+<w:styles xmlns:mc="http://schemas.openxmlformats.org/markup-compatibility/2006" xmlns:r="http://schemas.openxmlformats.org/officeDocument/2006/relationships" xmlns:w="http://schemas.openxmlformats.org/wordprocessingml/2006/main" xmlns:w14="http://schemas.microsoft.com/office/word/2010/wordml" xmlns:w15="http://schemas.microsoft.com/office/word/2012/wordml" xmlns:w16cex="http://schemas.microsoft.com/office/word/2018/wordml/cex" xmlns:w16cid="http://schemas.microsoft.com/office/word/2016/wordml/cid" xmlns:w16="http://schemas.microsoft.com/office/word/2018/wordml" xmlns:w16du="http://schemas.microsoft.com/office/word/2023/wordml/word16du" xmlns:w16sdtdh="http://schemas.microsoft.com/office/word/2020/wordml/sdtdatahash" xmlns:w16sdtfl="http://schemas.microsoft.com/office/word/2024/wordml/sdtformatlock" xmlns:w16se="http://schemas.microsoft.com/office/word/2015/wordml/symex" mc:Ignorable="w14 w15 w16se w16cid w16 w16cex w16sdtdh w16sdtfl w16du">
   <w:docDefaults>
     <w:rPrDefault>
       <w:rPr>
